--- a/downloads/workbook/ai-4-week-11.docx
+++ b/downloads/workbook/ai-4-week-11.docx
@@ -1292,6 +1292,178 @@
         <w:t>Project connection: For your Responsible Plant Classifier, save the input, procedure, observed result and limitation of this check. Label this worked example as practice; use a different, previously unreviewed case when checking independent understanding.</w:t>
       </w:r>
     </w:p>
+    <w:p>
+      <w:pPr>
+        <w:pStyle w:val="Heading1"/>
+      </w:pPr>
+      <w:r>
+        <w:t>19. Project portfolio milestone</w:t>
+      </w:r>
+    </w:p>
+    <w:p>
+      <w:r>
+        <w:t>Project: Responsible Plant Classifier</w:t>
+      </w:r>
+    </w:p>
+    <w:p>
+      <w:r>
+        <w:t>Current milestone: Make a transparent first version. Keep a trace of how one input becomes an output; explain the rule or learned component.</w:t>
+      </w:r>
+    </w:p>
+    <w:p>
+      <w:r>
+        <w:t>For your Responsible Plant Classifier, save the input, procedure, observed result and limitation of this check. Label this worked example as practice; use a different, previously unreviewed case when checking independent understanding.</w:t>
+      </w:r>
+    </w:p>
+    <w:tbl>
+      <w:tblPr>
+        <w:tblStyle w:val="LightShading-Accent1"/>
+        <w:tblW w:type="auto" w:w="0"/>
+        <w:tblLook w:firstColumn="1" w:firstRow="1" w:lastColumn="0" w:lastRow="0" w:noHBand="0" w:noVBand="1" w:val="04A0"/>
+      </w:tblPr>
+      <w:tblGrid>
+        <w:gridCol w:w="5112"/>
+        <w:gridCol w:w="5112"/>
+      </w:tblGrid>
+      <w:tr>
+        <w:trPr>
+          <w:tblHeader/>
+        </w:trPr>
+        <w:tc>
+          <w:tcPr>
+            <w:tcW w:type="dxa" w:w="5112"/>
+          </w:tcPr>
+          <w:p>
+            <w:r>
+              <w:t>Evidence to keep</w:t>
+            </w:r>
+          </w:p>
+        </w:tc>
+        <w:tc>
+          <w:tcPr>
+            <w:tcW w:type="dxa" w:w="5112"/>
+          </w:tcPr>
+          <w:p>
+            <w:r>
+              <w:t>My record</w:t>
+            </w:r>
+          </w:p>
+        </w:tc>
+      </w:tr>
+      <w:tr>
+        <w:tc>
+          <w:tcPr>
+            <w:tcW w:type="dxa" w:w="5112"/>
+          </w:tcPr>
+          <w:p>
+            <w:r>
+              <w:t>This week’s input and deciding step</w:t>
+            </w:r>
+          </w:p>
+        </w:tc>
+        <w:tc>
+          <w:tcPr>
+            <w:tcW w:type="dxa" w:w="5112"/>
+          </w:tcPr>
+          <w:p>
+            <w:r/>
+          </w:p>
+        </w:tc>
+      </w:tr>
+      <w:tr>
+        <w:tc>
+          <w:tcPr>
+            <w:tcW w:type="dxa" w:w="5112"/>
+          </w:tcPr>
+          <w:p>
+            <w:r>
+              <w:t>Prediction and actual result (or labelled paper trace)</w:t>
+            </w:r>
+          </w:p>
+        </w:tc>
+        <w:tc>
+          <w:tcPr>
+            <w:tcW w:type="dxa" w:w="5112"/>
+          </w:tcPr>
+          <w:p>
+            <w:r/>
+          </w:p>
+        </w:tc>
+      </w:tr>
+      <w:tr>
+        <w:tc>
+          <w:tcPr>
+            <w:tcW w:type="dxa" w:w="5112"/>
+          </w:tcPr>
+          <w:p>
+            <w:r>
+              <w:t>One change since the previous checkpoint and why</w:t>
+            </w:r>
+          </w:p>
+        </w:tc>
+        <w:tc>
+          <w:tcPr>
+            <w:tcW w:type="dxa" w:w="5112"/>
+          </w:tcPr>
+          <w:p>
+            <w:r/>
+          </w:p>
+        </w:tc>
+      </w:tr>
+      <w:tr>
+        <w:tc>
+          <w:tcPr>
+            <w:tcW w:type="dxa" w:w="5112"/>
+          </w:tcPr>
+          <w:p>
+            <w:r>
+              <w:t>One error or limit and the next test</w:t>
+            </w:r>
+          </w:p>
+        </w:tc>
+        <w:tc>
+          <w:tcPr>
+            <w:tcW w:type="dxa" w:w="5112"/>
+          </w:tcPr>
+          <w:p>
+            <w:r/>
+          </w:p>
+        </w:tc>
+      </w:tr>
+    </w:tbl>
+    <w:p>
+      <w:pPr>
+        <w:pStyle w:val="Heading3"/>
+      </w:pPr>
+      <w:r>
+        <w:t>Explain what this week adds to your project. Reuse last week’s record rather than starting again.</w:t>
+      </w:r>
+    </w:p>
+    <w:p>
+      <w:r>
+        <w:t>________________________________________________________________</w:t>
+      </w:r>
+    </w:p>
+    <w:p>
+      <w:r>
+        <w:t>________________________________________________________________</w:t>
+      </w:r>
+    </w:p>
+    <w:p>
+      <w:r>
+        <w:t>________________________________________________________________</w:t>
+      </w:r>
+    </w:p>
+    <w:p>
+      <w:r>
+        <w:t>________________________________________________________________</w:t>
+      </w:r>
+    </w:p>
+    <w:p>
+      <w:r>
+        <w:t>________________________________________________________________</w:t>
+      </w:r>
+    </w:p>
     <w:sectPr>
       <w:pgSz w:w="12240" w:h="15840"/>
       <w:pgMar w:top="936" w:right="1008" w:bottom="936" w:left="1008" w:header="720" w:footer="720" w:gutter="0"/>

--- a/downloads/workbook/ai-4-week-11.docx
+++ b/downloads/workbook/ai-4-week-11.docx
@@ -1464,6 +1464,248 @@
         <w:t>________________________________________________________________</w:t>
       </w:r>
     </w:p>
+    <w:p>
+      <w:pPr>
+        <w:pStyle w:val="Heading1"/>
+      </w:pPr>
+      <w:r>
+        <w:t>20. Supported practice and learning evidence</w:t>
+      </w:r>
+    </w:p>
+    <w:p>
+      <w:r>
+        <w:t>Use this supported practice once, in the browser or on paper. Keep the reserved independent assessment for a separate first attempt before teacher feedback.</w:t>
+      </w:r>
+    </w:p>
+    <w:p>
+      <w:r>
+        <w:t>Trace a small fitted tree, including its exact boundary.</w:t>
+      </w:r>
+    </w:p>
+    <w:p>
+      <w:pPr>
+        <w:pStyle w:val="Heading3"/>
+      </w:pPr>
+      <w:r>
+        <w:t>Practice 1: explain the deciding evidence</w:t>
+      </w:r>
+    </w:p>
+    <w:p>
+      <w:r>
+        <w:t>Which labelled step matches this detail? N lacks a count, so use review rather than inventing zero.</w:t>
+      </w:r>
+    </w:p>
+    <w:p>
+      <w:r>
+        <w:t>1. Read boundary</w:t>
+      </w:r>
+    </w:p>
+    <w:p>
+      <w:r>
+        <w:t>2. Read first branch</w:t>
+      </w:r>
+    </w:p>
+    <w:p>
+      <w:r>
+        <w:t>3. Stop missing path</w:t>
+      </w:r>
+    </w:p>
+    <w:p>
+      <w:pPr>
+        <w:pStyle w:val="Heading3"/>
+      </w:pPr>
+      <w:r>
+        <w:t>My selected conclusion, deciding fact and explanation</w:t>
+      </w:r>
+    </w:p>
+    <w:p>
+      <w:r>
+        <w:t>________________________________________________________________</w:t>
+      </w:r>
+    </w:p>
+    <w:p>
+      <w:r>
+        <w:t>________________________________________________________________</w:t>
+      </w:r>
+    </w:p>
+    <w:p>
+      <w:r>
+        <w:t>________________________________________________________________</w:t>
+      </w:r>
+    </w:p>
+    <w:p>
+      <w:r>
+        <w:t>________________________________________________________________</w:t>
+      </w:r>
+    </w:p>
+    <w:p>
+      <w:r>
+        <w:t>________________________________________________________________</w:t>
+      </w:r>
+    </w:p>
+    <w:p>
+      <w:r>
+        <w:t>Hint if needed: Read the steps in the pictorial case. Match the supplied detail to the stage that performs or records it.</w:t>
+      </w:r>
+    </w:p>
+    <w:p>
+      <w:r>
+        <w:t>After your attempt, compare with the supported explanation: Stop missing path N lacks a count, so use review rather than inventing zero. Read the picture in order. N lacks a count, so use review rather than inventing zero. The arrows show which recorded input or intermediate result each decision uses. Explain the deciding step aloud before checking the changed case; pointing to the final answer alone does not show how it follows.</w:t>
+      </w:r>
+    </w:p>
+    <w:p>
+      <w:pPr>
+        <w:pStyle w:val="Heading3"/>
+      </w:pPr>
+      <w:r>
+        <w:t>Practice 2: explain the deciding evidence</w:t>
+      </w:r>
+    </w:p>
+    <w:p>
+      <w:r>
+        <w:t>Changed-case practice: The stored rule changes to visible_spots&gt;2. Which conclusion is supported by the supplied facts?</w:t>
+      </w:r>
+    </w:p>
+    <w:p>
+      <w:r>
+        <w:t>1. We can decide the result without examining the changed input or the procedure.</w:t>
+      </w:r>
+    </w:p>
+    <w:p>
+      <w:r>
+        <w:t>2. This one example guarantees correct results for every future input.</w:t>
+      </w:r>
+    </w:p>
+    <w:p>
+      <w:r>
+        <w:t>3. M is now predicted healthy.</w:t>
+      </w:r>
+    </w:p>
+    <w:p>
+      <w:pPr>
+        <w:pStyle w:val="Heading3"/>
+      </w:pPr>
+      <w:r>
+        <w:t>My selected conclusion, deciding fact and explanation</w:t>
+      </w:r>
+    </w:p>
+    <w:p>
+      <w:r>
+        <w:t>________________________________________________________________</w:t>
+      </w:r>
+    </w:p>
+    <w:p>
+      <w:r>
+        <w:t>________________________________________________________________</w:t>
+      </w:r>
+    </w:p>
+    <w:p>
+      <w:r>
+        <w:t>________________________________________________________________</w:t>
+      </w:r>
+    </w:p>
+    <w:p>
+      <w:r>
+        <w:t>________________________________________________________________</w:t>
+      </w:r>
+    </w:p>
+    <w:p>
+      <w:r>
+        <w:t>________________________________________________________________</w:t>
+      </w:r>
+    </w:p>
+    <w:p>
+      <w:r>
+        <w:t>Hint if needed: Use the changed condition and the deciding step in the pictorial trace. The answer must say what follows from those facts.</w:t>
+      </w:r>
+    </w:p>
+    <w:p>
+      <w:r>
+        <w:t>After your attempt, compare with the supported explanation: M is now predicted healthy. Changing &gt;= to &gt; moves the exact value 2 to the other branch.</w:t>
+      </w:r>
+    </w:p>
+    <w:p>
+      <w:pPr>
+        <w:pStyle w:val="Heading3"/>
+      </w:pPr>
+      <w:r>
+        <w:t>Repair a missing building block</w:t>
+      </w:r>
+    </w:p>
+    <w:p>
+      <w:r>
+        <w:t>Review Baselines First (ai-4/10). Goal: Fit a majority label baseline using training labels only. Short practice: Can the candidate’s training accuracy replace this validation comparison? Point to the relevant step in the picture, then write the changed result and the rule or evidence that supports it.. Return to this week and explain what you changed.</w:t>
+      </w:r>
+    </w:p>
+    <w:p>
+      <w:r>
+        <w:t>Review Leakage (ai-4/8). Goal: Choose a split unit that matches the intended prediction claim. Short practice: How many independently new plant identities are in the original test? Point to the relevant step in the picture, then write the changed result and the rule or evidence that supports it.. Return to this week and explain what you changed.</w:t>
+      </w:r>
+    </w:p>
+    <w:p>
+      <w:r>
+        <w:t>Review Inspect Before Modeling (ai-4/5). Goal: Inspect row meaning missing values and repeated records. Short practice: Which original information should the inspection log preserve? Point to the relevant step in the picture, then write the changed result and the rule or evidence that supports it.. Return to this week and explain what you changed.</w:t>
+      </w:r>
+    </w:p>
+    <w:p>
+      <w:pPr>
+        <w:pStyle w:val="Heading3"/>
+      </w:pPr>
+      <w:r>
+        <w:t>Predict, run and debug</w:t>
+      </w:r>
+    </w:p>
+    <w:p>
+      <w:r>
+        <w:t>The browser lab lets you edit the supported Python examples already included in this lesson. Predict first, run, inspect the actual output or error, change one input, then run again. Keep code, predictions, actual results and a reasoned revision together. On paper, label your result as a trace rather than an execution.</w:t>
+      </w:r>
+    </w:p>
+    <w:p>
+      <w:pPr>
+        <w:pStyle w:val="Heading3"/>
+      </w:pPr>
+      <w:r>
+        <w:t>Keep your completed work</w:t>
+      </w:r>
+    </w:p>
+    <w:p>
+      <w:r>
+        <w:t>Use Download completed work in the hosted lesson to export your answers, reflections, practice feedback and code-run evidence. Open the HTML copy to read or print it. Drafts stay in this browser when storage is available; clear drafts on a shared device.</w:t>
+      </w:r>
+    </w:p>
+    <w:p>
+      <w:pPr>
+        <w:pStyle w:val="Heading3"/>
+      </w:pPr>
+      <w:r>
+        <w:t>What I repaired, the evidence I kept and the next test</w:t>
+      </w:r>
+    </w:p>
+    <w:p>
+      <w:r>
+        <w:t>________________________________________________________________</w:t>
+      </w:r>
+    </w:p>
+    <w:p>
+      <w:r>
+        <w:t>________________________________________________________________</w:t>
+      </w:r>
+    </w:p>
+    <w:p>
+      <w:r>
+        <w:t>________________________________________________________________</w:t>
+      </w:r>
+    </w:p>
+    <w:p>
+      <w:r>
+        <w:t>________________________________________________________________</w:t>
+      </w:r>
+    </w:p>
+    <w:p>
+      <w:r>
+        <w:t>________________________________________________________________</w:t>
+      </w:r>
+    </w:p>
     <w:sectPr>
       <w:pgSz w:w="12240" w:h="15840"/>
       <w:pgMar w:top="936" w:right="1008" w:bottom="936" w:left="1008" w:header="720" w:footer="720" w:gutter="0"/>

--- a/downloads/workbook/ai-4-week-11.docx
+++ b/downloads/workbook/ai-4-week-11.docx
@@ -30,6 +30,17 @@
     </w:p>
     <w:p>
       <w:r>
+        <w:t>Record your starting explanation for Decision Trees before opening notes. Show any later correction separately.</w:t>
+      </w:r>
+    </w:p>
+    <w:p>
+      <w:pPr>
+        <w:spacing w:line="336" w:lineRule="auto" w:after="180"/>
+      </w:pPr>
+      <w:r>
+        <w:rPr>
+          <w:b w:val="0"/>
+        </w:rPr>
         <w:t>Try the recall before opening notes. Then use a different colour or a labelled second line to correct your explanation.</w:t>
       </w:r>
     </w:p>
@@ -42,7 +53,13 @@
       </w:r>
     </w:p>
     <w:p>
-      <w:r>
+      <w:pPr>
+        <w:spacing w:line="336" w:lineRule="auto" w:after="180"/>
+      </w:pPr>
+      <w:r>
+        <w:rPr>
+          <w:b w:val="0"/>
+        </w:rPr>
         <w:t>Without opening the old lesson, explain one key idea from Baselines First. Give an example and a mistake that the idea helps you avoid.</w:t>
       </w:r>
     </w:p>
@@ -78,7 +95,13 @@
       </w:r>
     </w:p>
     <w:p>
-      <w:r>
+      <w:pPr>
+        <w:spacing w:line="336" w:lineRule="auto" w:after="180"/>
+      </w:pPr>
+      <w:r>
+        <w:rPr>
+          <w:b w:val="0"/>
+        </w:rPr>
         <w:t>Without opening the old lesson, explain one key idea from Leakage. Give an example and a mistake that the idea helps you avoid.</w:t>
       </w:r>
     </w:p>
@@ -114,7 +137,13 @@
       </w:r>
     </w:p>
     <w:p>
-      <w:r>
+      <w:pPr>
+        <w:spacing w:line="336" w:lineRule="auto" w:after="180"/>
+      </w:pPr>
+      <w:r>
+        <w:rPr>
+          <w:b w:val="0"/>
+        </w:rPr>
         <w:t>Without opening the old lesson, explain one key idea from Inspect Before Modeling. Give an example and a mistake that the idea helps you avoid.</w:t>
       </w:r>
     </w:p>
@@ -151,7 +180,30 @@
     </w:p>
     <w:p>
       <w:r>
-        <w:t>Use W2: Verify the candidate scores for Fitting a decision tree. Record the answer once; the lesson and workbook refer to the same attempt.</w:t>
+        <w:t>Complete the supported Decision Trees trace and record the first step you can explain without help.</w:t>
+      </w:r>
+    </w:p>
+    <w:p>
+      <w:pPr>
+        <w:spacing w:line="336" w:lineRule="auto" w:after="180"/>
+      </w:pPr>
+      <w:r>
+        <w:rPr>
+          <w:b w:val="0"/>
+        </w:rPr>
+        <w:t xml:space="preserve">Use W2: Verify the candidate scores for </w:t>
+      </w:r>
+      <w:r>
+        <w:rPr>
+          <w:b/>
+        </w:rPr>
+        <w:t>Fitting</w:t>
+      </w:r>
+      <w:r>
+        <w:rPr>
+          <w:b w:val="0"/>
+        </w:rPr>
+        <w:t xml:space="preserve"> a decision tree. Record the answer once; the lesson and workbook refer to the same attempt.</w:t>
       </w:r>
     </w:p>
     <w:tbl>
@@ -279,7 +331,53 @@
     </w:p>
     <w:p>
       <w:r>
-        <w:t>Use the worked case for Fitting a decision tree. Proposed explanation: “A near branch must predict blocked”. Decide whether this explanation is supported. Point to the step or supplied fact that decides; explain your repair if needed.</w:t>
+        <w:t>Check the proposed Decision Trees explanation against the supplied facts before discussing it.</w:t>
+      </w:r>
+    </w:p>
+    <w:p>
+      <w:pPr>
+        <w:spacing w:line="336" w:lineRule="auto" w:after="180"/>
+      </w:pPr>
+      <w:r>
+        <w:rPr>
+          <w:b w:val="0"/>
+        </w:rPr>
+        <w:t xml:space="preserve">Use the worked case for </w:t>
+      </w:r>
+      <w:r>
+        <w:rPr>
+          <w:b/>
+        </w:rPr>
+        <w:t>Fitting</w:t>
+      </w:r>
+      <w:r>
+        <w:rPr>
+          <w:b w:val="0"/>
+        </w:rPr>
+        <w:t xml:space="preserve"> a decision tree. Proposed explanation: “A near </w:t>
+      </w:r>
+      <w:r>
+        <w:rPr>
+          <w:b/>
+        </w:rPr>
+        <w:t>branch</w:t>
+      </w:r>
+      <w:r>
+        <w:rPr>
+          <w:b w:val="0"/>
+        </w:rPr>
+        <w:t xml:space="preserve"> must predict blocked”. Decide whether this explanation is supported.</w:t>
+      </w:r>
+    </w:p>
+    <w:p>
+      <w:pPr>
+        <w:spacing w:line="336" w:lineRule="auto" w:after="180"/>
+      </w:pPr>
+      <w:r>
+        <w:rPr>
+          <w:b w:val="0"/>
+        </w:rPr>
+        <w:t>Point to the step or supplied fact that decides; explain your repair if needed.</w:t>
       </w:r>
     </w:p>
     <w:p>
@@ -319,6 +417,11 @@
       </w:r>
     </w:p>
     <w:p>
+      <w:r>
+        <w:t>Write one first attempt at the reserved independent case before feedback. Repeated copies of that case refer to the same recorded attempt.</w:t>
+      </w:r>
+    </w:p>
+    <w:p>
       <w:pPr>
         <w:pStyle w:val="Heading3"/>
       </w:pPr>
@@ -327,7 +430,14 @@
       </w:r>
     </w:p>
     <w:p>
-      <w:r>
+      <w:pPr>
+        <w:spacing w:line="336" w:lineRule="auto" w:after="180"/>
+        <w:shd w:fill="F5F1FB"/>
+      </w:pPr>
+      <w:r>
+        <w:rPr>
+          <w:b w:val="0"/>
+        </w:rPr>
         <w:t>A stored fitted rule says spots &gt;=5 predicts spotted; otherwise healthy. Trace4,5,6 and a missing count. Policy: missing count requires review. Can test labels be used to choose this cutoff?</w:t>
       </w:r>
     </w:p>
@@ -375,7 +485,13 @@
       </w:r>
     </w:p>
     <w:p>
-      <w:r>
+      <w:pPr>
+        <w:spacing w:line="336" w:lineRule="auto" w:after="180"/>
+      </w:pPr>
+      <w:r>
+        <w:rPr>
+          <w:b w:val="0"/>
+        </w:rPr>
         <w:t>Attempt this case before feedback. Record any help. Earlier examples below are further practice; a case already practised with feedback cannot establish fresh transfer.</w:t>
       </w:r>
     </w:p>
@@ -389,7 +505,43 @@
     </w:p>
     <w:p>
       <w:r>
-        <w:t>Rule: if spots&gt;=4 predict spotted, otherwise healthy. Trace 3,4,5 and missing. Does applying this rule demonstrate that training found the threshold?</w:t>
+        <w:t>Connect the Decision Trees target to a trace and a justified conclusion.</w:t>
+      </w:r>
+    </w:p>
+    <w:p>
+      <w:pPr>
+        <w:spacing w:line="336" w:lineRule="auto" w:after="180"/>
+        <w:shd w:fill="F5F1FB"/>
+      </w:pPr>
+      <w:r>
+        <w:rPr>
+          <w:b w:val="0"/>
+        </w:rPr>
+        <w:t xml:space="preserve">Rule: if spots&gt;=4 predict spotted, otherwise healthy. Trace 3,4,5 and missing. Does applying this rule demonstrate that </w:t>
+      </w:r>
+      <w:r>
+        <w:rPr>
+          <w:b/>
+        </w:rPr>
+        <w:t>training</w:t>
+      </w:r>
+      <w:r>
+        <w:rPr>
+          <w:b w:val="0"/>
+        </w:rPr>
+        <w:t xml:space="preserve"> found the </w:t>
+      </w:r>
+      <w:r>
+        <w:rPr>
+          <w:b/>
+        </w:rPr>
+        <w:t>threshold</w:t>
+      </w:r>
+      <w:r>
+        <w:rPr>
+          <w:b w:val="0"/>
+        </w:rPr>
+        <w:t>?</w:t>
       </w:r>
     </w:p>
     <w:p>
@@ -402,17 +554,46 @@
     </w:p>
     <w:p>
       <w:r>
+        <w:t>Solve the supplied Decision Trees case and show the deciding evidence.</w:t>
+      </w:r>
+    </w:p>
+    <w:p>
+      <w:pPr>
+        <w:spacing w:line="336" w:lineRule="auto" w:after="180"/>
+      </w:pPr>
+      <w:r>
+        <w:rPr>
+          <w:b w:val="0"/>
+        </w:rPr>
         <w:t>A supplied tree predicts spotted for spot_count&gt;=3, otherwise healthy.</w:t>
       </w:r>
     </w:p>
     <w:p>
-      <w:r>
+      <w:pPr>
+        <w:spacing w:line="336" w:lineRule="auto" w:after="180"/>
+      </w:pPr>
+      <w:r>
+        <w:rPr>
+          <w:b w:val="0"/>
+        </w:rPr>
         <w:t>Trace 2,3,4 and state boundary.</w:t>
       </w:r>
     </w:p>
     <w:p>
-      <w:r>
-        <w:t>Show your trace, calculation or evidence</w:t>
+      <w:pPr>
+        <w:spacing w:line="336" w:lineRule="auto" w:after="180"/>
+      </w:pPr>
+      <w:r>
+        <w:rPr>
+          <w:b w:val="0"/>
+        </w:rPr>
+        <w:t xml:space="preserve">Show your trace, calculation or </w:t>
+      </w:r>
+      <w:r>
+        <w:rPr>
+          <w:b/>
+        </w:rPr>
+        <w:t>evidence</w:t>
       </w:r>
     </w:p>
     <w:p>
@@ -458,11 +639,41 @@
     </w:p>
     <w:p>
       <w:r>
-        <w:t>A tree predicts fern when leaf_width_cm &lt;= 3 and grass otherwise. Trace widths 2, 3 and 4. Which case checks the boundary?</w:t>
-      </w:r>
-    </w:p>
-    <w:p>
-      <w:r>
+        <w:t>Apply the procedure to the changed case and record why the conclusion follows.</w:t>
+      </w:r>
+    </w:p>
+    <w:p>
+      <w:pPr>
+        <w:spacing w:line="336" w:lineRule="auto" w:after="180"/>
+        <w:shd w:fill="F5F1FB"/>
+      </w:pPr>
+      <w:r>
+        <w:rPr>
+          <w:b w:val="0"/>
+        </w:rPr>
+        <w:t xml:space="preserve">A tree predicts fern when </w:t>
+      </w:r>
+      <w:r>
+        <w:rPr>
+          <w:b/>
+        </w:rPr>
+        <w:t>leaf</w:t>
+      </w:r>
+      <w:r>
+        <w:rPr>
+          <w:b w:val="0"/>
+        </w:rPr>
+        <w:t>_width_cm &lt;= 3 and grass otherwise. Trace widths 2, 3 and 4. Which case checks the boundary?</w:t>
+      </w:r>
+    </w:p>
+    <w:p>
+      <w:pPr>
+        <w:spacing w:line="336" w:lineRule="auto" w:after="180"/>
+      </w:pPr>
+      <w:r>
+        <w:rPr>
+          <w:b w:val="0"/>
+        </w:rPr>
         <w:t>My independent answer and reason</w:t>
       </w:r>
     </w:p>
@@ -517,7 +728,30 @@
     </w:p>
     <w:p>
       <w:r>
-        <w:t>Create a changed input, boundary case or missing-information case. Write the expected answer or safe response before testing.</w:t>
+        <w:t>Specify a changed input, expected result and observation separately.</w:t>
+      </w:r>
+    </w:p>
+    <w:p>
+      <w:pPr>
+        <w:spacing w:line="336" w:lineRule="auto" w:after="180"/>
+      </w:pPr>
+      <w:r>
+        <w:rPr>
+          <w:b w:val="0"/>
+        </w:rPr>
+        <w:t xml:space="preserve">Create a changed </w:t>
+      </w:r>
+      <w:r>
+        <w:rPr>
+          <w:b/>
+        </w:rPr>
+        <w:t>input</w:t>
+      </w:r>
+      <w:r>
+        <w:rPr>
+          <w:b w:val="0"/>
+        </w:rPr>
+        <w:t>, boundary case or missing-information case. Write the expected answer or safe response before testing.</w:t>
       </w:r>
     </w:p>
     <w:tbl>
@@ -646,12 +880,89 @@
     </w:p>
     <w:p>
       <w:r>
-        <w:t>Draw the current Plant Classifier tree and annotate feature, threshold, prediction, and test evidence at each leaf.</w:t>
-      </w:r>
-    </w:p>
-    <w:p>
-      <w:r>
-        <w:t>The project change and evidence I will keep</w:t>
+        <w:t>Justify what Decision Trees adds to Responsible Plant Classifier and keep the evidence.</w:t>
+      </w:r>
+    </w:p>
+    <w:p>
+      <w:pPr>
+        <w:spacing w:line="336" w:lineRule="auto" w:after="180"/>
+      </w:pPr>
+      <w:r>
+        <w:rPr>
+          <w:b w:val="0"/>
+        </w:rPr>
+        <w:t xml:space="preserve">Draw the current Plant Classifier tree and annotate feature, </w:t>
+      </w:r>
+      <w:r>
+        <w:rPr>
+          <w:b/>
+        </w:rPr>
+        <w:t>threshold</w:t>
+      </w:r>
+      <w:r>
+        <w:rPr>
+          <w:b w:val="0"/>
+        </w:rPr>
+        <w:t xml:space="preserve">, </w:t>
+      </w:r>
+      <w:r>
+        <w:rPr>
+          <w:b/>
+        </w:rPr>
+        <w:t>prediction</w:t>
+      </w:r>
+      <w:r>
+        <w:rPr>
+          <w:b w:val="0"/>
+        </w:rPr>
+        <w:t xml:space="preserve">, and test </w:t>
+      </w:r>
+      <w:r>
+        <w:rPr>
+          <w:b/>
+        </w:rPr>
+        <w:t>evidence</w:t>
+      </w:r>
+      <w:r>
+        <w:rPr>
+          <w:b w:val="0"/>
+        </w:rPr>
+        <w:t xml:space="preserve"> at each </w:t>
+      </w:r>
+      <w:r>
+        <w:rPr>
+          <w:b/>
+        </w:rPr>
+        <w:t>leaf</w:t>
+      </w:r>
+      <w:r>
+        <w:rPr>
+          <w:b w:val="0"/>
+        </w:rPr>
+        <w:t>.</w:t>
+      </w:r>
+    </w:p>
+    <w:p>
+      <w:pPr>
+        <w:spacing w:line="336" w:lineRule="auto" w:after="180"/>
+      </w:pPr>
+      <w:r>
+        <w:rPr>
+          <w:b w:val="0"/>
+        </w:rPr>
+        <w:t xml:space="preserve">The project change and </w:t>
+      </w:r>
+      <w:r>
+        <w:rPr>
+          <w:b/>
+        </w:rPr>
+        <w:t>evidence</w:t>
+      </w:r>
+      <w:r>
+        <w:rPr>
+          <w:b w:val="0"/>
+        </w:rPr>
+        <w:t xml:space="preserve"> I will keep</w:t>
       </w:r>
     </w:p>
     <w:p>
@@ -697,11 +1008,54 @@
     </w:p>
     <w:p>
       <w:r>
-        <w:t>I can explain the mechanism. I can show evidence. I can handle a changed case. I can name a limit. Mark each as not yet, with help or independently, and attach supporting work.</w:t>
-      </w:r>
-    </w:p>
-    <w:p>
-      <w:r>
+        <w:t>Judge explanation, evidence, transfer and limits separately; attach the work behind your judgement.</w:t>
+      </w:r>
+    </w:p>
+    <w:p>
+      <w:pPr>
+        <w:pStyle w:val="ListBullet"/>
+      </w:pPr>
+      <w:r>
+        <w:t>I can explain the mechanism.</w:t>
+      </w:r>
+    </w:p>
+    <w:p>
+      <w:pPr>
+        <w:pStyle w:val="ListBullet"/>
+      </w:pPr>
+      <w:r>
+        <w:t>I can show evidence.</w:t>
+      </w:r>
+    </w:p>
+    <w:p>
+      <w:pPr>
+        <w:pStyle w:val="ListBullet"/>
+      </w:pPr>
+      <w:r>
+        <w:t>I can handle a changed case.</w:t>
+      </w:r>
+    </w:p>
+    <w:p>
+      <w:pPr>
+        <w:pStyle w:val="ListBullet"/>
+      </w:pPr>
+      <w:r>
+        <w:t>I can name a limit.</w:t>
+      </w:r>
+    </w:p>
+    <w:p>
+      <w:r>
+        <w:t>Mark each as not yet, with help or independently, and attach supporting work.</w:t>
+      </w:r>
+    </w:p>
+    <w:p>
+      <w:pPr>
+        <w:spacing w:line="336" w:lineRule="auto" w:after="180"/>
+      </w:pPr>
+      <w:r>
+        <w:rPr>
+          <w:b w:val="0"/>
+        </w:rPr>
         <w:t>Teacher review ____________________  Next step ____________________</w:t>
       </w:r>
     </w:p>
@@ -715,7 +1069,43 @@
     </w:p>
     <w:p>
       <w:r>
-        <w:t>Rule: if spots&gt;=4 predict spotted, otherwise healthy. Trace 3,4,5 and missing. Does applying this rule demonstrate that training found the threshold?</w:t>
+        <w:t>Use this earlier case as transfer practice. A case already discussed with feedback is not fresh assessment evidence.</w:t>
+      </w:r>
+    </w:p>
+    <w:p>
+      <w:pPr>
+        <w:spacing w:line="336" w:lineRule="auto" w:after="180"/>
+        <w:shd w:fill="F5F1FB"/>
+      </w:pPr>
+      <w:r>
+        <w:rPr>
+          <w:b w:val="0"/>
+        </w:rPr>
+        <w:t xml:space="preserve">Rule: if spots&gt;=4 predict spotted, otherwise healthy. Trace 3,4,5 and missing. Does applying this rule demonstrate that </w:t>
+      </w:r>
+      <w:r>
+        <w:rPr>
+          <w:b/>
+        </w:rPr>
+        <w:t>training</w:t>
+      </w:r>
+      <w:r>
+        <w:rPr>
+          <w:b w:val="0"/>
+        </w:rPr>
+        <w:t xml:space="preserve"> found the </w:t>
+      </w:r>
+      <w:r>
+        <w:rPr>
+          <w:b/>
+        </w:rPr>
+        <w:t>threshold</w:t>
+      </w:r>
+      <w:r>
+        <w:rPr>
+          <w:b w:val="0"/>
+        </w:rPr>
+        <w:t>?</w:t>
       </w:r>
     </w:p>
     <w:p>
@@ -762,7 +1152,13 @@
       </w:r>
     </w:p>
     <w:p>
-      <w:r>
+      <w:pPr>
+        <w:spacing w:line="336" w:lineRule="auto" w:after="180"/>
+      </w:pPr>
+      <w:r>
+        <w:rPr>
+          <w:b w:val="0"/>
+        </w:rPr>
         <w:t>Record support used: none, hint or teacher explanation.</w:t>
       </w:r>
     </w:p>
@@ -776,7 +1172,91 @@
     </w:p>
     <w:p>
       <w:r>
-        <w:t>Identify the root, its two branches, leaf predictions and depth of the worked fitted tree. Which parts were selected using training labels?</w:t>
+        <w:t>Name the parts and decisions. Apply the supplied Decision Trees facts and keep your reasoning.</w:t>
+      </w:r>
+    </w:p>
+    <w:p>
+      <w:pPr>
+        <w:spacing w:line="336" w:lineRule="auto" w:after="180"/>
+        <w:shd w:fill="F5F1FB"/>
+      </w:pPr>
+      <w:r>
+        <w:rPr>
+          <w:b w:val="0"/>
+        </w:rPr>
+        <w:t xml:space="preserve">Identify the </w:t>
+      </w:r>
+      <w:r>
+        <w:rPr>
+          <w:b/>
+        </w:rPr>
+        <w:t>root</w:t>
+      </w:r>
+      <w:r>
+        <w:rPr>
+          <w:b w:val="0"/>
+        </w:rPr>
+        <w:t xml:space="preserve">, its two </w:t>
+      </w:r>
+      <w:r>
+        <w:rPr>
+          <w:b/>
+        </w:rPr>
+        <w:t>branch</w:t>
+      </w:r>
+      <w:r>
+        <w:rPr>
+          <w:b w:val="0"/>
+        </w:rPr>
+        <w:t xml:space="preserve">es, </w:t>
+      </w:r>
+      <w:r>
+        <w:rPr>
+          <w:b/>
+        </w:rPr>
+        <w:t>leaf</w:t>
+      </w:r>
+      <w:r>
+        <w:rPr>
+          <w:b w:val="0"/>
+        </w:rPr>
+        <w:t xml:space="preserve"> </w:t>
+      </w:r>
+      <w:r>
+        <w:rPr>
+          <w:b/>
+        </w:rPr>
+        <w:t>prediction</w:t>
+      </w:r>
+      <w:r>
+        <w:rPr>
+          <w:b w:val="0"/>
+        </w:rPr>
+        <w:t xml:space="preserve">s and </w:t>
+      </w:r>
+      <w:r>
+        <w:rPr>
+          <w:b/>
+        </w:rPr>
+        <w:t>depth</w:t>
+      </w:r>
+      <w:r>
+        <w:rPr>
+          <w:b w:val="0"/>
+        </w:rPr>
+        <w:t xml:space="preserve"> of the worked fitted tree. Which parts were selected using </w:t>
+      </w:r>
+      <w:r>
+        <w:rPr>
+          <w:b/>
+        </w:rPr>
+        <w:t>training</w:t>
+      </w:r>
+      <w:r>
+        <w:rPr>
+          <w:b w:val="0"/>
+        </w:rPr>
+        <w:t xml:space="preserve"> labels?</w:t>
       </w:r>
     </w:p>
     <w:p>
@@ -827,7 +1307,54 @@
     </w:p>
     <w:p>
       <w:r>
-        <w:t>For each near branch and each tall branch, count blocked and clear labels and choose a leaf. Give the total errors for each candidate question.</w:t>
+        <w:t>Verify the candidate scores. Apply the supplied Decision Trees facts and keep your reasoning.</w:t>
+      </w:r>
+    </w:p>
+    <w:p>
+      <w:pPr>
+        <w:spacing w:line="336" w:lineRule="auto" w:after="180"/>
+      </w:pPr>
+      <w:r>
+        <w:rPr>
+          <w:b w:val="0"/>
+        </w:rPr>
+        <w:t xml:space="preserve">For each near </w:t>
+      </w:r>
+      <w:r>
+        <w:rPr>
+          <w:b/>
+        </w:rPr>
+        <w:t>branch</w:t>
+      </w:r>
+      <w:r>
+        <w:rPr>
+          <w:b w:val="0"/>
+        </w:rPr>
+        <w:t xml:space="preserve"> and each tall </w:t>
+      </w:r>
+      <w:r>
+        <w:rPr>
+          <w:b/>
+        </w:rPr>
+        <w:t>branch</w:t>
+      </w:r>
+      <w:r>
+        <w:rPr>
+          <w:b w:val="0"/>
+        </w:rPr>
+        <w:t xml:space="preserve">, count blocked and clear labels and choose a </w:t>
+      </w:r>
+      <w:r>
+        <w:rPr>
+          <w:b/>
+        </w:rPr>
+        <w:t>leaf</w:t>
+      </w:r>
+      <w:r>
+        <w:rPr>
+          <w:b w:val="0"/>
+        </w:rPr>
+        <w:t>. Give the total errors for each candidate question.</w:t>
       </w:r>
     </w:p>
     <w:p>
@@ -878,7 +1405,30 @@
     </w:p>
     <w:p>
       <w:r>
-        <w:t>A learner sees a blocked validation case with near=0 and changes that leaf to blocked before reporting the score. Explain what changed and how to report the original fitted tree fairly.</w:t>
+        <w:t>Separate fitting from prediction. Apply the supplied Decision Trees facts and keep your reasoning.</w:t>
+      </w:r>
+    </w:p>
+    <w:p>
+      <w:pPr>
+        <w:spacing w:line="336" w:lineRule="auto" w:after="180"/>
+      </w:pPr>
+      <w:r>
+        <w:rPr>
+          <w:b w:val="0"/>
+        </w:rPr>
+        <w:t xml:space="preserve">A learner sees a blocked validation case with near=0 and changes that </w:t>
+      </w:r>
+      <w:r>
+        <w:rPr>
+          <w:b/>
+        </w:rPr>
+        <w:t>leaf</w:t>
+      </w:r>
+      <w:r>
+        <w:rPr>
+          <w:b w:val="0"/>
+        </w:rPr>
+        <w:t xml:space="preserve"> to blocked before reporting the score. Explain what changed and how to report the original fitted tree fairly.</w:t>
       </w:r>
     </w:p>
     <w:p>
@@ -929,7 +1479,65 @@
     </w:p>
     <w:p>
       <w:r>
-        <w:t>New training rows (near,tall,label) are (1,0,clear),(1,1,clear),(1,0,clear),(0,1,blocked),(0,0,blocked),(0,1,clear). Use the same candidate order and tie policies. Give both candidates’ leaves and errors, then select the tree. Validation rows are (1,1,clear),(0,0,blocked),(0,1,clear),(1,0,blocked). List tree predictions and compare accuracy with the training-majority baseline.</w:t>
+        <w:t>Attempt before feedback. If this repeats the selected independent case, reuse that first attempt; otherwise keep a separate record. Fit a new tree independently. Apply the supplied Decision Trees facts and keep your reasoning.</w:t>
+      </w:r>
+    </w:p>
+    <w:p>
+      <w:pPr>
+        <w:spacing w:line="336" w:lineRule="auto" w:after="180"/>
+      </w:pPr>
+      <w:r>
+        <w:rPr>
+          <w:b w:val="0"/>
+        </w:rPr>
+        <w:t xml:space="preserve">New </w:t>
+      </w:r>
+      <w:r>
+        <w:rPr>
+          <w:b/>
+        </w:rPr>
+        <w:t>training</w:t>
+      </w:r>
+      <w:r>
+        <w:rPr>
+          <w:b w:val="0"/>
+        </w:rPr>
+        <w:t xml:space="preserve"> rows (near,tall,label) are (1,0,clear),(1,1,clear),(1,0,clear),(0,1,blocked),(0,0,blocked),(0,1,clear). Use the same candidate order and tie policies. Give both candidates’ leaves and errors, then select the tree.</w:t>
+      </w:r>
+    </w:p>
+    <w:p>
+      <w:pPr>
+        <w:spacing w:line="336" w:lineRule="auto" w:after="180"/>
+      </w:pPr>
+      <w:r>
+        <w:rPr>
+          <w:b w:val="0"/>
+        </w:rPr>
+        <w:t xml:space="preserve">Validation rows are (1,1,clear),(0,0,blocked),(0,1,clear),(1,0,blocked). List tree </w:t>
+      </w:r>
+      <w:r>
+        <w:rPr>
+          <w:b/>
+        </w:rPr>
+        <w:t>prediction</w:t>
+      </w:r>
+      <w:r>
+        <w:rPr>
+          <w:b w:val="0"/>
+        </w:rPr>
+        <w:t xml:space="preserve">s and compare accuracy with the </w:t>
+      </w:r>
+      <w:r>
+        <w:rPr>
+          <w:b/>
+        </w:rPr>
+        <w:t>training</w:t>
+      </w:r>
+      <w:r>
+        <w:rPr>
+          <w:b w:val="0"/>
+        </w:rPr>
+        <w:t>-majority baseline.</w:t>
       </w:r>
     </w:p>
     <w:p>
@@ -990,7 +1598,31 @@
     </w:p>
     <w:p>
       <w:r>
-        <w:t>If near and tall make the same training error count, which question does this code retain and why? Does retaining that question prove it will be better on future trips?</w:t>
+        <w:t>Audit a tie and a claim. Apply the supplied Decision Trees facts and keep your reasoning.</w:t>
+      </w:r>
+    </w:p>
+    <w:p>
+      <w:pPr>
+        <w:spacing w:line="336" w:lineRule="auto" w:after="180"/>
+        <w:shd w:fill="F5F1FB"/>
+      </w:pPr>
+      <w:r>
+        <w:rPr>
+          <w:b w:val="0"/>
+        </w:rPr>
+        <w:t xml:space="preserve">If near and tall make the same </w:t>
+      </w:r>
+      <w:r>
+        <w:rPr>
+          <w:b/>
+        </w:rPr>
+        <w:t>training</w:t>
+      </w:r>
+      <w:r>
+        <w:rPr>
+          <w:b w:val="0"/>
+        </w:rPr>
+        <w:t xml:space="preserve"> error count, which question does this code retain and why? Does retaining that question prove it will be better on future trips?</w:t>
       </w:r>
     </w:p>
     <w:p>
@@ -1037,6 +1669,11 @@
       </w:pPr>
       <w:r>
         <w:t>17. Feedback, return check and learning record</w:t>
+      </w:r>
+    </w:p>
+    <w:p>
+      <w:r>
+        <w:t>Record the first repaired step and a different case to revisit after a delay.</w:t>
       </w:r>
     </w:p>
     <w:tbl>
@@ -1176,7 +1813,13 @@
       </w:tr>
     </w:tbl>
     <w:p>
-      <w:r>
+      <w:pPr>
+        <w:spacing w:line="336" w:lineRule="auto" w:after="180"/>
+      </w:pPr>
+      <w:r>
+        <w:rPr>
+          <w:b w:val="0"/>
+        </w:rPr>
         <w:t>Revisit this idea with your teacher after a delay. Familiarity is different from explaining and using it on a changed case.</w:t>
       </w:r>
     </w:p>
@@ -1190,17 +1833,64 @@
     </w:p>
     <w:p>
       <w:r>
+        <w:t>Trace a small fitted tree, including its exact boundary. Explain the labelled step before checking the changed condition.</w:t>
+      </w:r>
+    </w:p>
+    <w:p>
+      <w:pPr>
+        <w:spacing w:line="336" w:lineRule="auto" w:after="180"/>
+      </w:pPr>
+      <w:r>
+        <w:rPr>
+          <w:b w:val="0"/>
+        </w:rPr>
         <w:t>Trace a small fitted tree, including its exact boundary.</w:t>
       </w:r>
     </w:p>
     <w:p>
-      <w:r>
-        <w:t>Toy stored tree: if visible_spots&gt;=2 predict spotted; otherwise healthy. Missing visible_spots requires review. Inputs L=1, M=2, N=None.</w:t>
-      </w:r>
-    </w:p>
-    <w:p>
-      <w:r>
-        <w:t>All inputs and outcomes in this worked example are invented classroom data; no real model run is claimed.</w:t>
+      <w:pPr>
+        <w:spacing w:line="336" w:lineRule="auto" w:after="180"/>
+      </w:pPr>
+      <w:r>
+        <w:rPr>
+          <w:b w:val="0"/>
+        </w:rPr>
+        <w:t xml:space="preserve">Toy stored tree: if visible_spots&gt;=2 predict spotted; otherwise healthy. Missing visible_spots requires review. </w:t>
+      </w:r>
+      <w:r>
+        <w:rPr>
+          <w:b/>
+        </w:rPr>
+        <w:t>Input</w:t>
+      </w:r>
+      <w:r>
+        <w:rPr>
+          <w:b w:val="0"/>
+        </w:rPr>
+        <w:t>s L=1, M=2, N=None.</w:t>
+      </w:r>
+    </w:p>
+    <w:p>
+      <w:pPr>
+        <w:spacing w:line="336" w:lineRule="auto" w:after="180"/>
+      </w:pPr>
+      <w:r>
+        <w:rPr>
+          <w:b w:val="0"/>
+        </w:rPr>
+        <w:t xml:space="preserve">All </w:t>
+      </w:r>
+      <w:r>
+        <w:rPr>
+          <w:b/>
+        </w:rPr>
+        <w:t>input</w:t>
+      </w:r>
+      <w:r>
+        <w:rPr>
+          <w:b w:val="0"/>
+        </w:rPr>
+        <w:t>s and outcomes in this worked example are invented classroom data; no real model run is claimed.</w:t>
       </w:r>
     </w:p>
     <w:p>
@@ -1240,8 +1930,38 @@
       </w:r>
     </w:p>
     <w:p>
-      <w:r>
-        <w:t>Which input distinguishes the original and changed tree? Point to the relevant step in the picture, then write the changed result and the rule or evidence that supports it.</w:t>
+      <w:pPr>
+        <w:spacing w:line="336" w:lineRule="auto" w:after="180"/>
+      </w:pPr>
+      <w:r>
+        <w:rPr>
+          <w:b w:val="0"/>
+        </w:rPr>
+        <w:t xml:space="preserve">Which </w:t>
+      </w:r>
+      <w:r>
+        <w:rPr>
+          <w:b/>
+        </w:rPr>
+        <w:t>input</w:t>
+      </w:r>
+      <w:r>
+        <w:rPr>
+          <w:b w:val="0"/>
+        </w:rPr>
+        <w:t xml:space="preserve"> distinguishes the original and changed tree? Point to the relevant step in the picture, then write the changed result and the rule or </w:t>
+      </w:r>
+      <w:r>
+        <w:rPr>
+          <w:b/>
+        </w:rPr>
+        <w:t>evidence</w:t>
+      </w:r>
+      <w:r>
+        <w:rPr>
+          <w:b w:val="0"/>
+        </w:rPr>
+        <w:t xml:space="preserve"> that supports it.</w:t>
       </w:r>
     </w:p>
     <w:p>
@@ -1283,13 +2003,69 @@
       </w:r>
     </w:p>
     <w:p>
-      <w:r>
-        <w:t>Support used: alone / hint / worked example. This record is practice evidence.</w:t>
-      </w:r>
-    </w:p>
-    <w:p>
-      <w:r>
-        <w:t>Project connection: For your Responsible Plant Classifier, save the input, procedure, observed result and limitation of this check. Label this worked example as practice; use a different, previously unreviewed case when checking independent understanding.</w:t>
+      <w:pPr>
+        <w:pStyle w:val="Heading3"/>
+      </w:pPr>
+      <w:r>
+        <w:t>Record the help used</w:t>
+      </w:r>
+    </w:p>
+    <w:p>
+      <w:pPr>
+        <w:spacing w:line="336" w:lineRule="auto" w:after="180"/>
+        <w:shd w:fill="F1F6F8"/>
+      </w:pPr>
+      <w:r>
+        <w:rPr>
+          <w:b w:val="0"/>
+        </w:rPr>
+        <w:t xml:space="preserve">Support used: alone / hint / worked example. This record is practice </w:t>
+      </w:r>
+      <w:r>
+        <w:rPr>
+          <w:b/>
+        </w:rPr>
+        <w:t>evidence</w:t>
+      </w:r>
+      <w:r>
+        <w:rPr>
+          <w:b w:val="0"/>
+        </w:rPr>
+        <w:t>.</w:t>
+      </w:r>
+    </w:p>
+    <w:p>
+      <w:pPr>
+        <w:spacing w:line="336" w:lineRule="auto" w:after="180"/>
+      </w:pPr>
+      <w:r>
+        <w:rPr>
+          <w:b w:val="0"/>
+        </w:rPr>
+        <w:t xml:space="preserve">Project connection: For your Responsible Plant Classifier, save the </w:t>
+      </w:r>
+      <w:r>
+        <w:rPr>
+          <w:b/>
+        </w:rPr>
+        <w:t>input</w:t>
+      </w:r>
+      <w:r>
+        <w:rPr>
+          <w:b w:val="0"/>
+        </w:rPr>
+        <w:t>, procedure, observed result and limitation of this check.</w:t>
+      </w:r>
+    </w:p>
+    <w:p>
+      <w:pPr>
+        <w:spacing w:line="336" w:lineRule="auto" w:after="180"/>
+      </w:pPr>
+      <w:r>
+        <w:rPr>
+          <w:b w:val="0"/>
+        </w:rPr>
+        <w:t>Label this worked example as practice; use a different, previously unreviewed case when checking independent understanding.</w:t>
       </w:r>
     </w:p>
     <w:p>
@@ -1302,17 +2078,87 @@
     </w:p>
     <w:p>
       <w:r>
+        <w:t>Keep this week’s input, deciding step, result and limit together in the Responsible Plant Classifier record.</w:t>
+      </w:r>
+    </w:p>
+    <w:p>
+      <w:pPr>
+        <w:spacing w:line="336" w:lineRule="auto" w:after="180"/>
+      </w:pPr>
+      <w:r>
+        <w:rPr>
+          <w:b w:val="0"/>
+        </w:rPr>
         <w:t>Project: Responsible Plant Classifier</w:t>
       </w:r>
     </w:p>
     <w:p>
-      <w:r>
-        <w:t>Current milestone: Make a transparent first version. Keep a trace of how one input becomes an output; explain the rule or learned component.</w:t>
-      </w:r>
-    </w:p>
-    <w:p>
-      <w:r>
-        <w:t>For your Responsible Plant Classifier, save the input, procedure, observed result and limitation of this check. Label this worked example as practice; use a different, previously unreviewed case when checking independent understanding.</w:t>
+      <w:pPr>
+        <w:spacing w:line="336" w:lineRule="auto" w:after="180"/>
+      </w:pPr>
+      <w:r>
+        <w:rPr>
+          <w:b w:val="0"/>
+        </w:rPr>
+        <w:t xml:space="preserve">Current milestone: Make a transparent first version. Keep a trace of how one </w:t>
+      </w:r>
+      <w:r>
+        <w:rPr>
+          <w:b/>
+        </w:rPr>
+        <w:t>input</w:t>
+      </w:r>
+      <w:r>
+        <w:rPr>
+          <w:b w:val="0"/>
+        </w:rPr>
+        <w:t xml:space="preserve"> becomes an </w:t>
+      </w:r>
+      <w:r>
+        <w:rPr>
+          <w:b/>
+        </w:rPr>
+        <w:t>output</w:t>
+      </w:r>
+      <w:r>
+        <w:rPr>
+          <w:b w:val="0"/>
+        </w:rPr>
+        <w:t>; explain the rule or learned component.</w:t>
+      </w:r>
+    </w:p>
+    <w:p>
+      <w:pPr>
+        <w:spacing w:line="336" w:lineRule="auto" w:after="180"/>
+      </w:pPr>
+      <w:r>
+        <w:rPr>
+          <w:b w:val="0"/>
+        </w:rPr>
+        <w:t xml:space="preserve">For your Responsible Plant Classifier, save the </w:t>
+      </w:r>
+      <w:r>
+        <w:rPr>
+          <w:b/>
+        </w:rPr>
+        <w:t>input</w:t>
+      </w:r>
+      <w:r>
+        <w:rPr>
+          <w:b w:val="0"/>
+        </w:rPr>
+        <w:t>, procedure, observed result and limitation of this check.</w:t>
+      </w:r>
+    </w:p>
+    <w:p>
+      <w:pPr>
+        <w:spacing w:line="336" w:lineRule="auto" w:after="180"/>
+      </w:pPr>
+      <w:r>
+        <w:rPr>
+          <w:b w:val="0"/>
+        </w:rPr>
+        <w:t>Label this worked example as practice; use a different, previously unreviewed case when checking independent understanding.</w:t>
       </w:r>
     </w:p>
     <w:tbl>
@@ -1474,11 +2320,28 @@
     </w:p>
     <w:p>
       <w:r>
+        <w:t>Try the supported questions before comparing with hints and feedback. Record what you repaired and the evidence you retained.</w:t>
+      </w:r>
+    </w:p>
+    <w:p>
+      <w:pPr>
+        <w:spacing w:line="336" w:lineRule="auto" w:after="180"/>
+      </w:pPr>
+      <w:r>
+        <w:rPr>
+          <w:b w:val="0"/>
+        </w:rPr>
         <w:t>Use this supported practice once, in the browser or on paper. Keep the reserved independent assessment for a separate first attempt before teacher feedback.</w:t>
       </w:r>
     </w:p>
     <w:p>
-      <w:r>
+      <w:pPr>
+        <w:spacing w:line="336" w:lineRule="auto" w:after="180"/>
+      </w:pPr>
+      <w:r>
+        <w:rPr>
+          <w:b w:val="0"/>
+        </w:rPr>
         <w:t>Trace a small fitted tree, including its exact boundary.</w:t>
       </w:r>
     </w:p>
@@ -1491,22 +2354,55 @@
       </w:r>
     </w:p>
     <w:p>
-      <w:r>
+      <w:pPr>
+        <w:spacing w:line="336" w:lineRule="auto" w:after="180"/>
+      </w:pPr>
+      <w:r>
+        <w:rPr>
+          <w:b w:val="0"/>
+        </w:rPr>
         <w:t>Which labelled step matches this detail? N lacks a count, so use review rather than inventing zero.</w:t>
       </w:r>
     </w:p>
     <w:p>
-      <w:r>
+      <w:pPr>
+        <w:spacing w:line="336" w:lineRule="auto" w:after="180"/>
+        <w:shd w:fill="F4F9FC"/>
+      </w:pPr>
+      <w:r>
+        <w:rPr>
+          <w:b w:val="0"/>
+        </w:rPr>
         <w:t>1. Read boundary</w:t>
       </w:r>
     </w:p>
     <w:p>
-      <w:r>
-        <w:t>2. Read first branch</w:t>
-      </w:r>
-    </w:p>
-    <w:p>
-      <w:r>
+      <w:pPr>
+        <w:spacing w:line="336" w:lineRule="auto" w:after="180"/>
+        <w:shd w:fill="F4F9FC"/>
+      </w:pPr>
+      <w:r>
+        <w:rPr>
+          <w:b w:val="0"/>
+        </w:rPr>
+        <w:t xml:space="preserve">2. Read first </w:t>
+      </w:r>
+      <w:r>
+        <w:rPr>
+          <w:b/>
+        </w:rPr>
+        <w:t>branch</w:t>
+      </w:r>
+    </w:p>
+    <w:p>
+      <w:pPr>
+        <w:spacing w:line="336" w:lineRule="auto" w:after="180"/>
+        <w:shd w:fill="F4F9FC"/>
+      </w:pPr>
+      <w:r>
+        <w:rPr>
+          <w:b w:val="0"/>
+        </w:rPr>
         <w:t>3. Stop missing path</w:t>
       </w:r>
     </w:p>
@@ -1544,40 +2440,154 @@
       </w:r>
     </w:p>
     <w:p>
-      <w:r>
+      <w:pPr>
+        <w:pStyle w:val="Heading3"/>
+      </w:pPr>
+      <w:r>
+        <w:t>Hint · try first</w:t>
+      </w:r>
+    </w:p>
+    <w:p>
+      <w:pPr>
+        <w:spacing w:line="336" w:lineRule="auto" w:after="180"/>
+        <w:shd w:fill="F1F6F8"/>
+      </w:pPr>
+      <w:r>
+        <w:rPr>
+          <w:b w:val="0"/>
+        </w:rPr>
         <w:t>Hint if needed: Read the steps in the pictorial case. Match the supplied detail to the stage that performs or records it.</w:t>
       </w:r>
     </w:p>
     <w:p>
-      <w:r>
-        <w:t>After your attempt, compare with the supported explanation: Stop missing path N lacks a count, so use review rather than inventing zero. Read the picture in order. N lacks a count, so use review rather than inventing zero. The arrows show which recorded input or intermediate result each decision uses. Explain the deciding step aloud before checking the changed case; pointing to the final answer alone does not show how it follows.</w:t>
-      </w:r>
-    </w:p>
-    <w:p>
       <w:pPr>
         <w:pStyle w:val="Heading3"/>
       </w:pPr>
       <w:r>
+        <w:t>Feedback · compare after trying</w:t>
+      </w:r>
+    </w:p>
+    <w:p>
+      <w:pPr>
+        <w:spacing w:line="336" w:lineRule="auto" w:after="180"/>
+        <w:shd w:fill="F1F6FC"/>
+      </w:pPr>
+      <w:r>
+        <w:rPr>
+          <w:b w:val="0"/>
+        </w:rPr>
+        <w:t>After your attempt, compare with the supported explanation: Stop missing path N lacks a count, so use review rather than inventing zero. Read the picture in order. N lacks a count, so use review rather than inventing zero.</w:t>
+      </w:r>
+    </w:p>
+    <w:p>
+      <w:pPr>
+        <w:spacing w:line="336" w:lineRule="auto" w:after="180"/>
+        <w:shd w:fill="F1F6FC"/>
+      </w:pPr>
+      <w:r>
+        <w:rPr>
+          <w:b w:val="0"/>
+        </w:rPr>
+        <w:t xml:space="preserve">The arrows show which recorded </w:t>
+      </w:r>
+      <w:r>
+        <w:rPr>
+          <w:b/>
+        </w:rPr>
+        <w:t>input</w:t>
+      </w:r>
+      <w:r>
+        <w:rPr>
+          <w:b w:val="0"/>
+        </w:rPr>
+        <w:t xml:space="preserve"> or intermediate result each decision uses. Explain the deciding step aloud before checking the changed case; pointing to the final answer alone does not show how it follows.</w:t>
+      </w:r>
+    </w:p>
+    <w:p>
+      <w:pPr>
+        <w:pStyle w:val="Heading3"/>
+      </w:pPr>
+      <w:r>
         <w:t>Practice 2: explain the deciding evidence</w:t>
       </w:r>
     </w:p>
     <w:p>
-      <w:r>
+      <w:pPr>
+        <w:pStyle w:val="Heading3"/>
+      </w:pPr>
+      <w:r>
+        <w:t>Changed case · predict first</w:t>
+      </w:r>
+    </w:p>
+    <w:p>
+      <w:pPr>
+        <w:spacing w:line="336" w:lineRule="auto" w:after="180"/>
+        <w:shd w:fill="F5F1FB"/>
+      </w:pPr>
+      <w:r>
+        <w:rPr>
+          <w:b w:val="0"/>
+        </w:rPr>
         <w:t>Changed-case practice: The stored rule changes to visible_spots&gt;2. Which conclusion is supported by the supplied facts?</w:t>
       </w:r>
     </w:p>
     <w:p>
-      <w:r>
-        <w:t>1. We can decide the result without examining the changed input or the procedure.</w:t>
-      </w:r>
-    </w:p>
-    <w:p>
-      <w:r>
-        <w:t>2. This one example guarantees correct results for every future input.</w:t>
-      </w:r>
-    </w:p>
-    <w:p>
-      <w:r>
+      <w:pPr>
+        <w:spacing w:line="336" w:lineRule="auto" w:after="180"/>
+        <w:shd w:fill="F4F9FC"/>
+      </w:pPr>
+      <w:r>
+        <w:rPr>
+          <w:b w:val="0"/>
+        </w:rPr>
+        <w:t xml:space="preserve">1. We can decide the result without examining the changed </w:t>
+      </w:r>
+      <w:r>
+        <w:rPr>
+          <w:b/>
+        </w:rPr>
+        <w:t>input</w:t>
+      </w:r>
+      <w:r>
+        <w:rPr>
+          <w:b w:val="0"/>
+        </w:rPr>
+        <w:t xml:space="preserve"> or the procedure.</w:t>
+      </w:r>
+    </w:p>
+    <w:p>
+      <w:pPr>
+        <w:spacing w:line="336" w:lineRule="auto" w:after="180"/>
+        <w:shd w:fill="F4F9FC"/>
+      </w:pPr>
+      <w:r>
+        <w:rPr>
+          <w:b w:val="0"/>
+        </w:rPr>
+        <w:t xml:space="preserve">2. This one example guarantees correct results for every future </w:t>
+      </w:r>
+      <w:r>
+        <w:rPr>
+          <w:b/>
+        </w:rPr>
+        <w:t>input</w:t>
+      </w:r>
+      <w:r>
+        <w:rPr>
+          <w:b w:val="0"/>
+        </w:rPr>
+        <w:t>.</w:t>
+      </w:r>
+    </w:p>
+    <w:p>
+      <w:pPr>
+        <w:spacing w:line="336" w:lineRule="auto" w:after="180"/>
+        <w:shd w:fill="F4F9FC"/>
+      </w:pPr>
+      <w:r>
+        <w:rPr>
+          <w:b w:val="0"/>
+        </w:rPr>
         <w:t>3. M is now predicted healthy.</w:t>
       </w:r>
     </w:p>
@@ -1615,36 +2625,213 @@
       </w:r>
     </w:p>
     <w:p>
-      <w:r>
+      <w:pPr>
+        <w:pStyle w:val="Heading3"/>
+      </w:pPr>
+      <w:r>
+        <w:t>Hint · try first</w:t>
+      </w:r>
+    </w:p>
+    <w:p>
+      <w:pPr>
+        <w:spacing w:line="336" w:lineRule="auto" w:after="180"/>
+        <w:shd w:fill="F1F6F8"/>
+      </w:pPr>
+      <w:r>
+        <w:rPr>
+          <w:b w:val="0"/>
+        </w:rPr>
         <w:t>Hint if needed: Use the changed condition and the deciding step in the pictorial trace. The answer must say what follows from those facts.</w:t>
       </w:r>
     </w:p>
     <w:p>
-      <w:r>
-        <w:t>After your attempt, compare with the supported explanation: M is now predicted healthy. Changing &gt;= to &gt; moves the exact value 2 to the other branch.</w:t>
-      </w:r>
-    </w:p>
-    <w:p>
       <w:pPr>
         <w:pStyle w:val="Heading3"/>
       </w:pPr>
       <w:r>
+        <w:t>Feedback · compare after trying</w:t>
+      </w:r>
+    </w:p>
+    <w:p>
+      <w:pPr>
+        <w:spacing w:line="336" w:lineRule="auto" w:after="180"/>
+        <w:shd w:fill="F1F6FC"/>
+      </w:pPr>
+      <w:r>
+        <w:rPr>
+          <w:b w:val="0"/>
+        </w:rPr>
+        <w:t xml:space="preserve">After your attempt, compare with the supported explanation: M is now predicted healthy. Changing &gt;= to &gt; moves the exact value 2 to the other </w:t>
+      </w:r>
+      <w:r>
+        <w:rPr>
+          <w:b/>
+        </w:rPr>
+        <w:t>branch</w:t>
+      </w:r>
+      <w:r>
+        <w:rPr>
+          <w:b w:val="0"/>
+        </w:rPr>
+        <w:t>.</w:t>
+      </w:r>
+    </w:p>
+    <w:p>
+      <w:pPr>
+        <w:pStyle w:val="Heading3"/>
+      </w:pPr>
+      <w:r>
         <w:t>Repair a missing building block</w:t>
       </w:r>
     </w:p>
     <w:p>
-      <w:r>
-        <w:t>Review Baselines First (ai-4/10). Goal: Fit a majority label baseline using training labels only. Short practice: Can the candidate’s training accuracy replace this validation comparison? Point to the relevant step in the picture, then write the changed result and the rule or evidence that supports it.. Return to this week and explain what you changed.</w:t>
-      </w:r>
-    </w:p>
-    <w:p>
-      <w:r>
-        <w:t>Review Leakage (ai-4/8). Goal: Choose a split unit that matches the intended prediction claim. Short practice: How many independently new plant identities are in the original test? Point to the relevant step in the picture, then write the changed result and the rule or evidence that supports it.. Return to this week and explain what you changed.</w:t>
-      </w:r>
-    </w:p>
-    <w:p>
-      <w:r>
-        <w:t>Review Inspect Before Modeling (ai-4/5). Goal: Inspect row meaning missing values and repeated records. Short practice: Which original information should the inspection log preserve? Point to the relevant step in the picture, then write the changed result and the rule or evidence that supports it.. Return to this week and explain what you changed.</w:t>
+      <w:pPr>
+        <w:spacing w:line="336" w:lineRule="auto" w:after="180"/>
+      </w:pPr>
+      <w:r>
+        <w:rPr>
+          <w:b w:val="0"/>
+        </w:rPr>
+        <w:t xml:space="preserve">Review Baselines First (ai-4/10). Goal: Fit a majority label baseline using </w:t>
+      </w:r>
+      <w:r>
+        <w:rPr>
+          <w:b/>
+        </w:rPr>
+        <w:t>training</w:t>
+      </w:r>
+      <w:r>
+        <w:rPr>
+          <w:b w:val="0"/>
+        </w:rPr>
+        <w:t xml:space="preserve"> labels only. Short practice: Can the candidate’s </w:t>
+      </w:r>
+      <w:r>
+        <w:rPr>
+          <w:b/>
+        </w:rPr>
+        <w:t>training</w:t>
+      </w:r>
+      <w:r>
+        <w:rPr>
+          <w:b w:val="0"/>
+        </w:rPr>
+        <w:t xml:space="preserve"> accuracy replace this validation comparison?</w:t>
+      </w:r>
+    </w:p>
+    <w:p>
+      <w:pPr>
+        <w:spacing w:line="336" w:lineRule="auto" w:after="180"/>
+      </w:pPr>
+      <w:r>
+        <w:rPr>
+          <w:b w:val="0"/>
+        </w:rPr>
+        <w:t xml:space="preserve">Point to the relevant step in the picture, then write the changed result and the rule or </w:t>
+      </w:r>
+      <w:r>
+        <w:rPr>
+          <w:b/>
+        </w:rPr>
+        <w:t>evidence</w:t>
+      </w:r>
+      <w:r>
+        <w:rPr>
+          <w:b w:val="0"/>
+        </w:rPr>
+        <w:t xml:space="preserve"> that supports it.. Return to this week and explain what you changed.</w:t>
+      </w:r>
+    </w:p>
+    <w:p>
+      <w:pPr>
+        <w:spacing w:line="336" w:lineRule="auto" w:after="180"/>
+      </w:pPr>
+      <w:r>
+        <w:rPr>
+          <w:b w:val="0"/>
+        </w:rPr>
+        <w:t xml:space="preserve">Review Leakage (ai-4/8). Goal: Choose a </w:t>
+      </w:r>
+      <w:r>
+        <w:rPr>
+          <w:b/>
+        </w:rPr>
+        <w:t>split</w:t>
+      </w:r>
+      <w:r>
+        <w:rPr>
+          <w:b w:val="0"/>
+        </w:rPr>
+        <w:t xml:space="preserve"> unit that matches the intended </w:t>
+      </w:r>
+      <w:r>
+        <w:rPr>
+          <w:b/>
+        </w:rPr>
+        <w:t>prediction</w:t>
+      </w:r>
+      <w:r>
+        <w:rPr>
+          <w:b w:val="0"/>
+        </w:rPr>
+        <w:t xml:space="preserve"> claim. Short practice: How many independently new plant identities are in the original test?</w:t>
+      </w:r>
+    </w:p>
+    <w:p>
+      <w:pPr>
+        <w:spacing w:line="336" w:lineRule="auto" w:after="180"/>
+      </w:pPr>
+      <w:r>
+        <w:rPr>
+          <w:b w:val="0"/>
+        </w:rPr>
+        <w:t xml:space="preserve">Point to the relevant step in the picture, then write the changed result and the rule or </w:t>
+      </w:r>
+      <w:r>
+        <w:rPr>
+          <w:b/>
+        </w:rPr>
+        <w:t>evidence</w:t>
+      </w:r>
+      <w:r>
+        <w:rPr>
+          <w:b w:val="0"/>
+        </w:rPr>
+        <w:t xml:space="preserve"> that supports it.. Return to this week and explain what you changed.</w:t>
+      </w:r>
+    </w:p>
+    <w:p>
+      <w:pPr>
+        <w:spacing w:line="336" w:lineRule="auto" w:after="180"/>
+      </w:pPr>
+      <w:r>
+        <w:rPr>
+          <w:b w:val="0"/>
+        </w:rPr>
+        <w:t>Review Inspect Before Modeling (ai-4/5). Goal: Inspect row meaning missing values and repeated records. Short practice: Which original information should the inspection log preserve?</w:t>
+      </w:r>
+    </w:p>
+    <w:p>
+      <w:pPr>
+        <w:spacing w:line="336" w:lineRule="auto" w:after="180"/>
+      </w:pPr>
+      <w:r>
+        <w:rPr>
+          <w:b w:val="0"/>
+        </w:rPr>
+        <w:t xml:space="preserve">Point to the relevant step in the picture, then write the changed result and the rule or </w:t>
+      </w:r>
+      <w:r>
+        <w:rPr>
+          <w:b/>
+        </w:rPr>
+        <w:t>evidence</w:t>
+      </w:r>
+      <w:r>
+        <w:rPr>
+          <w:b w:val="0"/>
+        </w:rPr>
+        <w:t xml:space="preserve"> that supports it.. Return to this week and explain what you changed.</w:t>
       </w:r>
     </w:p>
     <w:p>
@@ -1656,8 +2843,61 @@
       </w:r>
     </w:p>
     <w:p>
-      <w:r>
-        <w:t>The browser lab lets you edit the supported Python examples already included in this lesson. Predict first, run, inspect the actual output or error, change one input, then run again. Keep code, predictions, actual results and a reasoned revision together. On paper, label your result as a trace rather than an execution.</w:t>
+      <w:pPr>
+        <w:spacing w:line="336" w:lineRule="auto" w:after="180"/>
+      </w:pPr>
+      <w:r>
+        <w:rPr>
+          <w:b w:val="0"/>
+        </w:rPr>
+        <w:t xml:space="preserve">The browser lab lets you edit the supported Python examples already included in this lesson. Predict first, run, inspect the actual </w:t>
+      </w:r>
+      <w:r>
+        <w:rPr>
+          <w:b/>
+        </w:rPr>
+        <w:t>output</w:t>
+      </w:r>
+      <w:r>
+        <w:rPr>
+          <w:b w:val="0"/>
+        </w:rPr>
+        <w:t xml:space="preserve"> or error, change one </w:t>
+      </w:r>
+      <w:r>
+        <w:rPr>
+          <w:b/>
+        </w:rPr>
+        <w:t>input</w:t>
+      </w:r>
+      <w:r>
+        <w:rPr>
+          <w:b w:val="0"/>
+        </w:rPr>
+        <w:t>, then run again.</w:t>
+      </w:r>
+    </w:p>
+    <w:p>
+      <w:pPr>
+        <w:spacing w:line="336" w:lineRule="auto" w:after="180"/>
+      </w:pPr>
+      <w:r>
+        <w:rPr>
+          <w:b w:val="0"/>
+        </w:rPr>
+        <w:t xml:space="preserve">Keep code, </w:t>
+      </w:r>
+      <w:r>
+        <w:rPr>
+          <w:b/>
+        </w:rPr>
+        <w:t>prediction</w:t>
+      </w:r>
+      <w:r>
+        <w:rPr>
+          <w:b w:val="0"/>
+        </w:rPr>
+        <w:t>s, actual results and a reasoned revision together. On paper, label your result as a trace rather than an execution.</w:t>
       </w:r>
     </w:p>
     <w:p>
@@ -1669,8 +2909,37 @@
       </w:r>
     </w:p>
     <w:p>
-      <w:r>
-        <w:t>Use Download completed work in the hosted lesson to export your answers, reflections, practice feedback and code-run evidence. Open the HTML copy to read or print it. Drafts stay in this browser when storage is available; clear drafts on a shared device.</w:t>
+      <w:pPr>
+        <w:spacing w:line="336" w:lineRule="auto" w:after="180"/>
+      </w:pPr>
+      <w:r>
+        <w:rPr>
+          <w:b w:val="0"/>
+        </w:rPr>
+        <w:t xml:space="preserve">Use Download completed work in the hosted lesson to export your answers, reflections, practice feedback and code-run </w:t>
+      </w:r>
+      <w:r>
+        <w:rPr>
+          <w:b/>
+        </w:rPr>
+        <w:t>evidence</w:t>
+      </w:r>
+      <w:r>
+        <w:rPr>
+          <w:b w:val="0"/>
+        </w:rPr>
+        <w:t>. Open the HTML copy to read or print it.</w:t>
+      </w:r>
+    </w:p>
+    <w:p>
+      <w:pPr>
+        <w:spacing w:line="336" w:lineRule="auto" w:after="180"/>
+      </w:pPr>
+      <w:r>
+        <w:rPr>
+          <w:b w:val="0"/>
+        </w:rPr>
+        <w:t>Drafts stay in this browser when storage is available; clear drafts on a shared device.</w:t>
       </w:r>
     </w:p>
     <w:p>
@@ -1684,6 +2953,823 @@
     <w:p>
       <w:r>
         <w:t>________________________________________________________________</w:t>
+      </w:r>
+    </w:p>
+    <w:p>
+      <w:r>
+        <w:t>________________________________________________________________</w:t>
+      </w:r>
+    </w:p>
+    <w:p>
+      <w:r>
+        <w:t>________________________________________________________________</w:t>
+      </w:r>
+    </w:p>
+    <w:p>
+      <w:r>
+        <w:t>________________________________________________________________</w:t>
+      </w:r>
+    </w:p>
+    <w:p>
+      <w:r>
+        <w:t>________________________________________________________________</w:t>
+      </w:r>
+    </w:p>
+    <w:p>
+      <w:pPr>
+        <w:pStyle w:val="Heading1"/>
+      </w:pPr>
+      <w:r>
+        <w:t>21. Visual concept journey</w:t>
+      </w:r>
+    </w:p>
+    <w:p>
+      <w:r>
+        <w:t>Explain each Decision Trees picture from its labels, then record a relevant limit.</w:t>
+      </w:r>
+    </w:p>
+    <w:p>
+      <w:pPr>
+        <w:pStyle w:val="Heading3"/>
+      </w:pPr>
+      <w:r>
+        <w:t>01. Decision Trees: the case</w:t>
+      </w:r>
+    </w:p>
+    <w:p>
+      <w:r>
+        <w:drawing>
+          <wp:inline xmlns:a="http://schemas.openxmlformats.org/drawingml/2006/main" xmlns:pic="http://schemas.openxmlformats.org/drawingml/2006/picture">
+            <wp:extent cx="5486400" cy="3142488"/>
+            <wp:docPr id="2" name="Picture 2" descr="Trace a small fitted tree, including its exact boundary. Supplied facts: Toy stored tree: if visible_spots&gt;=2 predict spotted; otherwise healthy. Missing visible_spots requires review. Inputs L=1, M=2, N=None. All inputs and outcomes in this worked example are invented classroom data; no real model run is claimed."/>
+            <wp:cNvGraphicFramePr>
+              <a:graphicFrameLocks noChangeAspect="1"/>
+            </wp:cNvGraphicFramePr>
+            <a:graphic>
+              <a:graphicData uri="http://schemas.openxmlformats.org/drawingml/2006/picture">
+                <pic:pic>
+                  <pic:nvPicPr>
+                    <pic:cNvPr id="0" name="academy-story-ai-4-11-01.png"/>
+                    <pic:cNvPicPr/>
+                  </pic:nvPicPr>
+                  <pic:blipFill>
+                    <a:blip r:embed="rId10"/>
+                    <a:stretch>
+                      <a:fillRect/>
+                    </a:stretch>
+                  </pic:blipFill>
+                  <pic:spPr>
+                    <a:xfrm>
+                      <a:off x="0" y="0"/>
+                      <a:ext cx="5486400" cy="3142488"/>
+                    </a:xfrm>
+                    <a:prstGeom prst="rect"/>
+                  </pic:spPr>
+                </pic:pic>
+              </a:graphicData>
+            </a:graphic>
+          </wp:inline>
+        </w:drawing>
+      </w:r>
+    </w:p>
+    <w:p>
+      <w:pPr>
+        <w:spacing w:line="336" w:lineRule="auto" w:after="180"/>
+      </w:pPr>
+      <w:r>
+        <w:rPr>
+          <w:b w:val="0"/>
+        </w:rPr>
+        <w:t xml:space="preserve">Trace a small fitted tree, including its exact boundary. Supplied facts: Toy stored tree: if visible_spots&gt;=2 predict spotted; otherwise healthy. Missing visible_spots requires review. </w:t>
+      </w:r>
+      <w:r>
+        <w:rPr>
+          <w:b/>
+        </w:rPr>
+        <w:t>Input</w:t>
+      </w:r>
+      <w:r>
+        <w:rPr>
+          <w:b w:val="0"/>
+        </w:rPr>
+        <w:t>s L=1, M=2, N=None.</w:t>
+      </w:r>
+    </w:p>
+    <w:p>
+      <w:pPr>
+        <w:spacing w:line="336" w:lineRule="auto" w:after="180"/>
+      </w:pPr>
+      <w:r>
+        <w:rPr>
+          <w:b w:val="0"/>
+        </w:rPr>
+        <w:t xml:space="preserve">All </w:t>
+      </w:r>
+      <w:r>
+        <w:rPr>
+          <w:b/>
+        </w:rPr>
+        <w:t>input</w:t>
+      </w:r>
+      <w:r>
+        <w:rPr>
+          <w:b w:val="0"/>
+        </w:rPr>
+        <w:t>s and outcomes in this worked example are invented classroom data; no real model run is claimed.</w:t>
+      </w:r>
+    </w:p>
+    <w:p>
+      <w:pPr>
+        <w:spacing w:line="336" w:lineRule="auto" w:after="180"/>
+        <w:shd w:fill="F5F1FB"/>
+      </w:pPr>
+      <w:r>
+        <w:rPr>
+          <w:b w:val="0"/>
+        </w:rPr>
+        <w:t>Point to the given fact that matters most. Explain why it matters.</w:t>
+      </w:r>
+    </w:p>
+    <w:p>
+      <w:pPr>
+        <w:pStyle w:val="Heading3"/>
+      </w:pPr>
+      <w:r>
+        <w:t>My picture explanation, deciding evidence and one limit</w:t>
+      </w:r>
+    </w:p>
+    <w:p>
+      <w:r>
+        <w:t>________________________________________________________________</w:t>
+      </w:r>
+    </w:p>
+    <w:p>
+      <w:r>
+        <w:t>________________________________________________________________</w:t>
+      </w:r>
+    </w:p>
+    <w:p>
+      <w:r>
+        <w:t>________________________________________________________________</w:t>
+      </w:r>
+    </w:p>
+    <w:p>
+      <w:r>
+        <w:t>________________________________________________________________</w:t>
+      </w:r>
+    </w:p>
+    <w:p>
+      <w:pPr>
+        <w:pStyle w:val="Heading3"/>
+      </w:pPr>
+      <w:r>
+        <w:t>02. Follow the deciding steps</w:t>
+      </w:r>
+    </w:p>
+    <w:p>
+      <w:r>
+        <w:drawing>
+          <wp:inline xmlns:a="http://schemas.openxmlformats.org/drawingml/2006/main" xmlns:pic="http://schemas.openxmlformats.org/drawingml/2006/picture">
+            <wp:extent cx="5486400" cy="3182112"/>
+            <wp:docPr id="3" name="Picture 3" descr="Read first branch: L: 1&gt;=2 is false, so predict healthy. → Read boundary: M: 2&gt;=2 is true, so predict spotted. → Stop missing path: N lacks a count, so use review rather than inventing zero."/>
+            <wp:cNvGraphicFramePr>
+              <a:graphicFrameLocks noChangeAspect="1"/>
+            </wp:cNvGraphicFramePr>
+            <a:graphic>
+              <a:graphicData uri="http://schemas.openxmlformats.org/drawingml/2006/picture">
+                <pic:pic>
+                  <pic:nvPicPr>
+                    <pic:cNvPr id="0" name="academy-story-ai-4-11-02.png"/>
+                    <pic:cNvPicPr/>
+                  </pic:nvPicPr>
+                  <pic:blipFill>
+                    <a:blip r:embed="rId11"/>
+                    <a:stretch>
+                      <a:fillRect/>
+                    </a:stretch>
+                  </pic:blipFill>
+                  <pic:spPr>
+                    <a:xfrm>
+                      <a:off x="0" y="0"/>
+                      <a:ext cx="5486400" cy="3182112"/>
+                    </a:xfrm>
+                    <a:prstGeom prst="rect"/>
+                  </pic:spPr>
+                </pic:pic>
+              </a:graphicData>
+            </a:graphic>
+          </wp:inline>
+        </w:drawing>
+      </w:r>
+    </w:p>
+    <w:p>
+      <w:pPr>
+        <w:spacing w:line="336" w:lineRule="auto" w:after="180"/>
+      </w:pPr>
+      <w:r>
+        <w:rPr>
+          <w:b w:val="0"/>
+        </w:rPr>
+        <w:t xml:space="preserve">Read first </w:t>
+      </w:r>
+      <w:r>
+        <w:rPr>
+          <w:b/>
+        </w:rPr>
+        <w:t>branch</w:t>
+      </w:r>
+      <w:r>
+        <w:rPr>
+          <w:b w:val="0"/>
+        </w:rPr>
+        <w:t>: L: 1&gt;=2 is false, so predict healthy. → Read boundary: M: 2&gt;=2 is true, so predict spotted. → Stop missing path: N lacks a count, so use review rather than inventing zero.</w:t>
+      </w:r>
+    </w:p>
+    <w:p>
+      <w:pPr>
+        <w:spacing w:line="336" w:lineRule="auto" w:after="180"/>
+        <w:shd w:fill="F5F1FB"/>
+      </w:pPr>
+      <w:r>
+        <w:rPr>
+          <w:b w:val="0"/>
+        </w:rPr>
+        <w:t xml:space="preserve">Point to each numbered stage and explain which recorded </w:t>
+      </w:r>
+      <w:r>
+        <w:rPr>
+          <w:b/>
+        </w:rPr>
+        <w:t>input</w:t>
+      </w:r>
+      <w:r>
+        <w:rPr>
+          <w:b w:val="0"/>
+        </w:rPr>
+        <w:t xml:space="preserve"> it uses.</w:t>
+      </w:r>
+    </w:p>
+    <w:p>
+      <w:pPr>
+        <w:pStyle w:val="Heading3"/>
+      </w:pPr>
+      <w:r>
+        <w:t>My picture explanation, deciding evidence and one limit</w:t>
+      </w:r>
+    </w:p>
+    <w:p>
+      <w:r>
+        <w:t>________________________________________________________________</w:t>
+      </w:r>
+    </w:p>
+    <w:p>
+      <w:r>
+        <w:t>________________________________________________________________</w:t>
+      </w:r>
+    </w:p>
+    <w:p>
+      <w:r>
+        <w:t>________________________________________________________________</w:t>
+      </w:r>
+    </w:p>
+    <w:p>
+      <w:r>
+        <w:t>________________________________________________________________</w:t>
+      </w:r>
+    </w:p>
+    <w:p>
+      <w:pPr>
+        <w:pStyle w:val="Heading3"/>
+      </w:pPr>
+      <w:r>
+        <w:t>03. Two paths through the learned tree</w:t>
+      </w:r>
+    </w:p>
+    <w:p>
+      <w:r>
+        <w:drawing>
+          <wp:inline xmlns:a="http://schemas.openxmlformats.org/drawingml/2006/main" xmlns:pic="http://schemas.openxmlformats.org/drawingml/2006/picture">
+            <wp:extent cx="5486400" cy="2834640"/>
+            <wp:docPr id="4" name="Picture 4" descr="Two paths through the learned tree. Is near equal to 1 | No near is 0 | Predict clear. Is near equal to 1 | Yes near is 1 | Predict blocked"/>
+            <wp:cNvGraphicFramePr>
+              <a:graphicFrameLocks noChangeAspect="1"/>
+            </wp:cNvGraphicFramePr>
+            <a:graphic>
+              <a:graphicData uri="http://schemas.openxmlformats.org/drawingml/2006/picture">
+                <pic:pic>
+                  <pic:nvPicPr>
+                    <pic:cNvPr id="0" name="academy-story-ai-4-11-03.png"/>
+                    <pic:cNvPicPr/>
+                  </pic:nvPicPr>
+                  <pic:blipFill>
+                    <a:blip r:embed="rId12"/>
+                    <a:stretch>
+                      <a:fillRect/>
+                    </a:stretch>
+                  </pic:blipFill>
+                  <pic:spPr>
+                    <a:xfrm>
+                      <a:off x="0" y="0"/>
+                      <a:ext cx="5486400" cy="2834640"/>
+                    </a:xfrm>
+                    <a:prstGeom prst="rect"/>
+                  </pic:spPr>
+                </pic:pic>
+              </a:graphicData>
+            </a:graphic>
+          </wp:inline>
+        </w:drawing>
+      </w:r>
+    </w:p>
+    <w:p>
+      <w:pPr>
+        <w:spacing w:line="336" w:lineRule="auto" w:after="180"/>
+      </w:pPr>
+      <w:r>
+        <w:rPr>
+          <w:b w:val="0"/>
+        </w:rPr>
+        <w:t>Two paths through the learned tree. Is near equal to 1 | No near is 0 | Predict clear. Is near equal to 1 | Yes near is 1 | Predict blocked</w:t>
+      </w:r>
+    </w:p>
+    <w:p>
+      <w:pPr>
+        <w:spacing w:line="336" w:lineRule="auto" w:after="180"/>
+        <w:shd w:fill="F5F1FB"/>
+      </w:pPr>
+      <w:r>
+        <w:rPr>
+          <w:b w:val="0"/>
+        </w:rPr>
+        <w:t>Read the labels and values. Explain the relationship the model shows.</w:t>
+      </w:r>
+    </w:p>
+    <w:p>
+      <w:pPr>
+        <w:pStyle w:val="Heading3"/>
+      </w:pPr>
+      <w:r>
+        <w:t>My picture explanation, deciding evidence and one limit</w:t>
+      </w:r>
+    </w:p>
+    <w:p>
+      <w:r>
+        <w:t>________________________________________________________________</w:t>
+      </w:r>
+    </w:p>
+    <w:p>
+      <w:r>
+        <w:t>________________________________________________________________</w:t>
+      </w:r>
+    </w:p>
+    <w:p>
+      <w:r>
+        <w:t>________________________________________________________________</w:t>
+      </w:r>
+    </w:p>
+    <w:p>
+      <w:r>
+        <w:t>________________________________________________________________</w:t>
+      </w:r>
+    </w:p>
+    <w:p>
+      <w:pPr>
+        <w:pStyle w:val="Heading3"/>
+      </w:pPr>
+      <w:r>
+        <w:t>04. Change one thing. Trace what follows.</w:t>
+      </w:r>
+    </w:p>
+    <w:p>
+      <w:r>
+        <w:drawing>
+          <wp:inline xmlns:a="http://schemas.openxmlformats.org/drawingml/2006/main" xmlns:pic="http://schemas.openxmlformats.org/drawingml/2006/picture">
+            <wp:extent cx="5486400" cy="3026664"/>
+            <wp:docPr id="5" name="Picture 5" descr="Original case: N lacks a count, so use review rather than inventing zero. Changed condition: The stored rule changes to visible_spots&gt;2. Expected result: M is now predicted healthy. Reason: Changing &gt;= to &gt; moves the exact value 2 to the other branch."/>
+            <wp:cNvGraphicFramePr>
+              <a:graphicFrameLocks noChangeAspect="1"/>
+            </wp:cNvGraphicFramePr>
+            <a:graphic>
+              <a:graphicData uri="http://schemas.openxmlformats.org/drawingml/2006/picture">
+                <pic:pic>
+                  <pic:nvPicPr>
+                    <pic:cNvPr id="0" name="academy-story-ai-4-11-04.png"/>
+                    <pic:cNvPicPr/>
+                  </pic:nvPicPr>
+                  <pic:blipFill>
+                    <a:blip r:embed="rId13"/>
+                    <a:stretch>
+                      <a:fillRect/>
+                    </a:stretch>
+                  </pic:blipFill>
+                  <pic:spPr>
+                    <a:xfrm>
+                      <a:off x="0" y="0"/>
+                      <a:ext cx="5486400" cy="3026664"/>
+                    </a:xfrm>
+                    <a:prstGeom prst="rect"/>
+                  </pic:spPr>
+                </pic:pic>
+              </a:graphicData>
+            </a:graphic>
+          </wp:inline>
+        </w:drawing>
+      </w:r>
+    </w:p>
+    <w:p>
+      <w:pPr>
+        <w:spacing w:line="336" w:lineRule="auto" w:after="180"/>
+      </w:pPr>
+      <w:r>
+        <w:rPr>
+          <w:b w:val="0"/>
+        </w:rPr>
+        <w:t>Original case: N lacks a count, so use review rather than inventing zero. Changed condition: The stored rule changes to visible_spots&gt;2. Expected result: M is now predicted healthy.</w:t>
+      </w:r>
+    </w:p>
+    <w:p>
+      <w:pPr>
+        <w:spacing w:line="336" w:lineRule="auto" w:after="180"/>
+      </w:pPr>
+      <w:r>
+        <w:rPr>
+          <w:b w:val="0"/>
+        </w:rPr>
+        <w:t xml:space="preserve">Reason: Changing &gt;= to &gt; moves the exact value 2 to the other </w:t>
+      </w:r>
+      <w:r>
+        <w:rPr>
+          <w:b/>
+        </w:rPr>
+        <w:t>branch</w:t>
+      </w:r>
+      <w:r>
+        <w:rPr>
+          <w:b w:val="0"/>
+        </w:rPr>
+        <w:t>.</w:t>
+      </w:r>
+    </w:p>
+    <w:p>
+      <w:pPr>
+        <w:spacing w:line="336" w:lineRule="auto" w:after="180"/>
+        <w:shd w:fill="F5F1FB"/>
+      </w:pPr>
+      <w:r>
+        <w:rPr>
+          <w:b w:val="0"/>
+        </w:rPr>
+        <w:t>Predict before checking the worked changed-case result. Name what changed and what the supplied facts allow you to conclude.</w:t>
+      </w:r>
+    </w:p>
+    <w:p>
+      <w:pPr>
+        <w:pStyle w:val="Heading3"/>
+      </w:pPr>
+      <w:r>
+        <w:t>My picture explanation, deciding evidence and one limit</w:t>
+      </w:r>
+    </w:p>
+    <w:p>
+      <w:r>
+        <w:t>________________________________________________________________</w:t>
+      </w:r>
+    </w:p>
+    <w:p>
+      <w:r>
+        <w:t>________________________________________________________________</w:t>
+      </w:r>
+    </w:p>
+    <w:p>
+      <w:r>
+        <w:t>________________________________________________________________</w:t>
+      </w:r>
+    </w:p>
+    <w:p>
+      <w:r>
+        <w:t>________________________________________________________________</w:t>
+      </w:r>
+    </w:p>
+    <w:p>
+      <w:pPr>
+        <w:pStyle w:val="Heading3"/>
+      </w:pPr>
+      <w:r>
+        <w:t>05. Connect the explanation to its limit</w:t>
+      </w:r>
+    </w:p>
+    <w:p>
+      <w:r>
+        <w:drawing>
+          <wp:inline xmlns:a="http://schemas.openxmlformats.org/drawingml/2006/main" xmlns:pic="http://schemas.openxmlformats.org/drawingml/2006/picture">
+            <wp:extent cx="5486400" cy="2834640"/>
+            <wp:docPr id="6" name="Picture 6" descr="Read the picture in order. N lacks a count, so use review rather than inventing zero. The arrows show which recorded input or intermediate result each decision uses. Explain the deciding step aloud before checking the changed case; pointing to the final answer alone does not show how it follows. Limit: Applying a stored tree is inference. Selecting a threshold from labelled training data is a separate fitting step."/>
+            <wp:cNvGraphicFramePr>
+              <a:graphicFrameLocks noChangeAspect="1"/>
+            </wp:cNvGraphicFramePr>
+            <a:graphic>
+              <a:graphicData uri="http://schemas.openxmlformats.org/drawingml/2006/picture">
+                <pic:pic>
+                  <pic:nvPicPr>
+                    <pic:cNvPr id="0" name="academy-story-ai-4-11-05.png"/>
+                    <pic:cNvPicPr/>
+                  </pic:nvPicPr>
+                  <pic:blipFill>
+                    <a:blip r:embed="rId14"/>
+                    <a:stretch>
+                      <a:fillRect/>
+                    </a:stretch>
+                  </pic:blipFill>
+                  <pic:spPr>
+                    <a:xfrm>
+                      <a:off x="0" y="0"/>
+                      <a:ext cx="5486400" cy="2834640"/>
+                    </a:xfrm>
+                    <a:prstGeom prst="rect"/>
+                  </pic:spPr>
+                </pic:pic>
+              </a:graphicData>
+            </a:graphic>
+          </wp:inline>
+        </w:drawing>
+      </w:r>
+    </w:p>
+    <w:p>
+      <w:pPr>
+        <w:spacing w:line="336" w:lineRule="auto" w:after="180"/>
+      </w:pPr>
+      <w:r>
+        <w:rPr>
+          <w:b w:val="0"/>
+        </w:rPr>
+        <w:t xml:space="preserve">Read the picture in order. N lacks a count, so use review rather than inventing zero. The arrows show which recorded </w:t>
+      </w:r>
+      <w:r>
+        <w:rPr>
+          <w:b/>
+        </w:rPr>
+        <w:t>input</w:t>
+      </w:r>
+      <w:r>
+        <w:rPr>
+          <w:b w:val="0"/>
+        </w:rPr>
+        <w:t xml:space="preserve"> or intermediate result each decision uses.</w:t>
+      </w:r>
+    </w:p>
+    <w:p>
+      <w:pPr>
+        <w:spacing w:line="336" w:lineRule="auto" w:after="180"/>
+      </w:pPr>
+      <w:r>
+        <w:rPr>
+          <w:b w:val="0"/>
+        </w:rPr>
+        <w:t>Explain the deciding step aloud before checking the changed case; pointing to the final answer alone does not show how it follows. Limit: Applying a stored tree is inference.</w:t>
+      </w:r>
+    </w:p>
+    <w:p>
+      <w:pPr>
+        <w:spacing w:line="336" w:lineRule="auto" w:after="180"/>
+      </w:pPr>
+      <w:r>
+        <w:rPr>
+          <w:b w:val="0"/>
+        </w:rPr>
+        <w:t xml:space="preserve">Selecting a </w:t>
+      </w:r>
+      <w:r>
+        <w:rPr>
+          <w:b/>
+        </w:rPr>
+        <w:t>threshold</w:t>
+      </w:r>
+      <w:r>
+        <w:rPr>
+          <w:b w:val="0"/>
+        </w:rPr>
+        <w:t xml:space="preserve"> from labelled </w:t>
+      </w:r>
+      <w:r>
+        <w:rPr>
+          <w:b/>
+        </w:rPr>
+        <w:t>training</w:t>
+      </w:r>
+      <w:r>
+        <w:rPr>
+          <w:b w:val="0"/>
+        </w:rPr>
+        <w:t xml:space="preserve"> data is a separate </w:t>
+      </w:r>
+      <w:r>
+        <w:rPr>
+          <w:b/>
+        </w:rPr>
+        <w:t>fitting</w:t>
+      </w:r>
+      <w:r>
+        <w:rPr>
+          <w:b w:val="0"/>
+        </w:rPr>
+        <w:t xml:space="preserve"> step.</w:t>
+      </w:r>
+    </w:p>
+    <w:p>
+      <w:pPr>
+        <w:spacing w:line="336" w:lineRule="auto" w:after="180"/>
+        <w:shd w:fill="F5F1FB"/>
+      </w:pPr>
+      <w:r>
+        <w:rPr>
+          <w:b w:val="0"/>
+        </w:rPr>
+        <w:t>Explain the case, then point to a limit on the claim.</w:t>
+      </w:r>
+    </w:p>
+    <w:p>
+      <w:pPr>
+        <w:pStyle w:val="Heading3"/>
+      </w:pPr>
+      <w:r>
+        <w:t>My picture explanation, deciding evidence and one limit</w:t>
+      </w:r>
+    </w:p>
+    <w:p>
+      <w:r>
+        <w:t>________________________________________________________________</w:t>
+      </w:r>
+    </w:p>
+    <w:p>
+      <w:r>
+        <w:t>________________________________________________________________</w:t>
+      </w:r>
+    </w:p>
+    <w:p>
+      <w:r>
+        <w:t>________________________________________________________________</w:t>
+      </w:r>
+    </w:p>
+    <w:p>
+      <w:r>
+        <w:t>________________________________________________________________</w:t>
+      </w:r>
+    </w:p>
+    <w:p>
+      <w:pPr>
+        <w:pStyle w:val="Heading3"/>
+      </w:pPr>
+      <w:r>
+        <w:t>06. Make the idea visible in your project</w:t>
+      </w:r>
+    </w:p>
+    <w:p>
+      <w:r>
+        <w:drawing>
+          <wp:inline xmlns:a="http://schemas.openxmlformats.org/drawingml/2006/main" xmlns:pic="http://schemas.openxmlformats.org/drawingml/2006/picture">
+            <wp:extent cx="5486400" cy="3681984"/>
+            <wp:docPr id="7" name="Picture 7" descr="For your Responsible Plant Classifier, save the input, procedure, observed result and limitation of this check. Label this worked example as practice; use a different, previously unreviewed case when checking independent understanding. Draw your input, deciding step, result and limit. Supported question: Which input distinguishes the original and changed tree? Point to the relevant step in the picture, then write the changed result and the rule or evidence that supports it."/>
+            <wp:cNvGraphicFramePr>
+              <a:graphicFrameLocks noChangeAspect="1"/>
+            </wp:cNvGraphicFramePr>
+            <a:graphic>
+              <a:graphicData uri="http://schemas.openxmlformats.org/drawingml/2006/picture">
+                <pic:pic>
+                  <pic:nvPicPr>
+                    <pic:cNvPr id="0" name="academy-story-ai-4-11-06.png"/>
+                    <pic:cNvPicPr/>
+                  </pic:nvPicPr>
+                  <pic:blipFill>
+                    <a:blip r:embed="rId15"/>
+                    <a:stretch>
+                      <a:fillRect/>
+                    </a:stretch>
+                  </pic:blipFill>
+                  <pic:spPr>
+                    <a:xfrm>
+                      <a:off x="0" y="0"/>
+                      <a:ext cx="5486400" cy="3681984"/>
+                    </a:xfrm>
+                    <a:prstGeom prst="rect"/>
+                  </pic:spPr>
+                </pic:pic>
+              </a:graphicData>
+            </a:graphic>
+          </wp:inline>
+        </w:drawing>
+      </w:r>
+    </w:p>
+    <w:p>
+      <w:pPr>
+        <w:spacing w:line="336" w:lineRule="auto" w:after="180"/>
+      </w:pPr>
+      <w:r>
+        <w:rPr>
+          <w:b w:val="0"/>
+        </w:rPr>
+        <w:t xml:space="preserve">For your Responsible Plant Classifier, save the </w:t>
+      </w:r>
+      <w:r>
+        <w:rPr>
+          <w:b/>
+        </w:rPr>
+        <w:t>input</w:t>
+      </w:r>
+      <w:r>
+        <w:rPr>
+          <w:b w:val="0"/>
+        </w:rPr>
+        <w:t>, procedure, observed result and limitation of this check.</w:t>
+      </w:r>
+    </w:p>
+    <w:p>
+      <w:pPr>
+        <w:spacing w:line="336" w:lineRule="auto" w:after="180"/>
+      </w:pPr>
+      <w:r>
+        <w:rPr>
+          <w:b w:val="0"/>
+        </w:rPr>
+        <w:t xml:space="preserve">Label this worked example as practice; use a different, previously unreviewed case when checking independent understanding. Draw your </w:t>
+      </w:r>
+      <w:r>
+        <w:rPr>
+          <w:b/>
+        </w:rPr>
+        <w:t>input</w:t>
+      </w:r>
+      <w:r>
+        <w:rPr>
+          <w:b w:val="0"/>
+        </w:rPr>
+        <w:t>, deciding step, result and limit.</w:t>
+      </w:r>
+    </w:p>
+    <w:p>
+      <w:pPr>
+        <w:spacing w:line="336" w:lineRule="auto" w:after="180"/>
+      </w:pPr>
+      <w:r>
+        <w:rPr>
+          <w:b w:val="0"/>
+        </w:rPr>
+        <w:t xml:space="preserve">Supported question: Which </w:t>
+      </w:r>
+      <w:r>
+        <w:rPr>
+          <w:b/>
+        </w:rPr>
+        <w:t>input</w:t>
+      </w:r>
+      <w:r>
+        <w:rPr>
+          <w:b w:val="0"/>
+        </w:rPr>
+        <w:t xml:space="preserve"> distinguishes the original and changed tree? Point to the relevant step in the picture, then write the changed result and the rule or </w:t>
+      </w:r>
+      <w:r>
+        <w:rPr>
+          <w:b/>
+        </w:rPr>
+        <w:t>evidence</w:t>
+      </w:r>
+      <w:r>
+        <w:rPr>
+          <w:b w:val="0"/>
+        </w:rPr>
+        <w:t xml:space="preserve"> that supports it.</w:t>
+      </w:r>
+    </w:p>
+    <w:p>
+      <w:pPr>
+        <w:spacing w:line="336" w:lineRule="auto" w:after="180"/>
+        <w:shd w:fill="F5F1FB"/>
+      </w:pPr>
+      <w:r>
+        <w:rPr>
+          <w:b w:val="0"/>
+        </w:rPr>
+        <w:t xml:space="preserve">Draw your project trace and justify the deciding step using </w:t>
+      </w:r>
+      <w:r>
+        <w:rPr>
+          <w:b/>
+        </w:rPr>
+        <w:t>evidence</w:t>
+      </w:r>
+      <w:r>
+        <w:rPr>
+          <w:b w:val="0"/>
+        </w:rPr>
+        <w:t>.</w:t>
+      </w:r>
+    </w:p>
+    <w:p>
+      <w:pPr>
+        <w:pStyle w:val="Heading3"/>
+      </w:pPr>
+      <w:r>
+        <w:t>My picture explanation, deciding evidence and one limit</w:t>
       </w:r>
     </w:p>
     <w:p>

--- a/downloads/workbook/ai-4-week-11.docx
+++ b/downloads/workbook/ai-4-week-11.docx
@@ -1177,6 +1177,26 @@
     </w:p>
     <w:p>
       <w:pPr>
+        <w:pStyle w:val="Heading3"/>
+      </w:pPr>
+      <w:r>
+        <w:t>Where to find the supplied example</w:t>
+      </w:r>
+    </w:p>
+    <w:p>
+      <w:pPr>
+        <w:spacing w:line="336" w:lineRule="auto" w:after="180"/>
+        <w:shd w:fill="F1F6F8"/>
+      </w:pPr>
+      <w:r>
+        <w:rPr>
+          <w:b w:val="0"/>
+        </w:rPr>
+        <w:t>Reference for this exercise: open this week’s student lesson, “Decision Trees”, at “See how it works” and “Follow a worked example”. Use the original worked values or code named in the question; the later pictorial case is a separate example. Keep this reference beside your workbook while practising.</w:t>
+      </w:r>
+    </w:p>
+    <w:p>
+      <w:pPr>
         <w:spacing w:line="336" w:lineRule="auto" w:after="180"/>
         <w:shd w:fill="F5F1FB"/>
       </w:pPr>
@@ -1410,6 +1430,26 @@
     </w:p>
     <w:p>
       <w:pPr>
+        <w:pStyle w:val="Heading3"/>
+      </w:pPr>
+      <w:r>
+        <w:t>Where to find the supplied example</w:t>
+      </w:r>
+    </w:p>
+    <w:p>
+      <w:pPr>
+        <w:spacing w:line="336" w:lineRule="auto" w:after="180"/>
+        <w:shd w:fill="F1F6F8"/>
+      </w:pPr>
+      <w:r>
+        <w:rPr>
+          <w:b w:val="0"/>
+        </w:rPr>
+        <w:t>Reference for this exercise: open this week’s student lesson, “Decision Trees”, at “See how it works” and “Follow a worked example”. Use the original worked values or code named in the question; the later pictorial case is a separate example. Keep this reference beside your workbook while practising.</w:t>
+      </w:r>
+    </w:p>
+    <w:p>
+      <w:pPr>
         <w:spacing w:line="336" w:lineRule="auto" w:after="180"/>
       </w:pPr>
       <w:r>
@@ -1480,6 +1520,26 @@
     <w:p>
       <w:r>
         <w:t>Attempt before feedback. If this repeats the selected independent case, reuse that first attempt; otherwise keep a separate record. Fit a new tree independently. Apply the supplied Decision Trees facts and keep your reasoning.</w:t>
+      </w:r>
+    </w:p>
+    <w:p>
+      <w:pPr>
+        <w:pStyle w:val="Heading3"/>
+      </w:pPr>
+      <w:r>
+        <w:t>Rules supplied for this independent case</w:t>
+      </w:r>
+    </w:p>
+    <w:p>
+      <w:pPr>
+        <w:spacing w:line="336" w:lineRule="auto" w:after="180"/>
+        <w:shd w:fill="F1F6F8"/>
+      </w:pPr>
+      <w:r>
+        <w:rPr>
+          <w:b w:val="0"/>
+        </w:rPr>
+        <w:t>Rules for this fresh tree: try near (feature 0) before tall (feature 1). Each depth-one candidate splits on 0 versus 1 and predicts the training-majority label within each leaf; a tied leaf predicts clear. Select the fewest total training mistakes, retaining the first candidate on a tie. Fit the baseline to the whole training-majority label, with clear on a tie. Validation never changes either fitted rule.</w:t>
       </w:r>
     </w:p>
     <w:p>

--- a/downloads/workbook/ai-4-week-11.docx
+++ b/downloads/workbook/ai-4-week-11.docx
@@ -25,22 +25,45 @@
         <w:pStyle w:val="Heading1"/>
       </w:pPr>
       <w:r>
-        <w:t>01. Recall and choose your starting point</w:t>
-      </w:r>
-    </w:p>
-    <w:p>
-      <w:r>
-        <w:t>Record your starting explanation for Decision Trees before opening notes. Show any later correction separately.</w:t>
-      </w:r>
-    </w:p>
-    <w:p>
-      <w:pPr>
-        <w:spacing w:line="336" w:lineRule="auto" w:after="180"/>
-      </w:pPr>
-      <w:r>
-        <w:rPr>
-          <w:b w:val="0"/>
-        </w:rPr>
+        <w:t>One tree-fitting and branch-tracing record.</w:t>
+      </w:r>
+    </w:p>
+    <w:p>
+      <w:r>
+        <w:t>Explain candidate errors, learned leaves, missingness and evaluation limits.</w:t>
+      </w:r>
+    </w:p>
+    <w:p>
+      <w:r>
+        <w:t>W1–W3/W5 → selected cutoff5task → project tree record → separate fitting retry when needed.</w:t>
+      </w:r>
+    </w:p>
+    <w:p>
+      <w:pPr>
+        <w:pStyle w:val="Heading1"/>
+      </w:pPr>
+      <w:r>
+        <w:t>01. Recall · Retrieve before notes</w:t>
+      </w:r>
+    </w:p>
+    <w:p>
+      <w:r>
+        <w:t>Keep this task’s complete inputs, stated rule and support record together.</w:t>
+      </w:r>
+    </w:p>
+    <w:p>
+      <w:pPr>
+        <w:pStyle w:val="Heading2"/>
+      </w:pPr>
+      <w:r>
+        <w:t>Task and evidence record</w:t>
+      </w:r>
+    </w:p>
+    <w:p>
+      <w:pPr>
+        <w:pStyle w:val="ListBullet"/>
+      </w:pPr>
+      <w:r>
         <w:t>Try the recall before opening notes. Then use a different colour or a labelled second line to correct your explanation.</w:t>
       </w:r>
     </w:p>
@@ -54,12 +77,9 @@
     </w:p>
     <w:p>
       <w:pPr>
-        <w:spacing w:line="336" w:lineRule="auto" w:after="180"/>
-      </w:pPr>
-      <w:r>
-        <w:rPr>
-          <w:b w:val="0"/>
-        </w:rPr>
+        <w:pStyle w:val="ListBullet"/>
+      </w:pPr>
+      <w:r>
         <w:t>Without opening the old lesson, explain one key idea from Baselines First. Give an example and a mistake that the idea helps you avoid.</w:t>
       </w:r>
     </w:p>
@@ -96,12 +116,9 @@
     </w:p>
     <w:p>
       <w:pPr>
-        <w:spacing w:line="336" w:lineRule="auto" w:after="180"/>
-      </w:pPr>
-      <w:r>
-        <w:rPr>
-          <w:b w:val="0"/>
-        </w:rPr>
+        <w:pStyle w:val="ListBullet"/>
+      </w:pPr>
+      <w:r>
         <w:t>Without opening the old lesson, explain one key idea from Leakage. Give an example and a mistake that the idea helps you avoid.</w:t>
       </w:r>
     </w:p>
@@ -138,12 +155,9 @@
     </w:p>
     <w:p>
       <w:pPr>
-        <w:spacing w:line="336" w:lineRule="auto" w:after="180"/>
-      </w:pPr>
-      <w:r>
-        <w:rPr>
-          <w:b w:val="0"/>
-        </w:rPr>
+        <w:pStyle w:val="ListBullet"/>
+      </w:pPr>
+      <w:r>
         <w:t>Without opening the old lesson, explain one key idea from Inspect Before Modeling. Give an example and a mistake that the idea helps you avoid.</w:t>
       </w:r>
     </w:p>
@@ -175,135 +189,52 @@
         <w:pStyle w:val="Heading1"/>
       </w:pPr>
       <w:r>
-        <w:t>02. Practise with fading help</w:t>
-      </w:r>
-    </w:p>
-    <w:p>
-      <w:r>
-        <w:t>Complete the supported Decision Trees trace and record the first step you can explain without help.</w:t>
-      </w:r>
-    </w:p>
-    <w:p>
-      <w:pPr>
-        <w:spacing w:line="336" w:lineRule="auto" w:after="180"/>
-      </w:pPr>
-      <w:r>
-        <w:rPr>
-          <w:b w:val="0"/>
-        </w:rPr>
-        <w:t xml:space="preserve">Use W2: Verify the candidate scores for </w:t>
-      </w:r>
-      <w:r>
-        <w:rPr>
-          <w:b/>
-        </w:rPr>
-        <w:t>Fitting</w:t>
-      </w:r>
-      <w:r>
-        <w:rPr>
-          <w:b w:val="0"/>
-        </w:rPr>
-        <w:t xml:space="preserve"> a decision tree. Record the answer once; the lesson and workbook refer to the same attempt.</w:t>
-      </w:r>
-    </w:p>
-    <w:tbl>
-      <w:tblPr>
-        <w:tblStyle w:val="LightShading-Accent1"/>
-        <w:tblW w:type="auto" w:w="0"/>
-        <w:tblLook w:firstColumn="1" w:firstRow="1" w:lastColumn="0" w:lastRow="0" w:noHBand="0" w:noVBand="1" w:val="04A0"/>
-      </w:tblPr>
-      <w:tblGrid>
-        <w:gridCol w:w="2556"/>
-        <w:gridCol w:w="2556"/>
-        <w:gridCol w:w="2556"/>
-        <w:gridCol w:w="2556"/>
-      </w:tblGrid>
-      <w:tr>
-        <w:trPr>
-          <w:tblHeader/>
-        </w:trPr>
-        <w:tc>
-          <w:tcPr>
-            <w:tcW w:type="dxa" w:w="2556"/>
-          </w:tcPr>
-          <w:p>
-            <w:r>
-              <w:t>Given inputs</w:t>
-            </w:r>
-          </w:p>
-        </w:tc>
-        <w:tc>
-          <w:tcPr>
-            <w:tcW w:type="dxa" w:w="2556"/>
-          </w:tcPr>
-          <w:p>
-            <w:r>
-              <w:t>Procedure I chose</w:t>
-            </w:r>
-          </w:p>
-        </w:tc>
-        <w:tc>
-          <w:tcPr>
-            <w:tcW w:type="dxa" w:w="2556"/>
-          </w:tcPr>
-          <w:p>
-            <w:r>
-              <w:t>Middle steps</w:t>
-            </w:r>
-          </w:p>
-        </w:tc>
-        <w:tc>
-          <w:tcPr>
-            <w:tcW w:type="dxa" w:w="2556"/>
-          </w:tcPr>
-          <w:p>
-            <w:r>
-              <w:t>Result and check</w:t>
-            </w:r>
-          </w:p>
-        </w:tc>
-      </w:tr>
-      <w:tr>
-        <w:tc>
-          <w:tcPr>
-            <w:tcW w:type="dxa" w:w="2556"/>
-          </w:tcPr>
-          <w:p>
-            <w:r/>
-          </w:p>
-        </w:tc>
-        <w:tc>
-          <w:tcPr>
-            <w:tcW w:type="dxa" w:w="2556"/>
-          </w:tcPr>
-          <w:p>
-            <w:r/>
-          </w:p>
-        </w:tc>
-        <w:tc>
-          <w:tcPr>
-            <w:tcW w:type="dxa" w:w="2556"/>
-          </w:tcPr>
-          <w:p>
-            <w:r/>
-          </w:p>
-        </w:tc>
-        <w:tc>
-          <w:tcPr>
-            <w:tcW w:type="dxa" w:w="2556"/>
-          </w:tcPr>
-          <w:p>
-            <w:r/>
-          </w:p>
-        </w:tc>
-      </w:tr>
-    </w:tbl>
+        <w:t>12. W1 · Explain the mechanism</w:t>
+      </w:r>
+    </w:p>
+    <w:p>
+      <w:r>
+        <w:t>Keep this task’s complete inputs, stated rule and support record together.</w:t>
+      </w:r>
+    </w:p>
+    <w:p>
+      <w:pPr>
+        <w:pStyle w:val="Heading2"/>
+      </w:pPr>
+      <w:r>
+        <w:t>Task and evidence record</w:t>
+      </w:r>
+    </w:p>
+    <w:p>
+      <w:pPr>
+        <w:pStyle w:val="ListBullet"/>
+      </w:pPr>
+      <w:r>
+        <w:t>Main six training rows: (1,0,blocked), (1,1,blocked), (1,0,blocked), (0,1,clear), (0,0,clear), (0,1,blocked). Feature 0 is near; feature 1 is tall. Leaf ties choose clear; candidate-score ties keep the first question. Near makes 1 error and stores near 0 → clear, near 1 → blocked. Tall makes 2 errors with both leaves blocked. Validation rows (1,1,blocked), (0,0,clear), (0,1,blocked), (1,0,clear) give tree predictions blocked, clear, clear, blocked: 2/4 correct, missing rows 3 and 4. The blocked baseline also scores 2/4 but misses rows 2 and 4. The separate pictured &gt;=2 and &gt;2 rules differ at count 2, with review for missing. The independent cutoff 5 is a separate stored-rule tracing task.</w:t>
+      </w:r>
+    </w:p>
+    <w:p>
+      <w:pPr>
+        <w:pStyle w:val="ListBullet"/>
+      </w:pPr>
+      <w:r>
+        <w:t>Reference for this exercise: open this week’s student lesson, “Decision Trees”, at “See how it works” and “Follow a worked example”. Use the original worked values or code named in the question; the later pictorial case is a separate example. Keep this reference beside your workbook while practising.</w:t>
+      </w:r>
+    </w:p>
+    <w:p>
+      <w:pPr>
+        <w:pStyle w:val="ListBullet"/>
+      </w:pPr>
+      <w:r>
+        <w:t>Identify the root, its two branches, leaf predictions and depth of the worked fitted tree. Which parts were selected using training labels?</w:t>
+      </w:r>
+    </w:p>
     <w:p>
       <w:pPr>
         <w:pStyle w:val="Heading3"/>
       </w:pPr>
       <w:r>
-        <w:t>The step I completed without help, and the hint I needed</w:t>
+        <w:t>My reasoning and evidence</w:t>
       </w:r>
     </w:p>
     <w:p>
@@ -322,62 +253,55 @@
       </w:r>
     </w:p>
     <w:p>
+      <w:r>
+        <w:t>________________________________________________________________</w:t>
+      </w:r>
+    </w:p>
+    <w:p>
+      <w:r>
+        <w:t>________________________________________________________________</w:t>
+      </w:r>
+    </w:p>
+    <w:p>
+      <w:r>
+        <w:t>________________________________________________________________</w:t>
+      </w:r>
+    </w:p>
+    <w:p>
       <w:pPr>
         <w:pStyle w:val="Heading1"/>
       </w:pPr>
       <w:r>
-        <w:t>03. Individual reasoning check</w:t>
-      </w:r>
-    </w:p>
-    <w:p>
-      <w:r>
-        <w:t>Check the proposed Decision Trees explanation against the supplied facts before discussing it.</w:t>
-      </w:r>
-    </w:p>
-    <w:p>
-      <w:pPr>
-        <w:spacing w:line="336" w:lineRule="auto" w:after="180"/>
-      </w:pPr>
-      <w:r>
-        <w:rPr>
-          <w:b w:val="0"/>
-        </w:rPr>
-        <w:t xml:space="preserve">Use the worked case for </w:t>
-      </w:r>
-      <w:r>
-        <w:rPr>
-          <w:b/>
-        </w:rPr>
-        <w:t>Fitting</w:t>
-      </w:r>
-      <w:r>
-        <w:rPr>
-          <w:b w:val="0"/>
-        </w:rPr>
-        <w:t xml:space="preserve"> a decision tree. Proposed explanation: “A near </w:t>
-      </w:r>
-      <w:r>
-        <w:rPr>
-          <w:b/>
-        </w:rPr>
-        <w:t>branch</w:t>
-      </w:r>
-      <w:r>
-        <w:rPr>
-          <w:b w:val="0"/>
-        </w:rPr>
-        <w:t xml:space="preserve"> must predict blocked”. Decide whether this explanation is supported.</w:t>
-      </w:r>
-    </w:p>
-    <w:p>
-      <w:pPr>
-        <w:spacing w:line="336" w:lineRule="auto" w:after="180"/>
-      </w:pPr>
-      <w:r>
-        <w:rPr>
-          <w:b w:val="0"/>
-        </w:rPr>
-        <w:t>Point to the step or supplied fact that decides; explain your repair if needed.</w:t>
+        <w:t>13. W2 · Trace the current experiment</w:t>
+      </w:r>
+    </w:p>
+    <w:p>
+      <w:r>
+        <w:t>Keep this task’s complete inputs, stated rule and support record together.</w:t>
+      </w:r>
+    </w:p>
+    <w:p>
+      <w:pPr>
+        <w:pStyle w:val="Heading2"/>
+      </w:pPr>
+      <w:r>
+        <w:t>Task and evidence record</w:t>
+      </w:r>
+    </w:p>
+    <w:p>
+      <w:pPr>
+        <w:pStyle w:val="ListBullet"/>
+      </w:pPr>
+      <w:r>
+        <w:t>Main six training rows: (1,0,blocked), (1,1,blocked), (1,0,blocked), (0,1,clear), (0,0,clear), (0,1,blocked). Feature 0 is near; feature 1 is tall. Leaf ties choose clear; candidate-score ties keep the first question. Near makes 1 error and stores near 0 → clear, near 1 → blocked. Tall makes 2 errors with both leaves blocked. Validation rows (1,1,blocked), (0,0,clear), (0,1,blocked), (1,0,clear) give tree predictions blocked, clear, clear, blocked: 2/4 correct, missing rows 3 and 4. The blocked baseline also scores 2/4 but misses rows 2 and 4. The separate pictured &gt;=2 and &gt;2 rules differ at count 2, with review for missing. The independent cutoff 5 is a separate stored-rule tracing task.</w:t>
+      </w:r>
+    </w:p>
+    <w:p>
+      <w:pPr>
+        <w:pStyle w:val="ListBullet"/>
+      </w:pPr>
+      <w:r>
+        <w:t>For each near branch and each tall branch, count blocked and clear labels and choose a leaf. Give the total errors for each candidate question.</w:t>
       </w:r>
     </w:p>
     <w:p>
@@ -385,7 +309,7 @@
         <w:pStyle w:val="Heading3"/>
       </w:pPr>
       <w:r>
-        <w:t>My explanation before partner discussion</w:t>
+        <w:t>My reasoning and evidence</w:t>
       </w:r>
     </w:p>
     <w:p>
@@ -409,16 +333,58 @@
       </w:r>
     </w:p>
     <w:p>
+      <w:r>
+        <w:t>________________________________________________________________</w:t>
+      </w:r>
+    </w:p>
+    <w:p>
+      <w:r>
+        <w:t>________________________________________________________________</w:t>
+      </w:r>
+    </w:p>
+    <w:p>
       <w:pPr>
         <w:pStyle w:val="Heading1"/>
       </w:pPr>
       <w:r>
-        <w:t>04. Independent transfer case</w:t>
-      </w:r>
-    </w:p>
-    <w:p>
-      <w:r>
-        <w:t>Write one first attempt at the reserved independent case before feedback. Repeated copies of that case refer to the same recorded attempt.</w:t>
+        <w:t>14. W3 · Repair the reasoning</w:t>
+      </w:r>
+    </w:p>
+    <w:p>
+      <w:r>
+        <w:t>Keep this task’s complete inputs, stated rule and support record together.</w:t>
+      </w:r>
+    </w:p>
+    <w:p>
+      <w:pPr>
+        <w:pStyle w:val="Heading2"/>
+      </w:pPr>
+      <w:r>
+        <w:t>Task and evidence record</w:t>
+      </w:r>
+    </w:p>
+    <w:p>
+      <w:pPr>
+        <w:pStyle w:val="ListBullet"/>
+      </w:pPr>
+      <w:r>
+        <w:t>Main six training rows: (1,0,blocked), (1,1,blocked), (1,0,blocked), (0,1,clear), (0,0,clear), (0,1,blocked). Feature 0 is near; feature 1 is tall. Leaf ties choose clear; candidate-score ties keep the first question. Near makes 1 error and stores near 0 → clear, near 1 → blocked. Tall makes 2 errors with both leaves blocked. Validation rows (1,1,blocked), (0,0,clear), (0,1,blocked), (1,0,clear) give tree predictions blocked, clear, clear, blocked: 2/4 correct, missing rows 3 and 4. The blocked baseline also scores 2/4 but misses rows 2 and 4. The separate pictured &gt;=2 and &gt;2 rules differ at count 2, with review for missing. The independent cutoff 5 is a separate stored-rule tracing task.</w:t>
+      </w:r>
+    </w:p>
+    <w:p>
+      <w:pPr>
+        <w:pStyle w:val="ListBullet"/>
+      </w:pPr>
+      <w:r>
+        <w:t>Reference for this exercise: open this week’s student lesson, “Decision Trees”, at “See how it works” and “Follow a worked example”. Use the original worked values or code named in the question; the later pictorial case is a separate example. Keep this reference beside your workbook while practising.</w:t>
+      </w:r>
+    </w:p>
+    <w:p>
+      <w:pPr>
+        <w:pStyle w:val="ListBullet"/>
+      </w:pPr>
+      <w:r>
+        <w:t>A learner sees a blocked validation case with near=0 and changes that leaf to blocked before reporting the score. Explain what changed and how to report the original fitted tree fairly.</w:t>
       </w:r>
     </w:p>
     <w:p>
@@ -426,18 +392,156 @@
         <w:pStyle w:val="Heading3"/>
       </w:pPr>
       <w:r>
+        <w:t>My reasoning and evidence</w:t>
+      </w:r>
+    </w:p>
+    <w:p>
+      <w:r>
+        <w:t>________________________________________________________________</w:t>
+      </w:r>
+    </w:p>
+    <w:p>
+      <w:r>
+        <w:t>________________________________________________________________</w:t>
+      </w:r>
+    </w:p>
+    <w:p>
+      <w:r>
+        <w:t>________________________________________________________________</w:t>
+      </w:r>
+    </w:p>
+    <w:p>
+      <w:r>
+        <w:t>________________________________________________________________</w:t>
+      </w:r>
+    </w:p>
+    <w:p>
+      <w:r>
+        <w:t>________________________________________________________________</w:t>
+      </w:r>
+    </w:p>
+    <w:p>
+      <w:r>
+        <w:t>________________________________________________________________</w:t>
+      </w:r>
+    </w:p>
+    <w:p>
+      <w:pPr>
+        <w:pStyle w:val="Heading1"/>
+      </w:pPr>
+      <w:r>
+        <w:t>16. W5 · Plan the next check</w:t>
+      </w:r>
+    </w:p>
+    <w:p>
+      <w:r>
+        <w:t>Keep this task’s complete inputs, stated rule and support record together.</w:t>
+      </w:r>
+    </w:p>
+    <w:p>
+      <w:pPr>
+        <w:pStyle w:val="Heading2"/>
+      </w:pPr>
+      <w:r>
+        <w:t>Task and evidence record</w:t>
+      </w:r>
+    </w:p>
+    <w:p>
+      <w:pPr>
+        <w:pStyle w:val="ListBullet"/>
+      </w:pPr>
+      <w:r>
+        <w:t>Main six training rows: (1,0,blocked), (1,1,blocked), (1,0,blocked), (0,1,clear), (0,0,clear), (0,1,blocked). Feature 0 is near; feature 1 is tall. Leaf ties choose clear; candidate-score ties keep the first question. Near makes 1 error and stores near 0 → clear, near 1 → blocked. Tall makes 2 errors with both leaves blocked. Validation rows (1,1,blocked), (0,0,clear), (0,1,blocked), (1,0,clear) give tree predictions blocked, clear, clear, blocked: 2/4 correct, missing rows 3 and 4. The blocked baseline also scores 2/4 but misses rows 2 and 4. The separate pictured &gt;=2 and &gt;2 rules differ at count 2, with review for missing. The independent cutoff 5 is a separate stored-rule tracing task.</w:t>
+      </w:r>
+    </w:p>
+    <w:p>
+      <w:pPr>
+        <w:pStyle w:val="ListBullet"/>
+      </w:pPr>
+      <w:r>
+        <w:t>If near and tall make the same training error count, which question does this code retain and why? Does retaining that question prove it will be better on future trips?</w:t>
+      </w:r>
+    </w:p>
+    <w:p>
+      <w:pPr>
+        <w:pStyle w:val="Heading3"/>
+      </w:pPr>
+      <w:r>
+        <w:t>My reasoning and evidence</w:t>
+      </w:r>
+    </w:p>
+    <w:p>
+      <w:r>
+        <w:t>________________________________________________________________</w:t>
+      </w:r>
+    </w:p>
+    <w:p>
+      <w:r>
+        <w:t>________________________________________________________________</w:t>
+      </w:r>
+    </w:p>
+    <w:p>
+      <w:r>
+        <w:t>________________________________________________________________</w:t>
+      </w:r>
+    </w:p>
+    <w:p>
+      <w:r>
+        <w:t>________________________________________________________________</w:t>
+      </w:r>
+    </w:p>
+    <w:p>
+      <w:r>
+        <w:t>________________________________________________________________</w:t>
+      </w:r>
+    </w:p>
+    <w:p>
+      <w:r>
+        <w:t>________________________________________________________________</w:t>
+      </w:r>
+    </w:p>
+    <w:p>
+      <w:pPr>
+        <w:pStyle w:val="Heading1"/>
+      </w:pPr>
+      <w:r>
+        <w:t>04. Try alone · Selected experiment task</w:t>
+      </w:r>
+    </w:p>
+    <w:p>
+      <w:r>
+        <w:t>Keep this task’s complete inputs, stated rule and support record together.</w:t>
+      </w:r>
+    </w:p>
+    <w:p>
+      <w:pPr>
+        <w:pStyle w:val="Heading2"/>
+      </w:pPr>
+      <w:r>
+        <w:t>Task and evidence record</w:t>
+      </w:r>
+    </w:p>
+    <w:p>
+      <w:pPr>
+        <w:pStyle w:val="ListBullet"/>
+      </w:pPr>
+      <w:r>
+        <w:t>This task supplies a stored cutoff5and a missing-count review policy. It assesses branch tracing, equality and the fitting/evaluation distinction; it does not by itself assess fitting a new tree. State which evidence would be needed to claim training selected or improved the rule. Keep the earlier near/tall training and picture’s cutoff2separate.</w:t>
+      </w:r>
+    </w:p>
+    <w:p>
+      <w:pPr>
+        <w:pStyle w:val="Heading3"/>
+      </w:pPr>
+      <w:r>
         <w:t>Independent case: Changed independent case</w:t>
       </w:r>
     </w:p>
     <w:p>
       <w:pPr>
-        <w:spacing w:line="336" w:lineRule="auto" w:after="180"/>
-        <w:shd w:fill="F5F1FB"/>
-      </w:pPr>
-      <w:r>
-        <w:rPr>
-          <w:b w:val="0"/>
-        </w:rPr>
+        <w:pStyle w:val="ListBullet"/>
+      </w:pPr>
+      <w:r>
         <w:t>A stored fitted rule says spots &gt;=5 predicts spotted; otherwise healthy. Trace4,5,6 and a missing count. Policy: missing count requires review. Can test labels be used to choose this cutoff?</w:t>
       </w:r>
     </w:p>
@@ -486,12 +590,9 @@
     </w:p>
     <w:p>
       <w:pPr>
-        <w:spacing w:line="336" w:lineRule="auto" w:after="180"/>
-      </w:pPr>
-      <w:r>
-        <w:rPr>
-          <w:b w:val="0"/>
-        </w:rPr>
+        <w:pStyle w:val="ListBullet"/>
+      </w:pPr>
+      <w:r>
         <w:t>Attempt this case before feedback. Record any help. Earlier examples below are further practice; a case already practised with feedback cannot establish fresh transfer.</w:t>
       </w:r>
     </w:p>
@@ -500,48 +601,69 @@
         <w:pStyle w:val="Heading1"/>
       </w:pPr>
       <w:r>
-        <w:t>05. Your learning target</w:t>
-      </w:r>
-    </w:p>
-    <w:p>
-      <w:r>
-        <w:t>Connect the Decision Trees target to a trace and a justified conclusion.</w:t>
-      </w:r>
-    </w:p>
-    <w:p>
-      <w:pPr>
-        <w:spacing w:line="336" w:lineRule="auto" w:after="180"/>
-        <w:shd w:fill="F5F1FB"/>
-      </w:pPr>
-      <w:r>
-        <w:rPr>
-          <w:b w:val="0"/>
-        </w:rPr>
-        <w:t xml:space="preserve">Rule: if spots&gt;=4 predict spotted, otherwise healthy. Trace 3,4,5 and missing. Does applying this rule demonstrate that </w:t>
-      </w:r>
-      <w:r>
-        <w:rPr>
-          <w:b/>
-        </w:rPr>
-        <w:t>training</w:t>
-      </w:r>
-      <w:r>
-        <w:rPr>
-          <w:b w:val="0"/>
-        </w:rPr>
-        <w:t xml:space="preserve"> found the </w:t>
-      </w:r>
-      <w:r>
-        <w:rPr>
-          <w:b/>
-        </w:rPr>
-        <w:t>threshold</w:t>
-      </w:r>
-      <w:r>
-        <w:rPr>
-          <w:b w:val="0"/>
-        </w:rPr>
-        <w:t>?</w:t>
+        <w:t>09. Project · Keep the experiment evidence</w:t>
+      </w:r>
+    </w:p>
+    <w:p>
+      <w:r>
+        <w:t>Keep this task’s complete inputs, stated rule and support record together.</w:t>
+      </w:r>
+    </w:p>
+    <w:p>
+      <w:pPr>
+        <w:pStyle w:val="Heading2"/>
+      </w:pPr>
+      <w:r>
+        <w:t>Task and evidence record</w:t>
+      </w:r>
+    </w:p>
+    <w:p>
+      <w:pPr>
+        <w:pStyle w:val="ListBullet"/>
+      </w:pPr>
+      <w:r>
+        <w:t>Draw the current Plant Classifier tree and annotate feature, threshold, prediction, and test evidence at each leaf.</w:t>
+      </w:r>
+    </w:p>
+    <w:p>
+      <w:pPr>
+        <w:pStyle w:val="ListBullet"/>
+      </w:pPr>
+      <w:r>
+        <w:t>The project change and evidence I will keep</w:t>
+      </w:r>
+    </w:p>
+    <w:p>
+      <w:pPr>
+        <w:pStyle w:val="Heading3"/>
+      </w:pPr>
+      <w:r>
+        <w:t>Write or draw your reasoning and evidence.</w:t>
+      </w:r>
+    </w:p>
+    <w:p>
+      <w:r>
+        <w:t>________________________________________________________________</w:t>
+      </w:r>
+    </w:p>
+    <w:p>
+      <w:r>
+        <w:t>________________________________________________________________</w:t>
+      </w:r>
+    </w:p>
+    <w:p>
+      <w:r>
+        <w:t>________________________________________________________________</w:t>
+      </w:r>
+    </w:p>
+    <w:p>
+      <w:r>
+        <w:t>________________________________________________________________</w:t>
+      </w:r>
+    </w:p>
+    <w:p>
+      <w:r>
+        <w:t>________________________________________________________________</w:t>
       </w:r>
     </w:p>
     <w:p>
@@ -549,1191 +671,20 @@
         <w:pStyle w:val="Heading1"/>
       </w:pPr>
       <w:r>
-        <w:t>06. Solve the given case</w:t>
-      </w:r>
-    </w:p>
-    <w:p>
-      <w:r>
-        <w:t>Solve the supplied Decision Trees case and show the deciding evidence.</w:t>
-      </w:r>
-    </w:p>
-    <w:p>
-      <w:pPr>
-        <w:spacing w:line="336" w:lineRule="auto" w:after="180"/>
-      </w:pPr>
-      <w:r>
-        <w:rPr>
-          <w:b w:val="0"/>
-        </w:rPr>
-        <w:t>A supplied tree predicts spotted for spot_count&gt;=3, otherwise healthy.</w:t>
-      </w:r>
-    </w:p>
-    <w:p>
-      <w:pPr>
-        <w:spacing w:line="336" w:lineRule="auto" w:after="180"/>
-      </w:pPr>
-      <w:r>
-        <w:rPr>
-          <w:b w:val="0"/>
-        </w:rPr>
-        <w:t>Trace 2,3,4 and state boundary.</w:t>
-      </w:r>
-    </w:p>
-    <w:p>
-      <w:pPr>
-        <w:spacing w:line="336" w:lineRule="auto" w:after="180"/>
-      </w:pPr>
-      <w:r>
-        <w:rPr>
-          <w:b w:val="0"/>
-        </w:rPr>
-        <w:t xml:space="preserve">Show your trace, calculation or </w:t>
-      </w:r>
-      <w:r>
-        <w:rPr>
-          <w:b/>
-        </w:rPr>
-        <w:t>evidence</w:t>
-      </w:r>
-    </w:p>
-    <w:p>
-      <w:pPr>
-        <w:pStyle w:val="Heading3"/>
-      </w:pPr>
-      <w:r>
-        <w:t>Write or draw your reasoning and evidence.</w:t>
-      </w:r>
-    </w:p>
-    <w:p>
-      <w:r>
-        <w:t>________________________________________________________________</w:t>
-      </w:r>
-    </w:p>
-    <w:p>
-      <w:r>
-        <w:t>________________________________________________________________</w:t>
-      </w:r>
-    </w:p>
-    <w:p>
-      <w:r>
-        <w:t>________________________________________________________________</w:t>
-      </w:r>
-    </w:p>
-    <w:p>
-      <w:r>
-        <w:t>________________________________________________________________</w:t>
-      </w:r>
-    </w:p>
-    <w:p>
-      <w:r>
-        <w:t>________________________________________________________________</w:t>
-      </w:r>
-    </w:p>
-    <w:p>
-      <w:pPr>
-        <w:pStyle w:val="Heading1"/>
-      </w:pPr>
-      <w:r>
-        <w:t>07. Check a changed case</w:t>
-      </w:r>
-    </w:p>
-    <w:p>
-      <w:r>
-        <w:t>Apply the procedure to the changed case and record why the conclusion follows.</w:t>
-      </w:r>
-    </w:p>
-    <w:p>
-      <w:pPr>
-        <w:spacing w:line="336" w:lineRule="auto" w:after="180"/>
-        <w:shd w:fill="F5F1FB"/>
-      </w:pPr>
-      <w:r>
-        <w:rPr>
-          <w:b w:val="0"/>
-        </w:rPr>
-        <w:t xml:space="preserve">A tree predicts fern when </w:t>
-      </w:r>
-      <w:r>
-        <w:rPr>
-          <w:b/>
-        </w:rPr>
-        <w:t>leaf</w:t>
-      </w:r>
-      <w:r>
-        <w:rPr>
-          <w:b w:val="0"/>
-        </w:rPr>
-        <w:t>_width_cm &lt;= 3 and grass otherwise. Trace widths 2, 3 and 4. Which case checks the boundary?</w:t>
-      </w:r>
-    </w:p>
-    <w:p>
-      <w:pPr>
-        <w:spacing w:line="336" w:lineRule="auto" w:after="180"/>
-      </w:pPr>
-      <w:r>
-        <w:rPr>
-          <w:b w:val="0"/>
-        </w:rPr>
-        <w:t>My independent answer and reason</w:t>
-      </w:r>
-    </w:p>
-    <w:p>
-      <w:pPr>
-        <w:pStyle w:val="Heading3"/>
-      </w:pPr>
-      <w:r>
-        <w:t>Write or draw your reasoning and evidence.</w:t>
-      </w:r>
-    </w:p>
-    <w:p>
-      <w:r>
-        <w:t>________________________________________________________________</w:t>
-      </w:r>
-    </w:p>
-    <w:p>
-      <w:r>
-        <w:t>________________________________________________________________</w:t>
-      </w:r>
-    </w:p>
-    <w:p>
-      <w:r>
-        <w:t>________________________________________________________________</w:t>
-      </w:r>
-    </w:p>
-    <w:p>
-      <w:r>
-        <w:t>________________________________________________________________</w:t>
-      </w:r>
-    </w:p>
-    <w:p>
-      <w:r>
-        <w:t>________________________________________________________________</w:t>
-      </w:r>
-    </w:p>
-    <w:p>
-      <w:pPr>
-        <w:pStyle w:val="Heading3"/>
-      </w:pPr>
-      <w:r>
-        <w:t>Week 11 Test and reflect</w:t>
-      </w:r>
-    </w:p>
-    <w:p>
-      <w:pPr>
-        <w:pStyle w:val="Heading1"/>
-      </w:pPr>
-      <w:r>
-        <w:t>08. Design a revealing test</w:t>
-      </w:r>
-    </w:p>
-    <w:p>
-      <w:r>
-        <w:t>Specify a changed input, expected result and observation separately.</w:t>
-      </w:r>
-    </w:p>
-    <w:p>
-      <w:pPr>
-        <w:spacing w:line="336" w:lineRule="auto" w:after="180"/>
-      </w:pPr>
-      <w:r>
-        <w:rPr>
-          <w:b w:val="0"/>
-        </w:rPr>
-        <w:t xml:space="preserve">Create a changed </w:t>
-      </w:r>
-      <w:r>
-        <w:rPr>
-          <w:b/>
-        </w:rPr>
-        <w:t>input</w:t>
-      </w:r>
-      <w:r>
-        <w:rPr>
-          <w:b w:val="0"/>
-        </w:rPr>
-        <w:t>, boundary case or missing-information case. Write the expected answer or safe response before testing.</w:t>
-      </w:r>
-    </w:p>
-    <w:tbl>
-      <w:tblPr>
-        <w:tblStyle w:val="LightShading-Accent1"/>
-        <w:tblW w:type="auto" w:w="0"/>
-        <w:tblLook w:firstColumn="1" w:firstRow="1" w:lastColumn="0" w:lastRow="0" w:noHBand="0" w:noVBand="1" w:val="04A0"/>
-      </w:tblPr>
-      <w:tblGrid>
-        <w:gridCol w:w="5112"/>
-        <w:gridCol w:w="5112"/>
-      </w:tblGrid>
-      <w:tr>
-        <w:trPr>
-          <w:tblHeader/>
-        </w:trPr>
-        <w:tc>
-          <w:tcPr>
-            <w:tcW w:type="dxa" w:w="5112"/>
-          </w:tcPr>
-          <w:p>
-            <w:r>
-              <w:t>Test record</w:t>
-            </w:r>
-          </w:p>
-        </w:tc>
-        <w:tc>
-          <w:tcPr>
-            <w:tcW w:type="dxa" w:w="5112"/>
-          </w:tcPr>
-          <w:p>
-            <w:r>
-              <w:t>My evidence</w:t>
-            </w:r>
-          </w:p>
-        </w:tc>
-      </w:tr>
-      <w:tr>
-        <w:tc>
-          <w:tcPr>
-            <w:tcW w:type="dxa" w:w="5112"/>
-          </w:tcPr>
-          <w:p>
-            <w:r>
-              <w:t>Changed input or condition</w:t>
-            </w:r>
-          </w:p>
-        </w:tc>
-        <w:tc>
-          <w:tcPr>
-            <w:tcW w:type="dxa" w:w="5112"/>
-          </w:tcPr>
-          <w:p>
-            <w:r/>
-          </w:p>
-        </w:tc>
-      </w:tr>
-      <w:tr>
-        <w:tc>
-          <w:tcPr>
-            <w:tcW w:type="dxa" w:w="5112"/>
-          </w:tcPr>
-          <w:p>
-            <w:r>
-              <w:t>Expected answer or fallback</w:t>
-            </w:r>
-          </w:p>
-        </w:tc>
-        <w:tc>
-          <w:tcPr>
-            <w:tcW w:type="dxa" w:w="5112"/>
-          </w:tcPr>
-          <w:p>
-            <w:r/>
-          </w:p>
-        </w:tc>
-      </w:tr>
-      <w:tr>
-        <w:tc>
-          <w:tcPr>
-            <w:tcW w:type="dxa" w:w="5112"/>
-          </w:tcPr>
-          <w:p>
-            <w:r>
-              <w:t>Observed result</w:t>
-            </w:r>
-          </w:p>
-        </w:tc>
-        <w:tc>
-          <w:tcPr>
-            <w:tcW w:type="dxa" w:w="5112"/>
-          </w:tcPr>
-          <w:p>
-            <w:r/>
-          </w:p>
-        </w:tc>
-      </w:tr>
-      <w:tr>
-        <w:tc>
-          <w:tcPr>
-            <w:tcW w:type="dxa" w:w="5112"/>
-          </w:tcPr>
-          <w:p>
-            <w:r>
-              <w:t>Why the result occurred</w:t>
-            </w:r>
-          </w:p>
-        </w:tc>
-        <w:tc>
-          <w:tcPr>
-            <w:tcW w:type="dxa" w:w="5112"/>
-          </w:tcPr>
-          <w:p>
-            <w:r/>
-          </w:p>
-        </w:tc>
-      </w:tr>
-    </w:tbl>
-    <w:p>
-      <w:pPr>
-        <w:pStyle w:val="Heading1"/>
-      </w:pPr>
-      <w:r>
-        <w:t>09. Project checkpoint</w:t>
-      </w:r>
-    </w:p>
-    <w:p>
-      <w:r>
-        <w:t>Justify what Decision Trees adds to Responsible Plant Classifier and keep the evidence.</w:t>
-      </w:r>
-    </w:p>
-    <w:p>
-      <w:pPr>
-        <w:spacing w:line="336" w:lineRule="auto" w:after="180"/>
-      </w:pPr>
-      <w:r>
-        <w:rPr>
-          <w:b w:val="0"/>
-        </w:rPr>
-        <w:t xml:space="preserve">Draw the current Plant Classifier tree and annotate feature, </w:t>
-      </w:r>
-      <w:r>
-        <w:rPr>
-          <w:b/>
-        </w:rPr>
-        <w:t>threshold</w:t>
-      </w:r>
-      <w:r>
-        <w:rPr>
-          <w:b w:val="0"/>
-        </w:rPr>
-        <w:t xml:space="preserve">, </w:t>
-      </w:r>
-      <w:r>
-        <w:rPr>
-          <w:b/>
-        </w:rPr>
-        <w:t>prediction</w:t>
-      </w:r>
-      <w:r>
-        <w:rPr>
-          <w:b w:val="0"/>
-        </w:rPr>
-        <w:t xml:space="preserve">, and test </w:t>
-      </w:r>
-      <w:r>
-        <w:rPr>
-          <w:b/>
-        </w:rPr>
-        <w:t>evidence</w:t>
-      </w:r>
-      <w:r>
-        <w:rPr>
-          <w:b w:val="0"/>
-        </w:rPr>
-        <w:t xml:space="preserve"> at each </w:t>
-      </w:r>
-      <w:r>
-        <w:rPr>
-          <w:b/>
-        </w:rPr>
-        <w:t>leaf</w:t>
-      </w:r>
-      <w:r>
-        <w:rPr>
-          <w:b w:val="0"/>
-        </w:rPr>
-        <w:t>.</w:t>
-      </w:r>
-    </w:p>
-    <w:p>
-      <w:pPr>
-        <w:spacing w:line="336" w:lineRule="auto" w:after="180"/>
-      </w:pPr>
-      <w:r>
-        <w:rPr>
-          <w:b w:val="0"/>
-        </w:rPr>
-        <w:t xml:space="preserve">The project change and </w:t>
-      </w:r>
-      <w:r>
-        <w:rPr>
-          <w:b/>
-        </w:rPr>
-        <w:t>evidence</w:t>
-      </w:r>
-      <w:r>
-        <w:rPr>
-          <w:b w:val="0"/>
-        </w:rPr>
-        <w:t xml:space="preserve"> I will keep</w:t>
-      </w:r>
-    </w:p>
-    <w:p>
-      <w:pPr>
-        <w:pStyle w:val="Heading3"/>
-      </w:pPr>
-      <w:r>
-        <w:t>Write or draw your reasoning and evidence.</w:t>
-      </w:r>
-    </w:p>
-    <w:p>
-      <w:r>
-        <w:t>________________________________________________________________</w:t>
-      </w:r>
-    </w:p>
-    <w:p>
-      <w:r>
-        <w:t>________________________________________________________________</w:t>
-      </w:r>
-    </w:p>
-    <w:p>
-      <w:r>
-        <w:t>________________________________________________________________</w:t>
-      </w:r>
-    </w:p>
-    <w:p>
-      <w:r>
-        <w:t>________________________________________________________________</w:t>
-      </w:r>
-    </w:p>
-    <w:p>
-      <w:r>
-        <w:t>________________________________________________________________</w:t>
-      </w:r>
-    </w:p>
-    <w:p>
-      <w:pPr>
-        <w:pStyle w:val="Heading1"/>
-      </w:pPr>
-      <w:r>
-        <w:t>10. Self check</w:t>
-      </w:r>
-    </w:p>
-    <w:p>
-      <w:r>
-        <w:t>Judge explanation, evidence, transfer and limits separately; attach the work behind your judgement.</w:t>
-      </w:r>
-    </w:p>
-    <w:p>
-      <w:pPr>
-        <w:pStyle w:val="ListBullet"/>
-      </w:pPr>
-      <w:r>
-        <w:t>I can explain the mechanism.</w:t>
-      </w:r>
-    </w:p>
-    <w:p>
-      <w:pPr>
-        <w:pStyle w:val="ListBullet"/>
-      </w:pPr>
-      <w:r>
-        <w:t>I can show evidence.</w:t>
-      </w:r>
-    </w:p>
-    <w:p>
-      <w:pPr>
-        <w:pStyle w:val="ListBullet"/>
-      </w:pPr>
-      <w:r>
-        <w:t>I can handle a changed case.</w:t>
-      </w:r>
-    </w:p>
-    <w:p>
-      <w:pPr>
-        <w:pStyle w:val="ListBullet"/>
-      </w:pPr>
-      <w:r>
-        <w:t>I can name a limit.</w:t>
-      </w:r>
-    </w:p>
-    <w:p>
-      <w:r>
-        <w:t>Mark each as not yet, with help or independently, and attach supporting work.</w:t>
-      </w:r>
-    </w:p>
-    <w:p>
-      <w:pPr>
-        <w:spacing w:line="336" w:lineRule="auto" w:after="180"/>
-      </w:pPr>
-      <w:r>
-        <w:rPr>
-          <w:b w:val="0"/>
-        </w:rPr>
-        <w:t>Teacher review ____________________  Next step ____________________</w:t>
-      </w:r>
-    </w:p>
-    <w:p>
-      <w:pPr>
-        <w:pStyle w:val="Heading1"/>
-      </w:pPr>
-      <w:r>
-        <w:t>11. Transfer practice from the original programme</w:t>
-      </w:r>
-    </w:p>
-    <w:p>
-      <w:r>
-        <w:t>Use this earlier case as transfer practice. A case already discussed with feedback is not fresh assessment evidence.</w:t>
-      </w:r>
-    </w:p>
-    <w:p>
-      <w:pPr>
-        <w:spacing w:line="336" w:lineRule="auto" w:after="180"/>
-        <w:shd w:fill="F5F1FB"/>
-      </w:pPr>
-      <w:r>
-        <w:rPr>
-          <w:b w:val="0"/>
-        </w:rPr>
-        <w:t xml:space="preserve">Rule: if spots&gt;=4 predict spotted, otherwise healthy. Trace 3,4,5 and missing. Does applying this rule demonstrate that </w:t>
-      </w:r>
-      <w:r>
-        <w:rPr>
-          <w:b/>
-        </w:rPr>
-        <w:t>training</w:t>
-      </w:r>
-      <w:r>
-        <w:rPr>
-          <w:b w:val="0"/>
-        </w:rPr>
-        <w:t xml:space="preserve"> found the </w:t>
-      </w:r>
-      <w:r>
-        <w:rPr>
-          <w:b/>
-        </w:rPr>
-        <w:t>threshold</w:t>
-      </w:r>
-      <w:r>
-        <w:rPr>
-          <w:b w:val="0"/>
-        </w:rPr>
-        <w:t>?</w:t>
-      </w:r>
-    </w:p>
-    <w:p>
-      <w:pPr>
-        <w:pStyle w:val="Heading3"/>
-      </w:pPr>
-      <w:r>
-        <w:t>My independently reasoned answer</w:t>
-      </w:r>
-    </w:p>
-    <w:p>
-      <w:r>
-        <w:t>________________________________________________________________</w:t>
-      </w:r>
-    </w:p>
-    <w:p>
-      <w:r>
-        <w:t>________________________________________________________________</w:t>
-      </w:r>
-    </w:p>
-    <w:p>
-      <w:r>
-        <w:t>________________________________________________________________</w:t>
-      </w:r>
-    </w:p>
-    <w:p>
-      <w:r>
-        <w:t>________________________________________________________________</w:t>
-      </w:r>
-    </w:p>
-    <w:p>
-      <w:r>
-        <w:t>________________________________________________________________</w:t>
-      </w:r>
-    </w:p>
-    <w:p>
-      <w:r>
-        <w:t>________________________________________________________________</w:t>
-      </w:r>
-    </w:p>
-    <w:p>
-      <w:r>
-        <w:t>________________________________________________________________</w:t>
-      </w:r>
-    </w:p>
-    <w:p>
-      <w:pPr>
-        <w:spacing w:line="336" w:lineRule="auto" w:after="180"/>
-      </w:pPr>
-      <w:r>
-        <w:rPr>
-          <w:b w:val="0"/>
-        </w:rPr>
-        <w:t>Record support used: none, hint or teacher explanation.</w:t>
-      </w:r>
-    </w:p>
-    <w:p>
-      <w:pPr>
-        <w:pStyle w:val="Heading1"/>
-      </w:pPr>
-      <w:r>
-        <w:t>12. W1 Name the parts and decisions</w:t>
-      </w:r>
-    </w:p>
-    <w:p>
-      <w:r>
-        <w:t>Name the parts and decisions. Apply the supplied Decision Trees facts and keep your reasoning.</w:t>
-      </w:r>
-    </w:p>
-    <w:p>
-      <w:pPr>
-        <w:pStyle w:val="Heading3"/>
-      </w:pPr>
-      <w:r>
-        <w:t>Where to find the supplied example</w:t>
-      </w:r>
-    </w:p>
-    <w:p>
-      <w:pPr>
-        <w:spacing w:line="336" w:lineRule="auto" w:after="180"/>
-        <w:shd w:fill="F1F6F8"/>
-      </w:pPr>
-      <w:r>
-        <w:rPr>
-          <w:b w:val="0"/>
-        </w:rPr>
-        <w:t>Reference for this exercise: open this week’s student lesson, “Decision Trees”, at “See how it works” and “Follow a worked example”. Use the original worked values or code named in the question; the later pictorial case is a separate example. Keep this reference beside your workbook while practising.</w:t>
-      </w:r>
-    </w:p>
-    <w:p>
-      <w:pPr>
-        <w:spacing w:line="336" w:lineRule="auto" w:after="180"/>
-        <w:shd w:fill="F5F1FB"/>
-      </w:pPr>
-      <w:r>
-        <w:rPr>
-          <w:b w:val="0"/>
-        </w:rPr>
-        <w:t xml:space="preserve">Identify the </w:t>
-      </w:r>
-      <w:r>
-        <w:rPr>
-          <w:b/>
-        </w:rPr>
-        <w:t>root</w:t>
-      </w:r>
-      <w:r>
-        <w:rPr>
-          <w:b w:val="0"/>
-        </w:rPr>
-        <w:t xml:space="preserve">, its two </w:t>
-      </w:r>
-      <w:r>
-        <w:rPr>
-          <w:b/>
-        </w:rPr>
-        <w:t>branch</w:t>
-      </w:r>
-      <w:r>
-        <w:rPr>
-          <w:b w:val="0"/>
-        </w:rPr>
-        <w:t xml:space="preserve">es, </w:t>
-      </w:r>
-      <w:r>
-        <w:rPr>
-          <w:b/>
-        </w:rPr>
-        <w:t>leaf</w:t>
-      </w:r>
-      <w:r>
-        <w:rPr>
-          <w:b w:val="0"/>
-        </w:rPr>
-        <w:t xml:space="preserve"> </w:t>
-      </w:r>
-      <w:r>
-        <w:rPr>
-          <w:b/>
-        </w:rPr>
-        <w:t>prediction</w:t>
-      </w:r>
-      <w:r>
-        <w:rPr>
-          <w:b w:val="0"/>
-        </w:rPr>
-        <w:t xml:space="preserve">s and </w:t>
-      </w:r>
-      <w:r>
-        <w:rPr>
-          <w:b/>
-        </w:rPr>
-        <w:t>depth</w:t>
-      </w:r>
-      <w:r>
-        <w:rPr>
-          <w:b w:val="0"/>
-        </w:rPr>
-        <w:t xml:space="preserve"> of the worked fitted tree. Which parts were selected using </w:t>
-      </w:r>
-      <w:r>
-        <w:rPr>
-          <w:b/>
-        </w:rPr>
-        <w:t>training</w:t>
-      </w:r>
-      <w:r>
-        <w:rPr>
-          <w:b w:val="0"/>
-        </w:rPr>
-        <w:t xml:space="preserve"> labels?</w:t>
-      </w:r>
-    </w:p>
-    <w:p>
-      <w:pPr>
-        <w:pStyle w:val="Heading3"/>
-      </w:pPr>
-      <w:r>
-        <w:t>My reasoning and evidence</w:t>
-      </w:r>
-    </w:p>
-    <w:p>
-      <w:r>
-        <w:t>________________________________________________________________</w:t>
-      </w:r>
-    </w:p>
-    <w:p>
-      <w:r>
-        <w:t>________________________________________________________________</w:t>
-      </w:r>
-    </w:p>
-    <w:p>
-      <w:r>
-        <w:t>________________________________________________________________</w:t>
-      </w:r>
-    </w:p>
-    <w:p>
-      <w:r>
-        <w:t>________________________________________________________________</w:t>
-      </w:r>
-    </w:p>
-    <w:p>
-      <w:r>
-        <w:t>________________________________________________________________</w:t>
-      </w:r>
-    </w:p>
-    <w:p>
-      <w:r>
-        <w:t>________________________________________________________________</w:t>
-      </w:r>
-    </w:p>
-    <w:p>
-      <w:pPr>
-        <w:pStyle w:val="Heading1"/>
-      </w:pPr>
-      <w:r>
-        <w:t>13. W2 Verify the candidate scores</w:t>
-      </w:r>
-    </w:p>
-    <w:p>
-      <w:r>
-        <w:t>Verify the candidate scores. Apply the supplied Decision Trees facts and keep your reasoning.</w:t>
-      </w:r>
-    </w:p>
-    <w:p>
-      <w:pPr>
-        <w:spacing w:line="336" w:lineRule="auto" w:after="180"/>
-      </w:pPr>
-      <w:r>
-        <w:rPr>
-          <w:b w:val="0"/>
-        </w:rPr>
-        <w:t xml:space="preserve">For each near </w:t>
-      </w:r>
-      <w:r>
-        <w:rPr>
-          <w:b/>
-        </w:rPr>
-        <w:t>branch</w:t>
-      </w:r>
-      <w:r>
-        <w:rPr>
-          <w:b w:val="0"/>
-        </w:rPr>
-        <w:t xml:space="preserve"> and each tall </w:t>
-      </w:r>
-      <w:r>
-        <w:rPr>
-          <w:b/>
-        </w:rPr>
-        <w:t>branch</w:t>
-      </w:r>
-      <w:r>
-        <w:rPr>
-          <w:b w:val="0"/>
-        </w:rPr>
-        <w:t xml:space="preserve">, count blocked and clear labels and choose a </w:t>
-      </w:r>
-      <w:r>
-        <w:rPr>
-          <w:b/>
-        </w:rPr>
-        <w:t>leaf</w:t>
-      </w:r>
-      <w:r>
-        <w:rPr>
-          <w:b w:val="0"/>
-        </w:rPr>
-        <w:t>. Give the total errors for each candidate question.</w:t>
-      </w:r>
-    </w:p>
-    <w:p>
-      <w:pPr>
-        <w:pStyle w:val="Heading3"/>
-      </w:pPr>
-      <w:r>
-        <w:t>My reasoning and evidence</w:t>
-      </w:r>
-    </w:p>
-    <w:p>
-      <w:r>
-        <w:t>________________________________________________________________</w:t>
-      </w:r>
-    </w:p>
-    <w:p>
-      <w:r>
-        <w:t>________________________________________________________________</w:t>
-      </w:r>
-    </w:p>
-    <w:p>
-      <w:r>
-        <w:t>________________________________________________________________</w:t>
-      </w:r>
-    </w:p>
-    <w:p>
-      <w:r>
-        <w:t>________________________________________________________________</w:t>
-      </w:r>
-    </w:p>
-    <w:p>
-      <w:r>
-        <w:t>________________________________________________________________</w:t>
-      </w:r>
-    </w:p>
-    <w:p>
-      <w:r>
-        <w:t>________________________________________________________________</w:t>
-      </w:r>
-    </w:p>
-    <w:p>
-      <w:pPr>
-        <w:pStyle w:val="Heading1"/>
-      </w:pPr>
-      <w:r>
-        <w:t>14. W3 Separate fitting from prediction</w:t>
-      </w:r>
-    </w:p>
-    <w:p>
-      <w:r>
-        <w:t>Separate fitting from prediction. Apply the supplied Decision Trees facts and keep your reasoning.</w:t>
-      </w:r>
-    </w:p>
-    <w:p>
-      <w:pPr>
-        <w:pStyle w:val="Heading3"/>
-      </w:pPr>
-      <w:r>
-        <w:t>Where to find the supplied example</w:t>
-      </w:r>
-    </w:p>
-    <w:p>
-      <w:pPr>
-        <w:spacing w:line="336" w:lineRule="auto" w:after="180"/>
-        <w:shd w:fill="F1F6F8"/>
-      </w:pPr>
-      <w:r>
-        <w:rPr>
-          <w:b w:val="0"/>
-        </w:rPr>
-        <w:t>Reference for this exercise: open this week’s student lesson, “Decision Trees”, at “See how it works” and “Follow a worked example”. Use the original worked values or code named in the question; the later pictorial case is a separate example. Keep this reference beside your workbook while practising.</w:t>
-      </w:r>
-    </w:p>
-    <w:p>
-      <w:pPr>
-        <w:spacing w:line="336" w:lineRule="auto" w:after="180"/>
-      </w:pPr>
-      <w:r>
-        <w:rPr>
-          <w:b w:val="0"/>
-        </w:rPr>
-        <w:t xml:space="preserve">A learner sees a blocked validation case with near=0 and changes that </w:t>
-      </w:r>
-      <w:r>
-        <w:rPr>
-          <w:b/>
-        </w:rPr>
-        <w:t>leaf</w:t>
-      </w:r>
-      <w:r>
-        <w:rPr>
-          <w:b w:val="0"/>
-        </w:rPr>
-        <w:t xml:space="preserve"> to blocked before reporting the score. Explain what changed and how to report the original fitted tree fairly.</w:t>
-      </w:r>
-    </w:p>
-    <w:p>
-      <w:pPr>
-        <w:pStyle w:val="Heading3"/>
-      </w:pPr>
-      <w:r>
-        <w:t>My reasoning and evidence</w:t>
-      </w:r>
-    </w:p>
-    <w:p>
-      <w:r>
-        <w:t>________________________________________________________________</w:t>
-      </w:r>
-    </w:p>
-    <w:p>
-      <w:r>
-        <w:t>________________________________________________________________</w:t>
-      </w:r>
-    </w:p>
-    <w:p>
-      <w:r>
-        <w:t>________________________________________________________________</w:t>
-      </w:r>
-    </w:p>
-    <w:p>
-      <w:r>
-        <w:t>________________________________________________________________</w:t>
-      </w:r>
-    </w:p>
-    <w:p>
-      <w:r>
-        <w:t>________________________________________________________________</w:t>
-      </w:r>
-    </w:p>
-    <w:p>
-      <w:r>
-        <w:t>________________________________________________________________</w:t>
-      </w:r>
-    </w:p>
-    <w:p>
-      <w:pPr>
-        <w:pStyle w:val="Heading1"/>
-      </w:pPr>
-      <w:r>
-        <w:t>15. W4 Fit a new tree independently</w:t>
-      </w:r>
-    </w:p>
-    <w:p>
-      <w:r>
-        <w:t>Attempt before feedback. If this repeats the selected independent case, reuse that first attempt; otherwise keep a separate record. Fit a new tree independently. Apply the supplied Decision Trees facts and keep your reasoning.</w:t>
-      </w:r>
-    </w:p>
-    <w:p>
-      <w:pPr>
-        <w:pStyle w:val="Heading3"/>
-      </w:pPr>
-      <w:r>
-        <w:t>Rules supplied for this independent case</w:t>
-      </w:r>
-    </w:p>
-    <w:p>
-      <w:pPr>
-        <w:spacing w:line="336" w:lineRule="auto" w:after="180"/>
-        <w:shd w:fill="F1F6F8"/>
-      </w:pPr>
-      <w:r>
-        <w:rPr>
-          <w:b w:val="0"/>
-        </w:rPr>
-        <w:t>Rules for this fresh tree: try near (feature 0) before tall (feature 1). Each depth-one candidate splits on 0 versus 1 and predicts the training-majority label within each leaf; a tied leaf predicts clear. Select the fewest total training mistakes, retaining the first candidate on a tie. Fit the baseline to the whole training-majority label, with clear on a tie. Validation never changes either fitted rule.</w:t>
-      </w:r>
-    </w:p>
-    <w:p>
-      <w:pPr>
-        <w:spacing w:line="336" w:lineRule="auto" w:after="180"/>
-      </w:pPr>
-      <w:r>
-        <w:rPr>
-          <w:b w:val="0"/>
-        </w:rPr>
-        <w:t xml:space="preserve">New </w:t>
-      </w:r>
-      <w:r>
-        <w:rPr>
-          <w:b/>
-        </w:rPr>
-        <w:t>training</w:t>
-      </w:r>
-      <w:r>
-        <w:rPr>
-          <w:b w:val="0"/>
-        </w:rPr>
-        <w:t xml:space="preserve"> rows (near,tall,label) are (1,0,clear),(1,1,clear),(1,0,clear),(0,1,blocked),(0,0,blocked),(0,1,clear). Use the same candidate order and tie policies. Give both candidates’ leaves and errors, then select the tree.</w:t>
-      </w:r>
-    </w:p>
-    <w:p>
-      <w:pPr>
-        <w:spacing w:line="336" w:lineRule="auto" w:after="180"/>
-      </w:pPr>
-      <w:r>
-        <w:rPr>
-          <w:b w:val="0"/>
-        </w:rPr>
-        <w:t xml:space="preserve">Validation rows are (1,1,clear),(0,0,blocked),(0,1,clear),(1,0,blocked). List tree </w:t>
-      </w:r>
-      <w:r>
-        <w:rPr>
-          <w:b/>
-        </w:rPr>
-        <w:t>prediction</w:t>
-      </w:r>
-      <w:r>
-        <w:rPr>
-          <w:b w:val="0"/>
-        </w:rPr>
-        <w:t xml:space="preserve">s and compare accuracy with the </w:t>
-      </w:r>
-      <w:r>
-        <w:rPr>
-          <w:b/>
-        </w:rPr>
-        <w:t>training</w:t>
-      </w:r>
-      <w:r>
-        <w:rPr>
-          <w:b w:val="0"/>
-        </w:rPr>
-        <w:t>-majority baseline.</w:t>
-      </w:r>
-    </w:p>
-    <w:p>
-      <w:pPr>
-        <w:pStyle w:val="Heading3"/>
-      </w:pPr>
-      <w:r>
-        <w:t>My reasoning and evidence</w:t>
-      </w:r>
-    </w:p>
-    <w:p>
-      <w:r>
-        <w:t>________________________________________________________________</w:t>
-      </w:r>
-    </w:p>
-    <w:p>
-      <w:r>
-        <w:t>________________________________________________________________</w:t>
-      </w:r>
-    </w:p>
-    <w:p>
-      <w:r>
-        <w:t>________________________________________________________________</w:t>
-      </w:r>
-    </w:p>
-    <w:p>
-      <w:r>
-        <w:t>________________________________________________________________</w:t>
-      </w:r>
-    </w:p>
-    <w:p>
-      <w:r>
-        <w:t>________________________________________________________________</w:t>
-      </w:r>
-    </w:p>
-    <w:p>
-      <w:r>
-        <w:t>________________________________________________________________</w:t>
-      </w:r>
-    </w:p>
-    <w:p>
-      <w:r>
-        <w:t>________________________________________________________________</w:t>
-      </w:r>
-    </w:p>
-    <w:p>
-      <w:r>
-        <w:t>________________________________________________________________</w:t>
-      </w:r>
-    </w:p>
-    <w:p>
-      <w:pPr>
-        <w:pStyle w:val="Heading1"/>
-      </w:pPr>
-      <w:r>
-        <w:t>16. W5 Audit a tie and a claim</w:t>
-      </w:r>
-    </w:p>
-    <w:p>
-      <w:r>
-        <w:t>Audit a tie and a claim. Apply the supplied Decision Trees facts and keep your reasoning.</w:t>
-      </w:r>
-    </w:p>
-    <w:p>
-      <w:pPr>
-        <w:spacing w:line="336" w:lineRule="auto" w:after="180"/>
-        <w:shd w:fill="F5F1FB"/>
-      </w:pPr>
-      <w:r>
-        <w:rPr>
-          <w:b w:val="0"/>
-        </w:rPr>
-        <w:t xml:space="preserve">If near and tall make the same </w:t>
-      </w:r>
-      <w:r>
-        <w:rPr>
-          <w:b/>
-        </w:rPr>
-        <w:t>training</w:t>
-      </w:r>
-      <w:r>
-        <w:rPr>
-          <w:b w:val="0"/>
-        </w:rPr>
-        <w:t xml:space="preserve"> error count, which question does this code retain and why? Does retaining that question prove it will be better on future trips?</w:t>
-      </w:r>
-    </w:p>
-    <w:p>
-      <w:pPr>
-        <w:pStyle w:val="Heading3"/>
-      </w:pPr>
-      <w:r>
-        <w:t>My reasoning and evidence</w:t>
-      </w:r>
-    </w:p>
-    <w:p>
-      <w:r>
-        <w:t>________________________________________________________________</w:t>
-      </w:r>
-    </w:p>
-    <w:p>
-      <w:r>
-        <w:t>________________________________________________________________</w:t>
-      </w:r>
-    </w:p>
-    <w:p>
-      <w:r>
-        <w:t>________________________________________________________________</w:t>
-      </w:r>
-    </w:p>
-    <w:p>
-      <w:r>
-        <w:t>________________________________________________________________</w:t>
-      </w:r>
-    </w:p>
-    <w:p>
-      <w:r>
-        <w:t>________________________________________________________________</w:t>
-      </w:r>
-    </w:p>
-    <w:p>
-      <w:r>
-        <w:t>________________________________________________________________</w:t>
-      </w:r>
-    </w:p>
-    <w:p>
-      <w:pPr>
-        <w:pStyle w:val="Heading1"/>
-      </w:pPr>
-      <w:r>
-        <w:t>17. Feedback, return check and learning record</w:t>
-      </w:r>
-    </w:p>
-    <w:p>
-      <w:r>
-        <w:t>Record the first repaired step and a different case to revisit after a delay.</w:t>
+        <w:t>17. Feedback · Repair and return</w:t>
+      </w:r>
+    </w:p>
+    <w:p>
+      <w:r>
+        <w:t>Keep this task’s complete inputs, stated rule and support record together.</w:t>
+      </w:r>
+    </w:p>
+    <w:p>
+      <w:pPr>
+        <w:pStyle w:val="Heading2"/>
+      </w:pPr>
+      <w:r>
+        <w:t>Task and evidence record</w:t>
       </w:r>
     </w:p>
     <w:tbl>
@@ -1874,12 +825,9 @@
     </w:tbl>
     <w:p>
       <w:pPr>
-        <w:spacing w:line="336" w:lineRule="auto" w:after="180"/>
-      </w:pPr>
-      <w:r>
-        <w:rPr>
-          <w:b w:val="0"/>
-        </w:rPr>
+        <w:pStyle w:val="ListBullet"/>
+      </w:pPr>
+      <w:r>
         <w:t>Revisit this idea with your teacher after a delay. Familiarity is different from explaining and using it on a changed case.</w:t>
       </w:r>
     </w:p>
@@ -1888,69 +836,785 @@
         <w:pStyle w:val="Heading1"/>
       </w:pPr>
       <w:r>
-        <w:t>18. Pictorial case practice: Decision Trees</w:t>
-      </w:r>
-    </w:p>
-    <w:p>
-      <w:r>
-        <w:t>Trace a small fitted tree, including its exact boundary. Explain the labelled step before checking the changed condition.</w:t>
-      </w:r>
-    </w:p>
-    <w:p>
-      <w:pPr>
-        <w:spacing w:line="336" w:lineRule="auto" w:after="180"/>
-      </w:pPr>
-      <w:r>
-        <w:rPr>
-          <w:b w:val="0"/>
-        </w:rPr>
+        <w:t>10. Finish · Judge your evidence</w:t>
+      </w:r>
+    </w:p>
+    <w:p>
+      <w:r>
+        <w:t>Keep this task’s complete inputs, stated rule and support record together.</w:t>
+      </w:r>
+    </w:p>
+    <w:p>
+      <w:pPr>
+        <w:pStyle w:val="Heading2"/>
+      </w:pPr>
+      <w:r>
+        <w:t>Task and evidence record</w:t>
+      </w:r>
+    </w:p>
+    <w:p>
+      <w:pPr>
+        <w:pStyle w:val="ListBullet"/>
+      </w:pPr>
+      <w:r>
+        <w:t>I can explain the mechanism. I can show evidence. I can handle a changed case. I can name a limit. Mark each as not yet, with help or independently, and attach supporting work.</w:t>
+      </w:r>
+    </w:p>
+    <w:p>
+      <w:pPr>
+        <w:pStyle w:val="ListBullet"/>
+      </w:pPr>
+      <w:r>
+        <w:t>Teacher review ____________________  Next step ____________________</w:t>
+      </w:r>
+    </w:p>
+    <w:p>
+      <w:pPr>
+        <w:pStyle w:val="Heading1"/>
+      </w:pPr>
+      <w:r>
+        <w:t>Reference bank and extra practice</w:t>
+      </w:r>
+    </w:p>
+    <w:p>
+      <w:pPr>
+        <w:pStyle w:val="Heading1"/>
+      </w:pPr>
+      <w:r>
+        <w:t>02. Reference · Supported W2 record</w:t>
+      </w:r>
+    </w:p>
+    <w:p>
+      <w:r>
+        <w:t>Keep this task’s complete inputs, stated rule and support record together.</w:t>
+      </w:r>
+    </w:p>
+    <w:p>
+      <w:pPr>
+        <w:pStyle w:val="Heading2"/>
+      </w:pPr>
+      <w:r>
+        <w:t>Task and evidence record</w:t>
+      </w:r>
+    </w:p>
+    <w:p>
+      <w:pPr>
+        <w:pStyle w:val="ListBullet"/>
+      </w:pPr>
+      <w:r>
+        <w:t>Use W2: Verify the candidate scores for Fitting a decision tree. Record the answer once; the lesson and workbook refer to the same attempt.</w:t>
+      </w:r>
+    </w:p>
+    <w:tbl>
+      <w:tblPr>
+        <w:tblStyle w:val="LightShading-Accent1"/>
+        <w:tblW w:type="auto" w:w="0"/>
+        <w:tblLook w:firstColumn="1" w:firstRow="1" w:lastColumn="0" w:lastRow="0" w:noHBand="0" w:noVBand="1" w:val="04A0"/>
+      </w:tblPr>
+      <w:tblGrid>
+        <w:gridCol w:w="2556"/>
+        <w:gridCol w:w="2556"/>
+        <w:gridCol w:w="2556"/>
+        <w:gridCol w:w="2556"/>
+      </w:tblGrid>
+      <w:tr>
+        <w:trPr>
+          <w:tblHeader/>
+        </w:trPr>
+        <w:tc>
+          <w:tcPr>
+            <w:tcW w:type="dxa" w:w="2556"/>
+          </w:tcPr>
+          <w:p>
+            <w:r>
+              <w:t>Given inputs</w:t>
+            </w:r>
+          </w:p>
+        </w:tc>
+        <w:tc>
+          <w:tcPr>
+            <w:tcW w:type="dxa" w:w="2556"/>
+          </w:tcPr>
+          <w:p>
+            <w:r>
+              <w:t>Procedure I chose</w:t>
+            </w:r>
+          </w:p>
+        </w:tc>
+        <w:tc>
+          <w:tcPr>
+            <w:tcW w:type="dxa" w:w="2556"/>
+          </w:tcPr>
+          <w:p>
+            <w:r>
+              <w:t>Middle steps</w:t>
+            </w:r>
+          </w:p>
+        </w:tc>
+        <w:tc>
+          <w:tcPr>
+            <w:tcW w:type="dxa" w:w="2556"/>
+          </w:tcPr>
+          <w:p>
+            <w:r>
+              <w:t>Result and check</w:t>
+            </w:r>
+          </w:p>
+        </w:tc>
+      </w:tr>
+      <w:tr>
+        <w:tc>
+          <w:tcPr>
+            <w:tcW w:type="dxa" w:w="2556"/>
+          </w:tcPr>
+          <w:p>
+            <w:r/>
+          </w:p>
+        </w:tc>
+        <w:tc>
+          <w:tcPr>
+            <w:tcW w:type="dxa" w:w="2556"/>
+          </w:tcPr>
+          <w:p>
+            <w:r/>
+          </w:p>
+        </w:tc>
+        <w:tc>
+          <w:tcPr>
+            <w:tcW w:type="dxa" w:w="2556"/>
+          </w:tcPr>
+          <w:p>
+            <w:r/>
+          </w:p>
+        </w:tc>
+        <w:tc>
+          <w:tcPr>
+            <w:tcW w:type="dxa" w:w="2556"/>
+          </w:tcPr>
+          <w:p>
+            <w:r/>
+          </w:p>
+        </w:tc>
+      </w:tr>
+    </w:tbl>
+    <w:p>
+      <w:pPr>
+        <w:pStyle w:val="Heading3"/>
+      </w:pPr>
+      <w:r>
+        <w:t>The step I completed without help, and the hint I needed</w:t>
+      </w:r>
+    </w:p>
+    <w:p>
+      <w:r>
+        <w:t>________________________________________________________________</w:t>
+      </w:r>
+    </w:p>
+    <w:p>
+      <w:r>
+        <w:t>________________________________________________________________</w:t>
+      </w:r>
+    </w:p>
+    <w:p>
+      <w:r>
+        <w:t>________________________________________________________________</w:t>
+      </w:r>
+    </w:p>
+    <w:p>
+      <w:pPr>
+        <w:pStyle w:val="Heading1"/>
+      </w:pPr>
+      <w:r>
+        <w:t>03. Extra practice · Individual reasoning check</w:t>
+      </w:r>
+    </w:p>
+    <w:p>
+      <w:r>
+        <w:t>Keep this task’s complete inputs, stated rule and support record together.</w:t>
+      </w:r>
+    </w:p>
+    <w:p>
+      <w:pPr>
+        <w:pStyle w:val="Heading2"/>
+      </w:pPr>
+      <w:r>
+        <w:t>Task and evidence record</w:t>
+      </w:r>
+    </w:p>
+    <w:p>
+      <w:pPr>
+        <w:pStyle w:val="ListBullet"/>
+      </w:pPr>
+      <w:r>
+        <w:t>Use the worked case for Fitting a decision tree. Proposed explanation: “A near branch must predict blocked”. Decide whether this explanation is supported. Point to the step or supplied fact that decides; explain your repair if needed.</w:t>
+      </w:r>
+    </w:p>
+    <w:p>
+      <w:pPr>
+        <w:pStyle w:val="Heading3"/>
+      </w:pPr>
+      <w:r>
+        <w:t>My explanation before partner discussion</w:t>
+      </w:r>
+    </w:p>
+    <w:p>
+      <w:r>
+        <w:t>________________________________________________________________</w:t>
+      </w:r>
+    </w:p>
+    <w:p>
+      <w:r>
+        <w:t>________________________________________________________________</w:t>
+      </w:r>
+    </w:p>
+    <w:p>
+      <w:r>
+        <w:t>________________________________________________________________</w:t>
+      </w:r>
+    </w:p>
+    <w:p>
+      <w:r>
+        <w:t>________________________________________________________________</w:t>
+      </w:r>
+    </w:p>
+    <w:p>
+      <w:pPr>
+        <w:pStyle w:val="Heading1"/>
+      </w:pPr>
+      <w:r>
+        <w:t>05. Reference · Earlier learning target</w:t>
+      </w:r>
+    </w:p>
+    <w:p>
+      <w:r>
+        <w:t>Keep this task’s complete inputs, stated rule and support record together.</w:t>
+      </w:r>
+    </w:p>
+    <w:p>
+      <w:pPr>
+        <w:pStyle w:val="Heading2"/>
+      </w:pPr>
+      <w:r>
+        <w:t>Task and evidence record</w:t>
+      </w:r>
+    </w:p>
+    <w:p>
+      <w:pPr>
+        <w:pStyle w:val="ListBullet"/>
+      </w:pPr>
+      <w:r>
+        <w:t>Rule: if spots&gt;=4 predict spotted, otherwise healthy. Trace 3,4,5 and missing. Does applying this rule demonstrate that training found the threshold?</w:t>
+      </w:r>
+    </w:p>
+    <w:p>
+      <w:pPr>
+        <w:pStyle w:val="Heading1"/>
+      </w:pPr>
+      <w:r>
+        <w:t>06. Extra practice · Earlier complete case</w:t>
+      </w:r>
+    </w:p>
+    <w:p>
+      <w:r>
+        <w:t>Keep this task’s complete inputs, stated rule and support record together.</w:t>
+      </w:r>
+    </w:p>
+    <w:p>
+      <w:pPr>
+        <w:pStyle w:val="Heading2"/>
+      </w:pPr>
+      <w:r>
+        <w:t>Task and evidence record</w:t>
+      </w:r>
+    </w:p>
+    <w:p>
+      <w:pPr>
+        <w:pStyle w:val="ListBullet"/>
+      </w:pPr>
+      <w:r>
+        <w:t>A supplied tree predicts spotted for spot_count&gt;=3, otherwise healthy.</w:t>
+      </w:r>
+    </w:p>
+    <w:p>
+      <w:pPr>
+        <w:pStyle w:val="ListBullet"/>
+      </w:pPr>
+      <w:r>
+        <w:t>Trace 2,3,4 and state boundary.</w:t>
+      </w:r>
+    </w:p>
+    <w:p>
+      <w:pPr>
+        <w:pStyle w:val="ListBullet"/>
+      </w:pPr>
+      <w:r>
+        <w:t>Show your trace, calculation or evidence</w:t>
+      </w:r>
+    </w:p>
+    <w:p>
+      <w:pPr>
+        <w:pStyle w:val="Heading3"/>
+      </w:pPr>
+      <w:r>
+        <w:t>Write or draw your reasoning and evidence.</w:t>
+      </w:r>
+    </w:p>
+    <w:p>
+      <w:r>
+        <w:t>________________________________________________________________</w:t>
+      </w:r>
+    </w:p>
+    <w:p>
+      <w:r>
+        <w:t>________________________________________________________________</w:t>
+      </w:r>
+    </w:p>
+    <w:p>
+      <w:r>
+        <w:t>________________________________________________________________</w:t>
+      </w:r>
+    </w:p>
+    <w:p>
+      <w:r>
+        <w:t>________________________________________________________________</w:t>
+      </w:r>
+    </w:p>
+    <w:p>
+      <w:r>
+        <w:t>________________________________________________________________</w:t>
+      </w:r>
+    </w:p>
+    <w:p>
+      <w:pPr>
+        <w:pStyle w:val="Heading1"/>
+      </w:pPr>
+      <w:r>
+        <w:t>07. Extra practice · Changed case</w:t>
+      </w:r>
+    </w:p>
+    <w:p>
+      <w:r>
+        <w:t>Keep this task’s complete inputs, stated rule and support record together.</w:t>
+      </w:r>
+    </w:p>
+    <w:p>
+      <w:pPr>
+        <w:pStyle w:val="Heading2"/>
+      </w:pPr>
+      <w:r>
+        <w:t>Task and evidence record</w:t>
+      </w:r>
+    </w:p>
+    <w:p>
+      <w:pPr>
+        <w:pStyle w:val="ListBullet"/>
+      </w:pPr>
+      <w:r>
+        <w:t>A tree predicts fern when leaf_width_cm &lt;= 3 and grass otherwise. Trace widths 2, 3 and 4. Which case checks the boundary?</w:t>
+      </w:r>
+    </w:p>
+    <w:p>
+      <w:pPr>
+        <w:pStyle w:val="ListBullet"/>
+      </w:pPr>
+      <w:r>
+        <w:t>My independent answer and reason</w:t>
+      </w:r>
+    </w:p>
+    <w:p>
+      <w:pPr>
+        <w:pStyle w:val="Heading3"/>
+      </w:pPr>
+      <w:r>
+        <w:t>Write or draw your reasoning and evidence.</w:t>
+      </w:r>
+    </w:p>
+    <w:p>
+      <w:r>
+        <w:t>________________________________________________________________</w:t>
+      </w:r>
+    </w:p>
+    <w:p>
+      <w:r>
+        <w:t>________________________________________________________________</w:t>
+      </w:r>
+    </w:p>
+    <w:p>
+      <w:r>
+        <w:t>________________________________________________________________</w:t>
+      </w:r>
+    </w:p>
+    <w:p>
+      <w:r>
+        <w:t>________________________________________________________________</w:t>
+      </w:r>
+    </w:p>
+    <w:p>
+      <w:r>
+        <w:t>________________________________________________________________</w:t>
+      </w:r>
+    </w:p>
+    <w:p>
+      <w:pPr>
+        <w:pStyle w:val="Heading3"/>
+      </w:pPr>
+      <w:r>
+        <w:t>Week 11 Test and reflect</w:t>
+      </w:r>
+    </w:p>
+    <w:p>
+      <w:pPr>
+        <w:pStyle w:val="Heading1"/>
+      </w:pPr>
+      <w:r>
+        <w:t>08. Extra practice · Design a revealing test</w:t>
+      </w:r>
+    </w:p>
+    <w:p>
+      <w:r>
+        <w:t>Keep this task’s complete inputs, stated rule and support record together.</w:t>
+      </w:r>
+    </w:p>
+    <w:p>
+      <w:pPr>
+        <w:pStyle w:val="Heading2"/>
+      </w:pPr>
+      <w:r>
+        <w:t>Task and evidence record</w:t>
+      </w:r>
+    </w:p>
+    <w:p>
+      <w:pPr>
+        <w:pStyle w:val="ListBullet"/>
+      </w:pPr>
+      <w:r>
+        <w:t>Create a changed input, boundary case or missing-information case. Write the expected answer or safe response before testing.</w:t>
+      </w:r>
+    </w:p>
+    <w:tbl>
+      <w:tblPr>
+        <w:tblStyle w:val="LightShading-Accent1"/>
+        <w:tblW w:type="auto" w:w="0"/>
+        <w:tblLook w:firstColumn="1" w:firstRow="1" w:lastColumn="0" w:lastRow="0" w:noHBand="0" w:noVBand="1" w:val="04A0"/>
+      </w:tblPr>
+      <w:tblGrid>
+        <w:gridCol w:w="5112"/>
+        <w:gridCol w:w="5112"/>
+      </w:tblGrid>
+      <w:tr>
+        <w:trPr>
+          <w:tblHeader/>
+        </w:trPr>
+        <w:tc>
+          <w:tcPr>
+            <w:tcW w:type="dxa" w:w="5112"/>
+          </w:tcPr>
+          <w:p>
+            <w:r>
+              <w:t>Test record</w:t>
+            </w:r>
+          </w:p>
+        </w:tc>
+        <w:tc>
+          <w:tcPr>
+            <w:tcW w:type="dxa" w:w="5112"/>
+          </w:tcPr>
+          <w:p>
+            <w:r>
+              <w:t>My evidence</w:t>
+            </w:r>
+          </w:p>
+        </w:tc>
+      </w:tr>
+      <w:tr>
+        <w:tc>
+          <w:tcPr>
+            <w:tcW w:type="dxa" w:w="5112"/>
+          </w:tcPr>
+          <w:p>
+            <w:r>
+              <w:t>Changed input or condition</w:t>
+            </w:r>
+          </w:p>
+        </w:tc>
+        <w:tc>
+          <w:tcPr>
+            <w:tcW w:type="dxa" w:w="5112"/>
+          </w:tcPr>
+          <w:p>
+            <w:r/>
+          </w:p>
+        </w:tc>
+      </w:tr>
+      <w:tr>
+        <w:tc>
+          <w:tcPr>
+            <w:tcW w:type="dxa" w:w="5112"/>
+          </w:tcPr>
+          <w:p>
+            <w:r>
+              <w:t>Expected answer or fallback</w:t>
+            </w:r>
+          </w:p>
+        </w:tc>
+        <w:tc>
+          <w:tcPr>
+            <w:tcW w:type="dxa" w:w="5112"/>
+          </w:tcPr>
+          <w:p>
+            <w:r/>
+          </w:p>
+        </w:tc>
+      </w:tr>
+      <w:tr>
+        <w:tc>
+          <w:tcPr>
+            <w:tcW w:type="dxa" w:w="5112"/>
+          </w:tcPr>
+          <w:p>
+            <w:r>
+              <w:t>Observed result</w:t>
+            </w:r>
+          </w:p>
+        </w:tc>
+        <w:tc>
+          <w:tcPr>
+            <w:tcW w:type="dxa" w:w="5112"/>
+          </w:tcPr>
+          <w:p>
+            <w:r/>
+          </w:p>
+        </w:tc>
+      </w:tr>
+      <w:tr>
+        <w:tc>
+          <w:tcPr>
+            <w:tcW w:type="dxa" w:w="5112"/>
+          </w:tcPr>
+          <w:p>
+            <w:r>
+              <w:t>Why the result occurred</w:t>
+            </w:r>
+          </w:p>
+        </w:tc>
+        <w:tc>
+          <w:tcPr>
+            <w:tcW w:type="dxa" w:w="5112"/>
+          </w:tcPr>
+          <w:p>
+            <w:r/>
+          </w:p>
+        </w:tc>
+      </w:tr>
+    </w:tbl>
+    <w:p>
+      <w:pPr>
+        <w:pStyle w:val="Heading1"/>
+      </w:pPr>
+      <w:r>
+        <w:t>11. Extra practice · Earlier transfer</w:t>
+      </w:r>
+    </w:p>
+    <w:p>
+      <w:r>
+        <w:t>Keep this task’s complete inputs, stated rule and support record together.</w:t>
+      </w:r>
+    </w:p>
+    <w:p>
+      <w:pPr>
+        <w:pStyle w:val="Heading2"/>
+      </w:pPr>
+      <w:r>
+        <w:t>Task and evidence record</w:t>
+      </w:r>
+    </w:p>
+    <w:p>
+      <w:pPr>
+        <w:pStyle w:val="ListBullet"/>
+      </w:pPr>
+      <w:r>
+        <w:t>Rule: if spots&gt;=4 predict spotted, otherwise healthy. Trace 3,4,5 and missing. Does applying this rule demonstrate that training found the threshold?</w:t>
+      </w:r>
+    </w:p>
+    <w:p>
+      <w:pPr>
+        <w:pStyle w:val="Heading3"/>
+      </w:pPr>
+      <w:r>
+        <w:t>My independently reasoned answer</w:t>
+      </w:r>
+    </w:p>
+    <w:p>
+      <w:r>
+        <w:t>________________________________________________________________</w:t>
+      </w:r>
+    </w:p>
+    <w:p>
+      <w:r>
+        <w:t>________________________________________________________________</w:t>
+      </w:r>
+    </w:p>
+    <w:p>
+      <w:r>
+        <w:t>________________________________________________________________</w:t>
+      </w:r>
+    </w:p>
+    <w:p>
+      <w:r>
+        <w:t>________________________________________________________________</w:t>
+      </w:r>
+    </w:p>
+    <w:p>
+      <w:r>
+        <w:t>________________________________________________________________</w:t>
+      </w:r>
+    </w:p>
+    <w:p>
+      <w:r>
+        <w:t>________________________________________________________________</w:t>
+      </w:r>
+    </w:p>
+    <w:p>
+      <w:r>
+        <w:t>________________________________________________________________</w:t>
+      </w:r>
+    </w:p>
+    <w:p>
+      <w:pPr>
+        <w:pStyle w:val="ListBullet"/>
+      </w:pPr>
+      <w:r>
+        <w:t>Record support used: none, hint or teacher explanation.</w:t>
+      </w:r>
+    </w:p>
+    <w:p>
+      <w:pPr>
+        <w:pStyle w:val="Heading1"/>
+      </w:pPr>
+      <w:r>
+        <w:t>15. Reference · Earlier W4 record</w:t>
+      </w:r>
+    </w:p>
+    <w:p>
+      <w:r>
+        <w:t>Keep this task’s complete inputs, stated rule and support record together.</w:t>
+      </w:r>
+    </w:p>
+    <w:p>
+      <w:pPr>
+        <w:pStyle w:val="Heading2"/>
+      </w:pPr>
+      <w:r>
+        <w:t>Task and evidence record</w:t>
+      </w:r>
+    </w:p>
+    <w:p>
+      <w:pPr>
+        <w:pStyle w:val="ListBullet"/>
+      </w:pPr>
+      <w:r>
+        <w:t>Rules for this fresh tree: try near (feature 0) before tall (feature 1). Each depth-one candidate splits on 0 versus 1 and predicts the training-majority label within each leaf; a tied leaf predicts clear. Select the fewest total training mistakes, retaining the first candidate on a tie. Fit the baseline to the whole training-majority label, with clear on a tie. Validation never changes either fitted rule.</w:t>
+      </w:r>
+    </w:p>
+    <w:p>
+      <w:pPr>
+        <w:pStyle w:val="ListBullet"/>
+      </w:pPr>
+      <w:r>
+        <w:t>New training rows (near,tall,label) are (1,0,clear),(1,1,clear),(1,0,clear),(0,1,blocked),(0,0,blocked),(0,1,clear). Use the same candidate order and tie policies. Give both candidates’ leaves and errors, then select the tree. Validation rows are (1,1,clear),(0,0,blocked),(0,1,clear),(1,0,blocked). List tree predictions and compare accuracy with the training-majority baseline.</w:t>
+      </w:r>
+    </w:p>
+    <w:p>
+      <w:pPr>
+        <w:pStyle w:val="Heading3"/>
+      </w:pPr>
+      <w:r>
+        <w:t>My reasoning and evidence</w:t>
+      </w:r>
+    </w:p>
+    <w:p>
+      <w:r>
+        <w:t>________________________________________________________________</w:t>
+      </w:r>
+    </w:p>
+    <w:p>
+      <w:r>
+        <w:t>________________________________________________________________</w:t>
+      </w:r>
+    </w:p>
+    <w:p>
+      <w:r>
+        <w:t>________________________________________________________________</w:t>
+      </w:r>
+    </w:p>
+    <w:p>
+      <w:r>
+        <w:t>________________________________________________________________</w:t>
+      </w:r>
+    </w:p>
+    <w:p>
+      <w:r>
+        <w:t>________________________________________________________________</w:t>
+      </w:r>
+    </w:p>
+    <w:p>
+      <w:r>
+        <w:t>________________________________________________________________</w:t>
+      </w:r>
+    </w:p>
+    <w:p>
+      <w:r>
+        <w:t>________________________________________________________________</w:t>
+      </w:r>
+    </w:p>
+    <w:p>
+      <w:r>
+        <w:t>________________________________________________________________</w:t>
+      </w:r>
+    </w:p>
+    <w:p>
+      <w:pPr>
+        <w:pStyle w:val="Heading1"/>
+      </w:pPr>
+      <w:r>
+        <w:t>18. Extra practice · Pictured case</w:t>
+      </w:r>
+    </w:p>
+    <w:p>
+      <w:r>
+        <w:t>Keep this task’s complete inputs, stated rule and support record together.</w:t>
+      </w:r>
+    </w:p>
+    <w:p>
+      <w:pPr>
+        <w:pStyle w:val="Heading2"/>
+      </w:pPr>
+      <w:r>
+        <w:t>Task and evidence record</w:t>
+      </w:r>
+    </w:p>
+    <w:p>
+      <w:pPr>
+        <w:pStyle w:val="ListBullet"/>
+      </w:pPr>
+      <w:r>
         <w:t>Trace a small fitted tree, including its exact boundary.</w:t>
       </w:r>
     </w:p>
     <w:p>
       <w:pPr>
-        <w:spacing w:line="336" w:lineRule="auto" w:after="180"/>
-      </w:pPr>
-      <w:r>
-        <w:rPr>
-          <w:b w:val="0"/>
-        </w:rPr>
-        <w:t xml:space="preserve">Toy stored tree: if visible_spots&gt;=2 predict spotted; otherwise healthy. Missing visible_spots requires review. </w:t>
-      </w:r>
-      <w:r>
-        <w:rPr>
-          <w:b/>
-        </w:rPr>
-        <w:t>Input</w:t>
-      </w:r>
-      <w:r>
-        <w:rPr>
-          <w:b w:val="0"/>
-        </w:rPr>
-        <w:t>s L=1, M=2, N=None.</w:t>
-      </w:r>
-    </w:p>
-    <w:p>
-      <w:pPr>
-        <w:spacing w:line="336" w:lineRule="auto" w:after="180"/>
-      </w:pPr>
-      <w:r>
-        <w:rPr>
-          <w:b w:val="0"/>
-        </w:rPr>
-        <w:t xml:space="preserve">All </w:t>
-      </w:r>
-      <w:r>
-        <w:rPr>
-          <w:b/>
-        </w:rPr>
-        <w:t>input</w:t>
-      </w:r>
-      <w:r>
-        <w:rPr>
-          <w:b w:val="0"/>
-        </w:rPr>
-        <w:t>s and outcomes in this worked example are invented classroom data; no real model run is claimed.</w:t>
+        <w:pStyle w:val="ListBullet"/>
+      </w:pPr>
+      <w:r>
+        <w:t>Toy stored tree: if visible_spots&gt;=2 predict spotted; otherwise healthy. Missing visible_spots requires review. Inputs L=1, M=2, N=None.</w:t>
+      </w:r>
+    </w:p>
+    <w:p>
+      <w:pPr>
+        <w:pStyle w:val="ListBullet"/>
+      </w:pPr>
+      <w:r>
+        <w:t>All inputs and outcomes in this worked example are invented classroom data; no real model run is claimed.</w:t>
       </w:r>
     </w:p>
     <w:p>
@@ -1991,37 +1655,10 @@
     </w:p>
     <w:p>
       <w:pPr>
-        <w:spacing w:line="336" w:lineRule="auto" w:after="180"/>
-      </w:pPr>
-      <w:r>
-        <w:rPr>
-          <w:b w:val="0"/>
-        </w:rPr>
-        <w:t xml:space="preserve">Which </w:t>
-      </w:r>
-      <w:r>
-        <w:rPr>
-          <w:b/>
-        </w:rPr>
-        <w:t>input</w:t>
-      </w:r>
-      <w:r>
-        <w:rPr>
-          <w:b w:val="0"/>
-        </w:rPr>
-        <w:t xml:space="preserve"> distinguishes the original and changed tree? Point to the relevant step in the picture, then write the changed result and the rule or </w:t>
-      </w:r>
-      <w:r>
-        <w:rPr>
-          <w:b/>
-        </w:rPr>
-        <w:t>evidence</w:t>
-      </w:r>
-      <w:r>
-        <w:rPr>
-          <w:b w:val="0"/>
-        </w:rPr>
-        <w:t xml:space="preserve"> that supports it.</w:t>
+        <w:pStyle w:val="ListBullet"/>
+      </w:pPr>
+      <w:r>
+        <w:t>Which input distinguishes the original and changed tree? Point to the relevant step in the picture, then write the changed result and the rule or evidence that supports it.</w:t>
       </w:r>
     </w:p>
     <w:p>
@@ -2064,68 +1701,18 @@
     </w:p>
     <w:p>
       <w:pPr>
-        <w:pStyle w:val="Heading3"/>
-      </w:pPr>
-      <w:r>
-        <w:t>Record the help used</w:t>
-      </w:r>
-    </w:p>
-    <w:p>
-      <w:pPr>
-        <w:spacing w:line="336" w:lineRule="auto" w:after="180"/>
-        <w:shd w:fill="F1F6F8"/>
-      </w:pPr>
-      <w:r>
-        <w:rPr>
-          <w:b w:val="0"/>
-        </w:rPr>
-        <w:t xml:space="preserve">Support used: alone / hint / worked example. This record is practice </w:t>
-      </w:r>
-      <w:r>
-        <w:rPr>
-          <w:b/>
-        </w:rPr>
-        <w:t>evidence</w:t>
-      </w:r>
-      <w:r>
-        <w:rPr>
-          <w:b w:val="0"/>
-        </w:rPr>
-        <w:t>.</w:t>
-      </w:r>
-    </w:p>
-    <w:p>
-      <w:pPr>
-        <w:spacing w:line="336" w:lineRule="auto" w:after="180"/>
-      </w:pPr>
-      <w:r>
-        <w:rPr>
-          <w:b w:val="0"/>
-        </w:rPr>
-        <w:t xml:space="preserve">Project connection: For your Responsible Plant Classifier, save the </w:t>
-      </w:r>
-      <w:r>
-        <w:rPr>
-          <w:b/>
-        </w:rPr>
-        <w:t>input</w:t>
-      </w:r>
-      <w:r>
-        <w:rPr>
-          <w:b w:val="0"/>
-        </w:rPr>
-        <w:t>, procedure, observed result and limitation of this check.</w:t>
-      </w:r>
-    </w:p>
-    <w:p>
-      <w:pPr>
-        <w:spacing w:line="336" w:lineRule="auto" w:after="180"/>
-      </w:pPr>
-      <w:r>
-        <w:rPr>
-          <w:b w:val="0"/>
-        </w:rPr>
-        <w:t>Label this worked example as practice; use a different, previously unreviewed case when checking independent understanding.</w:t>
+        <w:pStyle w:val="ListBullet"/>
+      </w:pPr>
+      <w:r>
+        <w:t>Support used: alone / hint / worked example. This record is practice evidence.</w:t>
+      </w:r>
+    </w:p>
+    <w:p>
+      <w:pPr>
+        <w:pStyle w:val="ListBullet"/>
+      </w:pPr>
+      <w:r>
+        <w:t>Project connection: For your Responsible Plant Classifier, save the input, procedure, observed result and limitation of this check. Label this worked example as practice; use a different, previously unreviewed case when checking independent understanding.</w:t>
       </w:r>
     </w:p>
     <w:p>
@@ -2133,92 +1720,44 @@
         <w:pStyle w:val="Heading1"/>
       </w:pPr>
       <w:r>
-        <w:t>19. Project portfolio milestone</w:t>
-      </w:r>
-    </w:p>
-    <w:p>
-      <w:r>
-        <w:t>Keep this week’s input, deciding step, result and limit together in the Responsible Plant Classifier record.</w:t>
-      </w:r>
-    </w:p>
-    <w:p>
-      <w:pPr>
-        <w:spacing w:line="336" w:lineRule="auto" w:after="180"/>
-      </w:pPr>
-      <w:r>
-        <w:rPr>
-          <w:b w:val="0"/>
-        </w:rPr>
+        <w:t>19. Reference · Project portfolio milestone</w:t>
+      </w:r>
+    </w:p>
+    <w:p>
+      <w:r>
+        <w:t>Keep this task’s complete inputs, stated rule and support record together.</w:t>
+      </w:r>
+    </w:p>
+    <w:p>
+      <w:pPr>
+        <w:pStyle w:val="Heading2"/>
+      </w:pPr>
+      <w:r>
+        <w:t>Task and evidence record</w:t>
+      </w:r>
+    </w:p>
+    <w:p>
+      <w:pPr>
+        <w:pStyle w:val="ListBullet"/>
+      </w:pPr>
+      <w:r>
         <w:t>Project: Responsible Plant Classifier</w:t>
       </w:r>
     </w:p>
     <w:p>
       <w:pPr>
-        <w:spacing w:line="336" w:lineRule="auto" w:after="180"/>
-      </w:pPr>
-      <w:r>
-        <w:rPr>
-          <w:b w:val="0"/>
-        </w:rPr>
-        <w:t xml:space="preserve">Current milestone: Make a transparent first version. Keep a trace of how one </w:t>
-      </w:r>
-      <w:r>
-        <w:rPr>
-          <w:b/>
-        </w:rPr>
-        <w:t>input</w:t>
-      </w:r>
-      <w:r>
-        <w:rPr>
-          <w:b w:val="0"/>
-        </w:rPr>
-        <w:t xml:space="preserve"> becomes an </w:t>
-      </w:r>
-      <w:r>
-        <w:rPr>
-          <w:b/>
-        </w:rPr>
-        <w:t>output</w:t>
-      </w:r>
-      <w:r>
-        <w:rPr>
-          <w:b w:val="0"/>
-        </w:rPr>
-        <w:t>; explain the rule or learned component.</w:t>
-      </w:r>
-    </w:p>
-    <w:p>
-      <w:pPr>
-        <w:spacing w:line="336" w:lineRule="auto" w:after="180"/>
-      </w:pPr>
-      <w:r>
-        <w:rPr>
-          <w:b w:val="0"/>
-        </w:rPr>
-        <w:t xml:space="preserve">For your Responsible Plant Classifier, save the </w:t>
-      </w:r>
-      <w:r>
-        <w:rPr>
-          <w:b/>
-        </w:rPr>
-        <w:t>input</w:t>
-      </w:r>
-      <w:r>
-        <w:rPr>
-          <w:b w:val="0"/>
-        </w:rPr>
-        <w:t>, procedure, observed result and limitation of this check.</w:t>
-      </w:r>
-    </w:p>
-    <w:p>
-      <w:pPr>
-        <w:spacing w:line="336" w:lineRule="auto" w:after="180"/>
-      </w:pPr>
-      <w:r>
-        <w:rPr>
-          <w:b w:val="0"/>
-        </w:rPr>
-        <w:t>Label this worked example as practice; use a different, previously unreviewed case when checking independent understanding.</w:t>
+        <w:pStyle w:val="ListBullet"/>
+      </w:pPr>
+      <w:r>
+        <w:t>Current milestone: Make a transparent first version. Keep a trace of how one input becomes an output; explain the rule or learned component.</w:t>
+      </w:r>
+    </w:p>
+    <w:p>
+      <w:pPr>
+        <w:pStyle w:val="ListBullet"/>
+      </w:pPr>
+      <w:r>
+        <w:t>For your Responsible Plant Classifier, save the input, procedure, observed result and limitation of this check. Label this worked example as practice; use a different, previously unreviewed case when checking independent understanding.</w:t>
       </w:r>
     </w:p>
     <w:tbl>
@@ -2375,12 +1914,562 @@
         <w:pStyle w:val="Heading1"/>
       </w:pPr>
       <w:r>
-        <w:t>20. Supported practice and learning evidence</w:t>
-      </w:r>
-    </w:p>
-    <w:p>
-      <w:r>
-        <w:t>Try the supported questions before comparing with hints and feedback. Record what you repaired and the evidence you retained.</w:t>
+        <w:t>20. Extra practice · Predict, check and repair</w:t>
+      </w:r>
+    </w:p>
+    <w:p>
+      <w:r>
+        <w:t>Keep supported feedback separate from the reserved independent case.</w:t>
+      </w:r>
+    </w:p>
+    <w:p>
+      <w:pPr>
+        <w:pStyle w:val="Heading2"/>
+      </w:pPr>
+      <w:r>
+        <w:t>First supported question and hint</w:t>
+      </w:r>
+    </w:p>
+    <w:p>
+      <w:pPr>
+        <w:pStyle w:val="ListBullet"/>
+      </w:pPr>
+      <w:r>
+        <w:t>Trace a small fitted tree, including its exact boundary.</w:t>
+      </w:r>
+    </w:p>
+    <w:p>
+      <w:pPr>
+        <w:pStyle w:val="Heading3"/>
+      </w:pPr>
+      <w:r>
+        <w:t>Practice 1: explain the deciding evidence</w:t>
+      </w:r>
+    </w:p>
+    <w:p>
+      <w:pPr>
+        <w:pStyle w:val="ListBullet"/>
+      </w:pPr>
+      <w:r>
+        <w:t>Which labelled step matches this detail? N lacks a count, so use review rather than inventing zero.</w:t>
+      </w:r>
+    </w:p>
+    <w:p>
+      <w:pPr>
+        <w:pStyle w:val="ListBullet"/>
+      </w:pPr>
+      <w:r>
+        <w:t>1. Read boundary</w:t>
+      </w:r>
+    </w:p>
+    <w:p>
+      <w:pPr>
+        <w:pStyle w:val="ListBullet"/>
+      </w:pPr>
+      <w:r>
+        <w:t>2. Read first branch</w:t>
+      </w:r>
+    </w:p>
+    <w:p>
+      <w:pPr>
+        <w:pStyle w:val="ListBullet"/>
+      </w:pPr>
+      <w:r>
+        <w:t>3. Stop missing path</w:t>
+      </w:r>
+    </w:p>
+    <w:p>
+      <w:pPr>
+        <w:pStyle w:val="Heading3"/>
+      </w:pPr>
+      <w:r>
+        <w:t>My selected conclusion, deciding fact and explanation</w:t>
+      </w:r>
+    </w:p>
+    <w:p>
+      <w:r>
+        <w:t>________________________________________________________________</w:t>
+      </w:r>
+    </w:p>
+    <w:p>
+      <w:r>
+        <w:t>________________________________________________________________</w:t>
+      </w:r>
+    </w:p>
+    <w:p>
+      <w:r>
+        <w:t>________________________________________________________________</w:t>
+      </w:r>
+    </w:p>
+    <w:p>
+      <w:r>
+        <w:t>________________________________________________________________</w:t>
+      </w:r>
+    </w:p>
+    <w:p>
+      <w:r>
+        <w:t>________________________________________________________________</w:t>
+      </w:r>
+    </w:p>
+    <w:p>
+      <w:pPr>
+        <w:pStyle w:val="ListBullet"/>
+      </w:pPr>
+      <w:r>
+        <w:t>Hint if needed: Read the steps in the pictorial case. Match the supplied detail to the stage that performs or records it.</w:t>
+      </w:r>
+    </w:p>
+    <w:p>
+      <w:pPr>
+        <w:pStyle w:val="Heading2"/>
+      </w:pPr>
+      <w:r>
+        <w:t>Check the first explanation · reference / check after trying</w:t>
+      </w:r>
+    </w:p>
+    <w:p>
+      <w:pPr>
+        <w:spacing w:line="336" w:lineRule="auto" w:after="180"/>
+      </w:pPr>
+      <w:r>
+        <w:rPr>
+          <w:b w:val="0"/>
+        </w:rPr>
+        <w:t>After your attempt, compare with the supported explanation: Stop missing path N lacks a count, so use review rather than inventing zero. Read the picture in order. N lacks a count, so use review rather than inventing zero.</w:t>
+      </w:r>
+    </w:p>
+    <w:p>
+      <w:pPr>
+        <w:spacing w:line="336" w:lineRule="auto" w:after="180"/>
+      </w:pPr>
+      <w:r>
+        <w:rPr>
+          <w:b w:val="0"/>
+        </w:rPr>
+        <w:t xml:space="preserve">The arrows show which recorded </w:t>
+      </w:r>
+      <w:r>
+        <w:rPr>
+          <w:b/>
+        </w:rPr>
+        <w:t>input</w:t>
+      </w:r>
+      <w:r>
+        <w:rPr>
+          <w:b w:val="0"/>
+        </w:rPr>
+        <w:t xml:space="preserve"> or intermediate result each decision uses. Explain the deciding step aloud before checking the changed case; pointing to the final answer alone does not show how it follows.</w:t>
+      </w:r>
+    </w:p>
+    <w:p>
+      <w:pPr>
+        <w:pStyle w:val="Heading2"/>
+      </w:pPr>
+      <w:r>
+        <w:t>Changed-case question and hint</w:t>
+      </w:r>
+    </w:p>
+    <w:p>
+      <w:pPr>
+        <w:pStyle w:val="Heading3"/>
+      </w:pPr>
+      <w:r>
+        <w:t>Practice 2: explain the deciding evidence</w:t>
+      </w:r>
+    </w:p>
+    <w:p>
+      <w:pPr>
+        <w:pStyle w:val="ListBullet"/>
+      </w:pPr>
+      <w:r>
+        <w:t>Changed-case practice: The stored rule changes to visible_spots&gt;2. Which conclusion is supported by the supplied facts?</w:t>
+      </w:r>
+    </w:p>
+    <w:p>
+      <w:pPr>
+        <w:pStyle w:val="ListBullet"/>
+      </w:pPr>
+      <w:r>
+        <w:t>1. We can decide the result without examining the changed input or the procedure.</w:t>
+      </w:r>
+    </w:p>
+    <w:p>
+      <w:pPr>
+        <w:pStyle w:val="ListBullet"/>
+      </w:pPr>
+      <w:r>
+        <w:t>2. This one example guarantees correct results for every future input.</w:t>
+      </w:r>
+    </w:p>
+    <w:p>
+      <w:pPr>
+        <w:pStyle w:val="ListBullet"/>
+      </w:pPr>
+      <w:r>
+        <w:t>3. M is now predicted healthy.</w:t>
+      </w:r>
+    </w:p>
+    <w:p>
+      <w:pPr>
+        <w:pStyle w:val="Heading3"/>
+      </w:pPr>
+      <w:r>
+        <w:t>My selected conclusion, deciding fact and explanation</w:t>
+      </w:r>
+    </w:p>
+    <w:p>
+      <w:r>
+        <w:t>________________________________________________________________</w:t>
+      </w:r>
+    </w:p>
+    <w:p>
+      <w:r>
+        <w:t>________________________________________________________________</w:t>
+      </w:r>
+    </w:p>
+    <w:p>
+      <w:r>
+        <w:t>________________________________________________________________</w:t>
+      </w:r>
+    </w:p>
+    <w:p>
+      <w:r>
+        <w:t>________________________________________________________________</w:t>
+      </w:r>
+    </w:p>
+    <w:p>
+      <w:r>
+        <w:t>________________________________________________________________</w:t>
+      </w:r>
+    </w:p>
+    <w:p>
+      <w:pPr>
+        <w:pStyle w:val="ListBullet"/>
+      </w:pPr>
+      <w:r>
+        <w:t>Hint if needed: Use the changed condition and the deciding step in the pictorial trace. The answer must say what follows from those facts.</w:t>
+      </w:r>
+    </w:p>
+    <w:p>
+      <w:pPr>
+        <w:pStyle w:val="Heading2"/>
+      </w:pPr>
+      <w:r>
+        <w:t>Check the changed explanation · reference / check after trying</w:t>
+      </w:r>
+    </w:p>
+    <w:p>
+      <w:pPr>
+        <w:spacing w:line="336" w:lineRule="auto" w:after="180"/>
+      </w:pPr>
+      <w:r>
+        <w:rPr>
+          <w:b w:val="0"/>
+        </w:rPr>
+        <w:t xml:space="preserve">After your attempt, compare with the supported explanation: M is now predicted healthy. Changing &gt;= to &gt; moves the exact value 2 to the other </w:t>
+      </w:r>
+      <w:r>
+        <w:rPr>
+          <w:b/>
+        </w:rPr>
+        <w:t>branch</w:t>
+      </w:r>
+      <w:r>
+        <w:rPr>
+          <w:b w:val="0"/>
+        </w:rPr>
+        <w:t>.</w:t>
+      </w:r>
+    </w:p>
+    <w:p>
+      <w:pPr>
+        <w:pStyle w:val="Heading2"/>
+      </w:pPr>
+      <w:r>
+        <w:t>Repair and keep the record</w:t>
+      </w:r>
+    </w:p>
+    <w:p>
+      <w:pPr>
+        <w:spacing w:line="336" w:lineRule="auto" w:after="180"/>
+      </w:pPr>
+      <w:r>
+        <w:rPr>
+          <w:b w:val="0"/>
+        </w:rPr>
+        <w:t xml:space="preserve">Review Baselines First (ai-4/10). Goal: Fit a majority label baseline using </w:t>
+      </w:r>
+      <w:r>
+        <w:rPr>
+          <w:b/>
+        </w:rPr>
+        <w:t>training</w:t>
+      </w:r>
+      <w:r>
+        <w:rPr>
+          <w:b w:val="0"/>
+        </w:rPr>
+        <w:t xml:space="preserve"> labels only. Short practice: Can the candidate’s </w:t>
+      </w:r>
+      <w:r>
+        <w:rPr>
+          <w:b/>
+        </w:rPr>
+        <w:t>training</w:t>
+      </w:r>
+      <w:r>
+        <w:rPr>
+          <w:b w:val="0"/>
+        </w:rPr>
+        <w:t xml:space="preserve"> accuracy replace this validation comparison?</w:t>
+      </w:r>
+    </w:p>
+    <w:p>
+      <w:pPr>
+        <w:spacing w:line="336" w:lineRule="auto" w:after="180"/>
+      </w:pPr>
+      <w:r>
+        <w:rPr>
+          <w:b w:val="0"/>
+        </w:rPr>
+        <w:t xml:space="preserve">Point to the relevant step in the picture, then write the changed result and the rule or </w:t>
+      </w:r>
+      <w:r>
+        <w:rPr>
+          <w:b/>
+        </w:rPr>
+        <w:t>evidence</w:t>
+      </w:r>
+      <w:r>
+        <w:rPr>
+          <w:b w:val="0"/>
+        </w:rPr>
+        <w:t xml:space="preserve"> that supports it.. Return to this week and explain what you changed.</w:t>
+      </w:r>
+    </w:p>
+    <w:p>
+      <w:pPr>
+        <w:spacing w:line="336" w:lineRule="auto" w:after="180"/>
+      </w:pPr>
+      <w:r>
+        <w:rPr>
+          <w:b w:val="0"/>
+        </w:rPr>
+        <w:t xml:space="preserve">Review Leakage (ai-4/8). Goal: Choose a </w:t>
+      </w:r>
+      <w:r>
+        <w:rPr>
+          <w:b/>
+        </w:rPr>
+        <w:t>split</w:t>
+      </w:r>
+      <w:r>
+        <w:rPr>
+          <w:b w:val="0"/>
+        </w:rPr>
+        <w:t xml:space="preserve"> unit that matches the intended </w:t>
+      </w:r>
+      <w:r>
+        <w:rPr>
+          <w:b/>
+        </w:rPr>
+        <w:t>prediction</w:t>
+      </w:r>
+      <w:r>
+        <w:rPr>
+          <w:b w:val="0"/>
+        </w:rPr>
+        <w:t xml:space="preserve"> claim. Short practice: How many independently new plant identities are in the original test?</w:t>
+      </w:r>
+    </w:p>
+    <w:p>
+      <w:pPr>
+        <w:spacing w:line="336" w:lineRule="auto" w:after="180"/>
+      </w:pPr>
+      <w:r>
+        <w:rPr>
+          <w:b w:val="0"/>
+        </w:rPr>
+        <w:t xml:space="preserve">Point to the relevant step in the picture, then write the changed result and the rule or </w:t>
+      </w:r>
+      <w:r>
+        <w:rPr>
+          <w:b/>
+        </w:rPr>
+        <w:t>evidence</w:t>
+      </w:r>
+      <w:r>
+        <w:rPr>
+          <w:b w:val="0"/>
+        </w:rPr>
+        <w:t xml:space="preserve"> that supports it.. Return to this week and explain what you changed.</w:t>
+      </w:r>
+    </w:p>
+    <w:p>
+      <w:pPr>
+        <w:spacing w:line="336" w:lineRule="auto" w:after="180"/>
+      </w:pPr>
+      <w:r>
+        <w:rPr>
+          <w:b w:val="0"/>
+        </w:rPr>
+        <w:t>Review Inspect Before Modeling (ai-4/5). Goal: Inspect row meaning missing values and repeated records. Short practice: Which original information should the inspection log preserve?</w:t>
+      </w:r>
+    </w:p>
+    <w:p>
+      <w:pPr>
+        <w:spacing w:line="336" w:lineRule="auto" w:after="180"/>
+      </w:pPr>
+      <w:r>
+        <w:rPr>
+          <w:b w:val="0"/>
+        </w:rPr>
+        <w:t xml:space="preserve">Point to the relevant step in the picture, then write the changed result and the rule or </w:t>
+      </w:r>
+      <w:r>
+        <w:rPr>
+          <w:b/>
+        </w:rPr>
+        <w:t>evidence</w:t>
+      </w:r>
+      <w:r>
+        <w:rPr>
+          <w:b w:val="0"/>
+        </w:rPr>
+        <w:t xml:space="preserve"> that supports it.. Return to this week and explain what you changed.</w:t>
+      </w:r>
+    </w:p>
+    <w:p>
+      <w:pPr>
+        <w:spacing w:line="336" w:lineRule="auto" w:after="180"/>
+      </w:pPr>
+      <w:r>
+        <w:rPr>
+          <w:b w:val="0"/>
+        </w:rPr>
+        <w:t xml:space="preserve">The browser lab lets you edit the supported Python examples already included in this lesson. Predict first, run, inspect the actual </w:t>
+      </w:r>
+      <w:r>
+        <w:rPr>
+          <w:b/>
+        </w:rPr>
+        <w:t>output</w:t>
+      </w:r>
+      <w:r>
+        <w:rPr>
+          <w:b w:val="0"/>
+        </w:rPr>
+        <w:t xml:space="preserve"> or error, change one </w:t>
+      </w:r>
+      <w:r>
+        <w:rPr>
+          <w:b/>
+        </w:rPr>
+        <w:t>input</w:t>
+      </w:r>
+      <w:r>
+        <w:rPr>
+          <w:b w:val="0"/>
+        </w:rPr>
+        <w:t>, then run again.</w:t>
+      </w:r>
+    </w:p>
+    <w:p>
+      <w:pPr>
+        <w:spacing w:line="336" w:lineRule="auto" w:after="180"/>
+      </w:pPr>
+      <w:r>
+        <w:rPr>
+          <w:b w:val="0"/>
+        </w:rPr>
+        <w:t xml:space="preserve">Keep code, </w:t>
+      </w:r>
+      <w:r>
+        <w:rPr>
+          <w:b/>
+        </w:rPr>
+        <w:t>prediction</w:t>
+      </w:r>
+      <w:r>
+        <w:rPr>
+          <w:b w:val="0"/>
+        </w:rPr>
+        <w:t>s, actual results and a reasoned revision together. On paper, label your result as a trace rather than an execution.</w:t>
+      </w:r>
+    </w:p>
+    <w:p>
+      <w:pPr>
+        <w:spacing w:line="336" w:lineRule="auto" w:after="180"/>
+      </w:pPr>
+      <w:r>
+        <w:rPr>
+          <w:b w:val="0"/>
+        </w:rPr>
+        <w:t xml:space="preserve">Use Download completed work in the hosted lesson to export your answers, reflections, practice feedback and code-run </w:t>
+      </w:r>
+      <w:r>
+        <w:rPr>
+          <w:b/>
+        </w:rPr>
+        <w:t>evidence</w:t>
+      </w:r>
+      <w:r>
+        <w:rPr>
+          <w:b w:val="0"/>
+        </w:rPr>
+        <w:t>. Open the HTML copy to read or print it.</w:t>
+      </w:r>
+    </w:p>
+    <w:p>
+      <w:pPr>
+        <w:spacing w:line="336" w:lineRule="auto" w:after="180"/>
+      </w:pPr>
+      <w:r>
+        <w:rPr>
+          <w:b w:val="0"/>
+        </w:rPr>
+        <w:t>Drafts stay in this browser when storage is available; clear drafts on a shared device.</w:t>
+      </w:r>
+    </w:p>
+    <w:p>
+      <w:pPr>
+        <w:pStyle w:val="Heading3"/>
+      </w:pPr>
+      <w:r>
+        <w:t>What I repaired, the evidence I kept and the next test</w:t>
+      </w:r>
+    </w:p>
+    <w:p>
+      <w:r>
+        <w:t>________________________________________________________________</w:t>
+      </w:r>
+    </w:p>
+    <w:p>
+      <w:r>
+        <w:t>________________________________________________________________</w:t>
+      </w:r>
+    </w:p>
+    <w:p>
+      <w:r>
+        <w:t>________________________________________________________________</w:t>
+      </w:r>
+    </w:p>
+    <w:p>
+      <w:r>
+        <w:t>________________________________________________________________</w:t>
+      </w:r>
+    </w:p>
+    <w:p>
+      <w:r>
+        <w:t>________________________________________________________________</w:t>
+      </w:r>
+    </w:p>
+    <w:p>
+      <w:pPr>
+        <w:pStyle w:val="Heading2"/>
+      </w:pPr>
+      <w:r>
+        <w:t>Earlier wording, alternatives and picture transcripts · reference / check after trying</w:t>
       </w:r>
     </w:p>
     <w:p>
@@ -2396,74 +2485,10 @@
     </w:p>
     <w:p>
       <w:pPr>
-        <w:spacing w:line="336" w:lineRule="auto" w:after="180"/>
-      </w:pPr>
-      <w:r>
-        <w:rPr>
-          <w:b w:val="0"/>
-        </w:rPr>
-        <w:t>Trace a small fitted tree, including its exact boundary.</w:t>
-      </w:r>
-    </w:p>
-    <w:p>
-      <w:pPr>
         <w:pStyle w:val="Heading3"/>
       </w:pPr>
       <w:r>
-        <w:t>Practice 1: explain the deciding evidence</w:t>
-      </w:r>
-    </w:p>
-    <w:p>
-      <w:pPr>
-        <w:spacing w:line="336" w:lineRule="auto" w:after="180"/>
-      </w:pPr>
-      <w:r>
-        <w:rPr>
-          <w:b w:val="0"/>
-        </w:rPr>
-        <w:t>Which labelled step matches this detail? N lacks a count, so use review rather than inventing zero.</w:t>
-      </w:r>
-    </w:p>
-    <w:p>
-      <w:pPr>
-        <w:spacing w:line="336" w:lineRule="auto" w:after="180"/>
-        <w:shd w:fill="F4F9FC"/>
-      </w:pPr>
-      <w:r>
-        <w:rPr>
-          <w:b w:val="0"/>
-        </w:rPr>
-        <w:t>1. Read boundary</w:t>
-      </w:r>
-    </w:p>
-    <w:p>
-      <w:pPr>
-        <w:spacing w:line="336" w:lineRule="auto" w:after="180"/>
-        <w:shd w:fill="F4F9FC"/>
-      </w:pPr>
-      <w:r>
-        <w:rPr>
-          <w:b w:val="0"/>
-        </w:rPr>
-        <w:t xml:space="preserve">2. Read first </w:t>
-      </w:r>
-      <w:r>
-        <w:rPr>
-          <w:b/>
-        </w:rPr>
-        <w:t>branch</w:t>
-      </w:r>
-    </w:p>
-    <w:p>
-      <w:pPr>
-        <w:spacing w:line="336" w:lineRule="auto" w:after="180"/>
-        <w:shd w:fill="F4F9FC"/>
-      </w:pPr>
-      <w:r>
-        <w:rPr>
-          <w:b w:val="0"/>
-        </w:rPr>
-        <w:t>3. Stop missing path</w:t>
+        <w:t>Repair a missing building block</w:t>
       </w:r>
     </w:p>
     <w:p>
@@ -2471,32 +2496,7 @@
         <w:pStyle w:val="Heading3"/>
       </w:pPr>
       <w:r>
-        <w:t>My selected conclusion, deciding fact and explanation</w:t>
-      </w:r>
-    </w:p>
-    <w:p>
-      <w:r>
-        <w:t>________________________________________________________________</w:t>
-      </w:r>
-    </w:p>
-    <w:p>
-      <w:r>
-        <w:t>________________________________________________________________</w:t>
-      </w:r>
-    </w:p>
-    <w:p>
-      <w:r>
-        <w:t>________________________________________________________________</w:t>
-      </w:r>
-    </w:p>
-    <w:p>
-      <w:r>
-        <w:t>________________________________________________________________</w:t>
-      </w:r>
-    </w:p>
-    <w:p>
-      <w:r>
-        <w:t>________________________________________________________________</w:t>
+        <w:t>Predict, run and debug</w:t>
       </w:r>
     </w:p>
     <w:p>
@@ -2504,553 +2504,25 @@
         <w:pStyle w:val="Heading3"/>
       </w:pPr>
       <w:r>
-        <w:t>Hint · try first</w:t>
-      </w:r>
-    </w:p>
-    <w:p>
-      <w:pPr>
-        <w:spacing w:line="336" w:lineRule="auto" w:after="180"/>
-        <w:shd w:fill="F1F6F8"/>
-      </w:pPr>
-      <w:r>
-        <w:rPr>
-          <w:b w:val="0"/>
-        </w:rPr>
-        <w:t>Hint if needed: Read the steps in the pictorial case. Match the supplied detail to the stage that performs or records it.</w:t>
-      </w:r>
-    </w:p>
-    <w:p>
-      <w:pPr>
-        <w:pStyle w:val="Heading3"/>
-      </w:pPr>
-      <w:r>
-        <w:t>Feedback · compare after trying</w:t>
-      </w:r>
-    </w:p>
-    <w:p>
-      <w:pPr>
-        <w:spacing w:line="336" w:lineRule="auto" w:after="180"/>
-        <w:shd w:fill="F1F6FC"/>
-      </w:pPr>
-      <w:r>
-        <w:rPr>
-          <w:b w:val="0"/>
-        </w:rPr>
-        <w:t>After your attempt, compare with the supported explanation: Stop missing path N lacks a count, so use review rather than inventing zero. Read the picture in order. N lacks a count, so use review rather than inventing zero.</w:t>
-      </w:r>
-    </w:p>
-    <w:p>
-      <w:pPr>
-        <w:spacing w:line="336" w:lineRule="auto" w:after="180"/>
-        <w:shd w:fill="F1F6FC"/>
-      </w:pPr>
-      <w:r>
-        <w:rPr>
-          <w:b w:val="0"/>
-        </w:rPr>
-        <w:t xml:space="preserve">The arrows show which recorded </w:t>
-      </w:r>
-      <w:r>
-        <w:rPr>
-          <w:b/>
-        </w:rPr>
-        <w:t>input</w:t>
-      </w:r>
-      <w:r>
-        <w:rPr>
-          <w:b w:val="0"/>
-        </w:rPr>
-        <w:t xml:space="preserve"> or intermediate result each decision uses. Explain the deciding step aloud before checking the changed case; pointing to the final answer alone does not show how it follows.</w:t>
-      </w:r>
-    </w:p>
-    <w:p>
-      <w:pPr>
-        <w:pStyle w:val="Heading3"/>
-      </w:pPr>
-      <w:r>
-        <w:t>Practice 2: explain the deciding evidence</w:t>
-      </w:r>
-    </w:p>
-    <w:p>
-      <w:pPr>
-        <w:pStyle w:val="Heading3"/>
-      </w:pPr>
-      <w:r>
-        <w:t>Changed case · predict first</w:t>
-      </w:r>
-    </w:p>
-    <w:p>
-      <w:pPr>
-        <w:spacing w:line="336" w:lineRule="auto" w:after="180"/>
-        <w:shd w:fill="F5F1FB"/>
-      </w:pPr>
-      <w:r>
-        <w:rPr>
-          <w:b w:val="0"/>
-        </w:rPr>
-        <w:t>Changed-case practice: The stored rule changes to visible_spots&gt;2. Which conclusion is supported by the supplied facts?</w:t>
-      </w:r>
-    </w:p>
-    <w:p>
-      <w:pPr>
-        <w:spacing w:line="336" w:lineRule="auto" w:after="180"/>
-        <w:shd w:fill="F4F9FC"/>
-      </w:pPr>
-      <w:r>
-        <w:rPr>
-          <w:b w:val="0"/>
-        </w:rPr>
-        <w:t xml:space="preserve">1. We can decide the result without examining the changed </w:t>
-      </w:r>
-      <w:r>
-        <w:rPr>
-          <w:b/>
-        </w:rPr>
-        <w:t>input</w:t>
-      </w:r>
-      <w:r>
-        <w:rPr>
-          <w:b w:val="0"/>
-        </w:rPr>
-        <w:t xml:space="preserve"> or the procedure.</w:t>
-      </w:r>
-    </w:p>
-    <w:p>
-      <w:pPr>
-        <w:spacing w:line="336" w:lineRule="auto" w:after="180"/>
-        <w:shd w:fill="F4F9FC"/>
-      </w:pPr>
-      <w:r>
-        <w:rPr>
-          <w:b w:val="0"/>
-        </w:rPr>
-        <w:t xml:space="preserve">2. This one example guarantees correct results for every future </w:t>
-      </w:r>
-      <w:r>
-        <w:rPr>
-          <w:b/>
-        </w:rPr>
-        <w:t>input</w:t>
-      </w:r>
-      <w:r>
-        <w:rPr>
-          <w:b w:val="0"/>
-        </w:rPr>
-        <w:t>.</w:t>
-      </w:r>
-    </w:p>
-    <w:p>
-      <w:pPr>
-        <w:spacing w:line="336" w:lineRule="auto" w:after="180"/>
-        <w:shd w:fill="F4F9FC"/>
-      </w:pPr>
-      <w:r>
-        <w:rPr>
-          <w:b w:val="0"/>
-        </w:rPr>
-        <w:t>3. M is now predicted healthy.</w:t>
-      </w:r>
-    </w:p>
-    <w:p>
-      <w:pPr>
-        <w:pStyle w:val="Heading3"/>
-      </w:pPr>
-      <w:r>
-        <w:t>My selected conclusion, deciding fact and explanation</w:t>
-      </w:r>
-    </w:p>
-    <w:p>
-      <w:r>
-        <w:t>________________________________________________________________</w:t>
-      </w:r>
-    </w:p>
-    <w:p>
-      <w:r>
-        <w:t>________________________________________________________________</w:t>
-      </w:r>
-    </w:p>
-    <w:p>
-      <w:r>
-        <w:t>________________________________________________________________</w:t>
-      </w:r>
-    </w:p>
-    <w:p>
-      <w:r>
-        <w:t>________________________________________________________________</w:t>
-      </w:r>
-    </w:p>
-    <w:p>
-      <w:r>
-        <w:t>________________________________________________________________</w:t>
-      </w:r>
-    </w:p>
-    <w:p>
-      <w:pPr>
-        <w:pStyle w:val="Heading3"/>
-      </w:pPr>
-      <w:r>
-        <w:t>Hint · try first</w:t>
-      </w:r>
-    </w:p>
-    <w:p>
-      <w:pPr>
-        <w:spacing w:line="336" w:lineRule="auto" w:after="180"/>
-        <w:shd w:fill="F1F6F8"/>
-      </w:pPr>
-      <w:r>
-        <w:rPr>
-          <w:b w:val="0"/>
-        </w:rPr>
-        <w:t>Hint if needed: Use the changed condition and the deciding step in the pictorial trace. The answer must say what follows from those facts.</w:t>
-      </w:r>
-    </w:p>
-    <w:p>
-      <w:pPr>
-        <w:pStyle w:val="Heading3"/>
-      </w:pPr>
-      <w:r>
-        <w:t>Feedback · compare after trying</w:t>
-      </w:r>
-    </w:p>
-    <w:p>
-      <w:pPr>
-        <w:spacing w:line="336" w:lineRule="auto" w:after="180"/>
-        <w:shd w:fill="F1F6FC"/>
-      </w:pPr>
-      <w:r>
-        <w:rPr>
-          <w:b w:val="0"/>
-        </w:rPr>
-        <w:t xml:space="preserve">After your attempt, compare with the supported explanation: M is now predicted healthy. Changing &gt;= to &gt; moves the exact value 2 to the other </w:t>
-      </w:r>
-      <w:r>
-        <w:rPr>
-          <w:b/>
-        </w:rPr>
-        <w:t>branch</w:t>
-      </w:r>
-      <w:r>
-        <w:rPr>
-          <w:b w:val="0"/>
-        </w:rPr>
-        <w:t>.</w:t>
-      </w:r>
-    </w:p>
-    <w:p>
-      <w:pPr>
-        <w:pStyle w:val="Heading3"/>
-      </w:pPr>
-      <w:r>
-        <w:t>Repair a missing building block</w:t>
-      </w:r>
-    </w:p>
-    <w:p>
-      <w:pPr>
-        <w:spacing w:line="336" w:lineRule="auto" w:after="180"/>
-      </w:pPr>
-      <w:r>
-        <w:rPr>
-          <w:b w:val="0"/>
-        </w:rPr>
-        <w:t xml:space="preserve">Review Baselines First (ai-4/10). Goal: Fit a majority label baseline using </w:t>
-      </w:r>
-      <w:r>
-        <w:rPr>
-          <w:b/>
-        </w:rPr>
-        <w:t>training</w:t>
-      </w:r>
-      <w:r>
-        <w:rPr>
-          <w:b w:val="0"/>
-        </w:rPr>
-        <w:t xml:space="preserve"> labels only. Short practice: Can the candidate’s </w:t>
-      </w:r>
-      <w:r>
-        <w:rPr>
-          <w:b/>
-        </w:rPr>
-        <w:t>training</w:t>
-      </w:r>
-      <w:r>
-        <w:rPr>
-          <w:b w:val="0"/>
-        </w:rPr>
-        <w:t xml:space="preserve"> accuracy replace this validation comparison?</w:t>
-      </w:r>
-    </w:p>
-    <w:p>
-      <w:pPr>
-        <w:spacing w:line="336" w:lineRule="auto" w:after="180"/>
-      </w:pPr>
-      <w:r>
-        <w:rPr>
-          <w:b w:val="0"/>
-        </w:rPr>
-        <w:t xml:space="preserve">Point to the relevant step in the picture, then write the changed result and the rule or </w:t>
-      </w:r>
-      <w:r>
-        <w:rPr>
-          <w:b/>
-        </w:rPr>
-        <w:t>evidence</w:t>
-      </w:r>
-      <w:r>
-        <w:rPr>
-          <w:b w:val="0"/>
-        </w:rPr>
-        <w:t xml:space="preserve"> that supports it.. Return to this week and explain what you changed.</w:t>
-      </w:r>
-    </w:p>
-    <w:p>
-      <w:pPr>
-        <w:spacing w:line="336" w:lineRule="auto" w:after="180"/>
-      </w:pPr>
-      <w:r>
-        <w:rPr>
-          <w:b w:val="0"/>
-        </w:rPr>
-        <w:t xml:space="preserve">Review Leakage (ai-4/8). Goal: Choose a </w:t>
-      </w:r>
-      <w:r>
-        <w:rPr>
-          <w:b/>
-        </w:rPr>
-        <w:t>split</w:t>
-      </w:r>
-      <w:r>
-        <w:rPr>
-          <w:b w:val="0"/>
-        </w:rPr>
-        <w:t xml:space="preserve"> unit that matches the intended </w:t>
-      </w:r>
-      <w:r>
-        <w:rPr>
-          <w:b/>
-        </w:rPr>
-        <w:t>prediction</w:t>
-      </w:r>
-      <w:r>
-        <w:rPr>
-          <w:b w:val="0"/>
-        </w:rPr>
-        <w:t xml:space="preserve"> claim. Short practice: How many independently new plant identities are in the original test?</w:t>
-      </w:r>
-    </w:p>
-    <w:p>
-      <w:pPr>
-        <w:spacing w:line="336" w:lineRule="auto" w:after="180"/>
-      </w:pPr>
-      <w:r>
-        <w:rPr>
-          <w:b w:val="0"/>
-        </w:rPr>
-        <w:t xml:space="preserve">Point to the relevant step in the picture, then write the changed result and the rule or </w:t>
-      </w:r>
-      <w:r>
-        <w:rPr>
-          <w:b/>
-        </w:rPr>
-        <w:t>evidence</w:t>
-      </w:r>
-      <w:r>
-        <w:rPr>
-          <w:b w:val="0"/>
-        </w:rPr>
-        <w:t xml:space="preserve"> that supports it.. Return to this week and explain what you changed.</w:t>
-      </w:r>
-    </w:p>
-    <w:p>
-      <w:pPr>
-        <w:spacing w:line="336" w:lineRule="auto" w:after="180"/>
-      </w:pPr>
-      <w:r>
-        <w:rPr>
-          <w:b w:val="0"/>
-        </w:rPr>
-        <w:t>Review Inspect Before Modeling (ai-4/5). Goal: Inspect row meaning missing values and repeated records. Short practice: Which original information should the inspection log preserve?</w:t>
-      </w:r>
-    </w:p>
-    <w:p>
-      <w:pPr>
-        <w:spacing w:line="336" w:lineRule="auto" w:after="180"/>
-      </w:pPr>
-      <w:r>
-        <w:rPr>
-          <w:b w:val="0"/>
-        </w:rPr>
-        <w:t xml:space="preserve">Point to the relevant step in the picture, then write the changed result and the rule or </w:t>
-      </w:r>
-      <w:r>
-        <w:rPr>
-          <w:b/>
-        </w:rPr>
-        <w:t>evidence</w:t>
-      </w:r>
-      <w:r>
-        <w:rPr>
-          <w:b w:val="0"/>
-        </w:rPr>
-        <w:t xml:space="preserve"> that supports it.. Return to this week and explain what you changed.</w:t>
-      </w:r>
-    </w:p>
-    <w:p>
-      <w:pPr>
-        <w:pStyle w:val="Heading3"/>
-      </w:pPr>
-      <w:r>
-        <w:t>Predict, run and debug</w:t>
-      </w:r>
-    </w:p>
-    <w:p>
-      <w:pPr>
-        <w:spacing w:line="336" w:lineRule="auto" w:after="180"/>
-      </w:pPr>
-      <w:r>
-        <w:rPr>
-          <w:b w:val="0"/>
-        </w:rPr>
-        <w:t xml:space="preserve">The browser lab lets you edit the supported Python examples already included in this lesson. Predict first, run, inspect the actual </w:t>
-      </w:r>
-      <w:r>
-        <w:rPr>
-          <w:b/>
-        </w:rPr>
-        <w:t>output</w:t>
-      </w:r>
-      <w:r>
-        <w:rPr>
-          <w:b w:val="0"/>
-        </w:rPr>
-        <w:t xml:space="preserve"> or error, change one </w:t>
-      </w:r>
-      <w:r>
-        <w:rPr>
-          <w:b/>
-        </w:rPr>
-        <w:t>input</w:t>
-      </w:r>
-      <w:r>
-        <w:rPr>
-          <w:b w:val="0"/>
-        </w:rPr>
-        <w:t>, then run again.</w:t>
-      </w:r>
-    </w:p>
-    <w:p>
-      <w:pPr>
-        <w:spacing w:line="336" w:lineRule="auto" w:after="180"/>
-      </w:pPr>
-      <w:r>
-        <w:rPr>
-          <w:b w:val="0"/>
-        </w:rPr>
-        <w:t xml:space="preserve">Keep code, </w:t>
-      </w:r>
-      <w:r>
-        <w:rPr>
-          <w:b/>
-        </w:rPr>
-        <w:t>prediction</w:t>
-      </w:r>
-      <w:r>
-        <w:rPr>
-          <w:b w:val="0"/>
-        </w:rPr>
-        <w:t>s, actual results and a reasoned revision together. On paper, label your result as a trace rather than an execution.</w:t>
-      </w:r>
-    </w:p>
-    <w:p>
-      <w:pPr>
-        <w:pStyle w:val="Heading3"/>
-      </w:pPr>
-      <w:r>
         <w:t>Keep your completed work</w:t>
       </w:r>
     </w:p>
     <w:p>
       <w:pPr>
-        <w:spacing w:line="336" w:lineRule="auto" w:after="180"/>
-      </w:pPr>
-      <w:r>
-        <w:rPr>
-          <w:b w:val="0"/>
-        </w:rPr>
-        <w:t xml:space="preserve">Use Download completed work in the hosted lesson to export your answers, reflections, practice feedback and code-run </w:t>
-      </w:r>
-      <w:r>
-        <w:rPr>
-          <w:b/>
-        </w:rPr>
-        <w:t>evidence</w:t>
-      </w:r>
-      <w:r>
-        <w:rPr>
-          <w:b w:val="0"/>
-        </w:rPr>
-        <w:t>. Open the HTML copy to read or print it.</w:t>
-      </w:r>
-    </w:p>
-    <w:p>
-      <w:pPr>
-        <w:spacing w:line="336" w:lineRule="auto" w:after="180"/>
-      </w:pPr>
-      <w:r>
-        <w:rPr>
-          <w:b w:val="0"/>
-        </w:rPr>
-        <w:t>Drafts stay in this browser when storage is available; clear drafts on a shared device.</w:t>
-      </w:r>
-    </w:p>
-    <w:p>
-      <w:pPr>
-        <w:pStyle w:val="Heading3"/>
-      </w:pPr>
-      <w:r>
-        <w:t>What I repaired, the evidence I kept and the next test</w:t>
-      </w:r>
-    </w:p>
-    <w:p>
-      <w:r>
-        <w:t>________________________________________________________________</w:t>
-      </w:r>
-    </w:p>
-    <w:p>
-      <w:r>
-        <w:t>________________________________________________________________</w:t>
-      </w:r>
-    </w:p>
-    <w:p>
-      <w:r>
-        <w:t>________________________________________________________________</w:t>
-      </w:r>
-    </w:p>
-    <w:p>
-      <w:r>
-        <w:t>________________________________________________________________</w:t>
-      </w:r>
-    </w:p>
-    <w:p>
-      <w:r>
-        <w:t>________________________________________________________________</w:t>
-      </w:r>
-    </w:p>
-    <w:p>
-      <w:pPr>
         <w:pStyle w:val="Heading1"/>
       </w:pPr>
       <w:r>
-        <w:t>21. Visual concept journey</w:t>
-      </w:r>
-    </w:p>
-    <w:p>
-      <w:r>
-        <w:t>Explain each Decision Trees picture from its labels, then record a relevant limit.</w:t>
-      </w:r>
-    </w:p>
-    <w:p>
-      <w:pPr>
-        <w:pStyle w:val="Heading3"/>
+        <w:t>21. Reference · Six-picture response sheets</w:t>
+      </w:r>
+    </w:p>
+    <w:p>
+      <w:r>
+        <w:t>Choose the relevant picture instead of repeating every task.</w:t>
+      </w:r>
+    </w:p>
+    <w:p>
+      <w:pPr>
+        <w:pStyle w:val="Heading2"/>
       </w:pPr>
       <w:r>
         <w:t>01. Decision Trees: the case</w:t>
@@ -3141,7 +2613,6 @@
     <w:p>
       <w:pPr>
         <w:spacing w:line="336" w:lineRule="auto" w:after="180"/>
-        <w:shd w:fill="F5F1FB"/>
       </w:pPr>
       <w:r>
         <w:rPr>
@@ -3180,7 +2651,7 @@
     </w:p>
     <w:p>
       <w:pPr>
-        <w:pStyle w:val="Heading3"/>
+        <w:pStyle w:val="Heading2"/>
       </w:pPr>
       <w:r>
         <w:t>02. Follow the deciding steps</w:t>
@@ -3248,7 +2719,6 @@
     <w:p>
       <w:pPr>
         <w:spacing w:line="336" w:lineRule="auto" w:after="180"/>
-        <w:shd w:fill="F5F1FB"/>
       </w:pPr>
       <w:r>
         <w:rPr>
@@ -3299,7 +2769,7 @@
     </w:p>
     <w:p>
       <w:pPr>
-        <w:pStyle w:val="Heading3"/>
+        <w:pStyle w:val="Heading2"/>
       </w:pPr>
       <w:r>
         <w:t>03. Two paths through the learned tree</w:t>
@@ -3355,7 +2825,6 @@
     <w:p>
       <w:pPr>
         <w:spacing w:line="336" w:lineRule="auto" w:after="180"/>
-        <w:shd w:fill="F5F1FB"/>
       </w:pPr>
       <w:r>
         <w:rPr>
@@ -3394,7 +2863,7 @@
     </w:p>
     <w:p>
       <w:pPr>
-        <w:pStyle w:val="Heading3"/>
+        <w:pStyle w:val="Heading2"/>
       </w:pPr>
       <w:r>
         <w:t>04. Change one thing. Trace what follows.</w:t>
@@ -3473,7 +2942,6 @@
     <w:p>
       <w:pPr>
         <w:spacing w:line="336" w:lineRule="auto" w:after="180"/>
-        <w:shd w:fill="F5F1FB"/>
       </w:pPr>
       <w:r>
         <w:rPr>
@@ -3512,7 +2980,7 @@
     </w:p>
     <w:p>
       <w:pPr>
-        <w:pStyle w:val="Heading3"/>
+        <w:pStyle w:val="Heading2"/>
       </w:pPr>
       <w:r>
         <w:t>05. Connect the explanation to its limit</w:t>
@@ -3638,7 +3106,6 @@
     <w:p>
       <w:pPr>
         <w:spacing w:line="336" w:lineRule="auto" w:after="180"/>
-        <w:shd w:fill="F5F1FB"/>
       </w:pPr>
       <w:r>
         <w:rPr>
@@ -3677,7 +3144,7 @@
     </w:p>
     <w:p>
       <w:pPr>
-        <w:pStyle w:val="Heading3"/>
+        <w:pStyle w:val="Heading2"/>
       </w:pPr>
       <w:r>
         <w:t>06. Make the idea visible in your project</w:t>
@@ -3803,7 +3270,6 @@
     <w:p>
       <w:pPr>
         <w:spacing w:line="336" w:lineRule="auto" w:after="180"/>
-        <w:shd w:fill="F5F1FB"/>
       </w:pPr>
       <w:r>
         <w:rPr>
@@ -3850,6 +3316,62 @@
     <w:p>
       <w:r>
         <w:t>________________________________________________________________</w:t>
+      </w:r>
+    </w:p>
+    <w:p>
+      <w:pPr>
+        <w:pStyle w:val="Heading2"/>
+      </w:pPr>
+      <w:r>
+        <w:t>Earlier wording, alternatives and picture transcripts · reference / check after trying</w:t>
+      </w:r>
+    </w:p>
+    <w:p>
+      <w:pPr>
+        <w:pStyle w:val="Heading3"/>
+      </w:pPr>
+      <w:r>
+        <w:t>01. Decision Trees: the case</w:t>
+      </w:r>
+    </w:p>
+    <w:p>
+      <w:pPr>
+        <w:pStyle w:val="Heading3"/>
+      </w:pPr>
+      <w:r>
+        <w:t>02. Follow the deciding steps</w:t>
+      </w:r>
+    </w:p>
+    <w:p>
+      <w:pPr>
+        <w:pStyle w:val="Heading3"/>
+      </w:pPr>
+      <w:r>
+        <w:t>03. Two paths through the learned tree</w:t>
+      </w:r>
+    </w:p>
+    <w:p>
+      <w:pPr>
+        <w:pStyle w:val="Heading3"/>
+      </w:pPr>
+      <w:r>
+        <w:t>04. Change one thing. Trace what follows.</w:t>
+      </w:r>
+    </w:p>
+    <w:p>
+      <w:pPr>
+        <w:pStyle w:val="Heading3"/>
+      </w:pPr>
+      <w:r>
+        <w:t>05. Connect the explanation to its limit</w:t>
+      </w:r>
+    </w:p>
+    <w:p>
+      <w:pPr>
+        <w:pStyle w:val="Heading3"/>
+      </w:pPr>
+      <w:r>
+        <w:t>06. Make the idea visible in your project</w:t>
       </w:r>
     </w:p>
     <w:sectPr>
